--- a/documentation/Crius_Space_PDR.docx
+++ b/documentation/Crius_Space_PDR.docx
@@ -1,6 +1,6 @@
 
 <file path=word/document.xml><?xml version="1.0" encoding="utf-8"?>
-<w:document xmlns:wpc="http://schemas.microsoft.com/office/word/2010/wordprocessingCanvas" xmlns:cx="http://schemas.microsoft.com/office/drawing/2014/chartex" xmlns:cx1="http://schemas.microsoft.com/office/drawing/2015/9/8/chartex" xmlns:cx2="http://schemas.microsoft.com/office/drawing/2015/10/21/chartex" xmlns:cx3="http://schemas.microsoft.com/office/drawing/2016/5/9/chartex" xmlns:cx4="http://schemas.microsoft.com/office/drawing/2016/5/10/chartex" xmlns:cx5="http://schemas.microsoft.com/office/drawing/2016/5/11/chartex" xmlns:cx6="http://schemas.microsoft.com/office/drawing/2016/5/12/chartex" xmlns:cx7="http://schemas.microsoft.com/office/drawing/2016/5/13/chartex" xmlns:cx8="http://schemas.microsoft.com/office/drawing/2016/5/14/chartex" xmlns:mc="http://schemas.openxmlformats.org/markup-compatibility/2006" xmlns:aink="http://schemas.microsoft.com/office/drawing/2016/ink" xmlns:am3d="http://schemas.microsoft.com/office/drawing/2017/model3d" xmlns:o="urn:schemas-microsoft-com:office:office" xmlns:oel="http://schemas.microsoft.com/office/2019/extlst" xmlns:r="http://schemas.openxmlformats.org/officeDocument/2006/relationships" xmlns:m="http://schemas.openxmlformats.org/officeDocument/2006/math" xmlns:v="urn:schemas-microsoft-com:vml" xmlns:wp14="http://schemas.microsoft.com/office/word/2010/wordprocessingDrawing" xmlns:wp="http://schemas.openxmlformats.org/drawingml/2006/wordprocessingDrawing" xmlns:w10="urn:schemas-microsoft-com:office:word" xmlns:w="http://schemas.openxmlformats.org/wordprocessingml/2006/main" xmlns:w14="http://schemas.microsoft.com/office/word/2010/wordml" xmlns:w15="http://schemas.microsoft.com/office/word/2012/wordml" xmlns:w16cex="http://schemas.microsoft.com/office/word/2018/wordml/cex" xmlns:w16cid="http://schemas.microsoft.com/office/word/2016/wordml/cid" xmlns:w16="http://schemas.microsoft.com/office/word/2018/wordml" xmlns:w16du="http://schemas.microsoft.com/office/word/2023/wordml/word16du" xmlns:w16sdtdh="http://schemas.microsoft.com/office/word/2020/wordml/sdtdatahash" xmlns:w16sdtfl="http://schemas.microsoft.com/office/word/2024/wordml/sdtformatlock" xmlns:w16se="http://schemas.microsoft.com/office/word/2015/wordml/symex" xmlns:wpg="http://schemas.microsoft.com/office/word/2010/wordprocessingGroup" xmlns:wpi="http://schemas.microsoft.com/office/word/2010/wordprocessingInk" xmlns:wne="http://schemas.microsoft.com/office/word/2006/wordml" xmlns:wps="http://schemas.microsoft.com/office/word/2010/wordprocessingShape" xmlns:a="http://schemas.openxmlformats.org/drawingml/2006/main" xmlns:pic="http://schemas.openxmlformats.org/drawingml/2006/picture" xmlns:a14="http://schemas.microsoft.com/office/drawing/2010/main" mc:Ignorable="w14 w15 w16se w16cid w16 w16cex w16sdtdh w16sdtfl w16du wp14">
+<w:document xmlns:wpc="http://schemas.microsoft.com/office/word/2010/wordprocessingCanvas" xmlns:cx="http://schemas.microsoft.com/office/drawing/2014/chartex" xmlns:cx1="http://schemas.microsoft.com/office/drawing/2015/9/8/chartex" xmlns:cx2="http://schemas.microsoft.com/office/drawing/2015/10/21/chartex" xmlns:cx3="http://schemas.microsoft.com/office/drawing/2016/5/9/chartex" xmlns:cx4="http://schemas.microsoft.com/office/drawing/2016/5/10/chartex" xmlns:cx5="http://schemas.microsoft.com/office/drawing/2016/5/11/chartex" xmlns:cx6="http://schemas.microsoft.com/office/drawing/2016/5/12/chartex" xmlns:cx7="http://schemas.microsoft.com/office/drawing/2016/5/13/chartex" xmlns:cx8="http://schemas.microsoft.com/office/drawing/2016/5/14/chartex" xmlns:mc="http://schemas.openxmlformats.org/markup-compatibility/2006" xmlns:aink="http://schemas.microsoft.com/office/drawing/2016/ink" xmlns:am3d="http://schemas.microsoft.com/office/drawing/2017/model3d" xmlns:o="urn:schemas-microsoft-com:office:office" xmlns:oel="http://schemas.microsoft.com/office/2019/extlst" xmlns:r="http://schemas.openxmlformats.org/officeDocument/2006/relationships" xmlns:m="http://schemas.openxmlformats.org/officeDocument/2006/math" xmlns:v="urn:schemas-microsoft-com:vml" xmlns:wp14="http://schemas.microsoft.com/office/word/2010/wordprocessingDrawing" xmlns:wp="http://schemas.openxmlformats.org/drawingml/2006/wordprocessingDrawing" xmlns:w10="urn:schemas-microsoft-com:office:word" xmlns:w="http://schemas.openxmlformats.org/wordprocessingml/2006/main" xmlns:w14="http://schemas.microsoft.com/office/word/2010/wordml" xmlns:w15="http://schemas.microsoft.com/office/word/2012/wordml" xmlns:w16cex="http://schemas.microsoft.com/office/word/2018/wordml/cex" xmlns:w16cid="http://schemas.microsoft.com/office/word/2016/wordml/cid" xmlns:w16="http://schemas.microsoft.com/office/word/2018/wordml" xmlns:w16du="http://schemas.microsoft.com/office/word/2023/wordml/word16du" xmlns:w16sdtdh="http://schemas.microsoft.com/office/word/2020/wordml/sdtdatahash" xmlns:w16sdtfl="http://schemas.microsoft.com/office/word/2024/wordml/sdtformatlock" xmlns:w16se="http://schemas.microsoft.com/office/word/2015/wordml/symex" xmlns:wpg="http://schemas.microsoft.com/office/word/2010/wordprocessingGroup" xmlns:wpi="http://schemas.microsoft.com/office/word/2010/wordprocessingInk" xmlns:wne="http://schemas.microsoft.com/office/word/2006/wordml" xmlns:wps="http://schemas.microsoft.com/office/word/2010/wordprocessingShape" mc:Ignorable="w14 w15 w16se w16cid w16 w16cex w16sdtdh w16sdtfl w16du wp14">
   <w:body>
     <w:p>
       <w:pPr>
@@ -67,6 +67,7 @@
         <w:rPr>
           <w:rFonts w:ascii="Verdana" w:hAnsi="Verdana" w:cs="Arial"/>
           <w:b/>
+          <w:noProof/>
           <w:sz w:val="32"/>
           <w:szCs w:val="32"/>
           <w14:ligatures w14:val="none"/>
@@ -213,7 +214,7 @@
           <w:footerReference w:type="default" r:id="rId11"/>
           <w:headerReference w:type="first" r:id="rId12"/>
           <w:footerReference w:type="first" r:id="rId13"/>
-          <w:pgSz w:w="11907" w:h="16840" w:orient="portrait" w:code="9"/>
+          <w:pgSz w:w="11907" w:h="16840" w:code="9"/>
           <w:pgMar w:top="2285" w:right="1106" w:bottom="1258" w:left="1134" w:header="567" w:footer="751" w:gutter="0"/>
           <w:cols w:space="708"/>
           <w:titlePg/>
@@ -231,11 +232,12 @@
           <w:rFonts w:ascii="Verdana" w:hAnsi="Verdana" w:cs="ArialMT"/>
         </w:rPr>
       </w:pPr>
-      <w:bookmarkStart w:name="_Toc217370815" w:id="0"/>
+      <w:bookmarkStart w:id="0" w:name="_Toc217370815"/>
       <w:r>
         <w:rPr>
           <w:rFonts w:ascii="Verdana" w:hAnsi="Verdana" w:cs="ArialMT"/>
         </w:rPr>
+        <w:lastRenderedPageBreak/>
         <w:t>The process of building a satellite is very complex and costly. That is why, in a real satellite mission, there are some documents that have to be delivered before, during and after the satellite is built. These documents serve to provide detailed information about the satellite being developed and to ensure that it complies with all the requirements regarding the mission and the launch environment.</w:t>
       </w:r>
     </w:p>
@@ -261,21 +263,7 @@
         <w:rPr>
           <w:rFonts w:ascii="Verdana" w:hAnsi="Verdana"/>
         </w:rPr>
-        <w:t xml:space="preserve">The process of designing and building a </w:t>
-      </w:r>
-      <w:proofErr w:type="spellStart"/>
-      <w:r>
-        <w:rPr>
-          <w:rFonts w:ascii="Verdana" w:hAnsi="Verdana"/>
-        </w:rPr>
-        <w:t>CanSat</w:t>
-      </w:r>
-      <w:proofErr w:type="spellEnd"/>
-      <w:r>
-        <w:rPr>
-          <w:rFonts w:ascii="Verdana" w:hAnsi="Verdana"/>
-        </w:rPr>
-        <w:t xml:space="preserve"> is much simpler than the one followed for a satellite. Nevertheless, we believe that exposing students to good engineering procedures will be very beneficial for their educational experience.</w:t>
+        <w:t>The process of designing and building a CanSat is much simpler than the one followed for a satellite. Nevertheless, we believe that exposing students to good engineering procedures will be very beneficial for their educational experience.</w:t>
       </w:r>
     </w:p>
     <w:p>
@@ -309,21 +297,7 @@
         <w:rPr>
           <w:rFonts w:ascii="Verdana" w:hAnsi="Verdana" w:cs="ArialMT"/>
         </w:rPr>
-        <w:t xml:space="preserve">an early stage. It will also help us to determine that your </w:t>
-      </w:r>
-      <w:proofErr w:type="spellStart"/>
-      <w:r>
-        <w:rPr>
-          <w:rFonts w:ascii="Verdana" w:hAnsi="Verdana" w:cs="ArialMT"/>
-        </w:rPr>
-        <w:t>CanSat</w:t>
-      </w:r>
-      <w:proofErr w:type="spellEnd"/>
-      <w:r>
-        <w:rPr>
-          <w:rFonts w:ascii="Verdana" w:hAnsi="Verdana" w:cs="ArialMT"/>
-        </w:rPr>
-        <w:t xml:space="preserve"> will be able to fly according to the mechanical and safety requirements.</w:t>
+        <w:t>an early stage. It will also help us to determine that your CanSat will be able to fly according to the mechanical and safety requirements.</w:t>
       </w:r>
     </w:p>
     <w:p>
@@ -348,21 +322,7 @@
         <w:rPr>
           <w:rFonts w:ascii="Verdana" w:hAnsi="Verdana"/>
         </w:rPr>
-        <w:t xml:space="preserve">Attached to this document there is a blank design document with a given structure that you can modify to describe all the aspects of your </w:t>
-      </w:r>
-      <w:proofErr w:type="spellStart"/>
-      <w:r>
-        <w:rPr>
-          <w:rFonts w:ascii="Verdana" w:hAnsi="Verdana"/>
-        </w:rPr>
-        <w:t>CanSat</w:t>
-      </w:r>
-      <w:proofErr w:type="spellEnd"/>
-      <w:r>
-        <w:rPr>
-          <w:rFonts w:ascii="Verdana" w:hAnsi="Verdana"/>
-        </w:rPr>
-        <w:t xml:space="preserve"> project. There is no limit to the number of pages used but it should be well-structured and appendices should be used for detailed information to keep the main body of the document as concise as possible. This detailed information may be e.g. details of scientific background, technical drawings or component datasheets. The documentation should be written in a clear and concise manner that allows a person who does not know the experiment to understand its purpose and design.</w:t>
+        <w:t>Attached to this document there is a blank design document with a given structure that you can modify to describe all the aspects of your CanSat project. There is no limit to the number of pages used but it should be well-structured and appendices should be used for detailed information to keep the main body of the document as concise as possible. This detailed information may be e.g. details of scientific background, technical drawings or component datasheets. The documentation should be written in a clear and concise manner that allows a person who does not know the experiment to understand its purpose and design.</w:t>
       </w:r>
     </w:p>
     <w:p>
@@ -385,21 +345,14 @@
         <w:rPr>
           <w:rFonts w:ascii="Verdana" w:hAnsi="Verdana"/>
         </w:rPr>
-        <w:t xml:space="preserve">The design document should provide ESA and ESERO with all important information on the experiment. During all experiment phases the design document is the only documentation for describing the experiment in detail. The chapters can be modified and additional sections can be added by the experiment team if appropriate. The design document will be one of the evaluating criteria for the jury of the European </w:t>
-      </w:r>
-      <w:proofErr w:type="spellStart"/>
-      <w:r>
-        <w:rPr>
-          <w:rFonts w:ascii="Verdana" w:hAnsi="Verdana"/>
-        </w:rPr>
-        <w:t>CanSat</w:t>
-      </w:r>
-      <w:proofErr w:type="spellEnd"/>
-      <w:r>
-        <w:rPr>
-          <w:rFonts w:ascii="Verdana" w:hAnsi="Verdana"/>
-        </w:rPr>
-        <w:t xml:space="preserve"> competition.</w:t>
+        <w:t xml:space="preserve">The design document should provide ESA and ESERO with all important information on the experiment. During all experiment phases the design document is the only documentation for describing the experiment in detail. The chapters can be modified and additional sections can be added by the experiment </w:t>
+      </w:r>
+      <w:r>
+        <w:rPr>
+          <w:rFonts w:ascii="Verdana" w:hAnsi="Verdana"/>
+        </w:rPr>
+        <w:lastRenderedPageBreak/>
+        <w:t>team if appropriate. The design document will be one of the evaluating criteria for the jury of the European CanSat competition.</w:t>
       </w:r>
     </w:p>
     <w:p>
@@ -439,7 +392,7 @@
           <w:footerReference w:type="default" r:id="rId17"/>
           <w:headerReference w:type="first" r:id="rId18"/>
           <w:footerReference w:type="first" r:id="rId19"/>
-          <w:pgSz w:w="11907" w:h="16840" w:orient="portrait" w:code="9"/>
+          <w:pgSz w:w="11907" w:h="16840" w:code="9"/>
           <w:pgMar w:top="2285" w:right="1106" w:bottom="1258" w:left="1134" w:header="567" w:footer="751" w:gutter="0"/>
           <w:cols w:space="708"/>
           <w:titlePg/>
@@ -462,6 +415,7 @@
           <w:sz w:val="28"/>
           <w:szCs w:val="28"/>
         </w:rPr>
+        <w:lastRenderedPageBreak/>
         <w:t>Table of Contents</w:t>
       </w:r>
       <w:bookmarkEnd w:id="0"/>
@@ -502,7 +456,7 @@
         </w:rPr>
         <w:fldChar w:fldCharType="separate"/>
       </w:r>
-      <w:hyperlink w:history="1" w:anchor="_Toc49629228">
+      <w:hyperlink w:anchor="_Toc49629228" w:history="1">
         <w:r>
           <w:rPr>
             <w:rStyle w:val="Hyperlink"/>
@@ -586,7 +540,7 @@
           <w:lang w:val="en-US"/>
         </w:rPr>
       </w:pPr>
-      <w:hyperlink w:history="1" w:anchor="_Toc49629229">
+      <w:hyperlink w:anchor="_Toc49629229" w:history="1">
         <w:r>
           <w:rPr>
             <w:rStyle w:val="Hyperlink"/>
@@ -669,7 +623,7 @@
           <w:lang w:val="en-US"/>
         </w:rPr>
       </w:pPr>
-      <w:hyperlink w:history="1" w:anchor="_Toc49629230">
+      <w:hyperlink w:anchor="_Toc49629230" w:history="1">
         <w:r>
           <w:rPr>
             <w:rStyle w:val="Hyperlink"/>
@@ -750,7 +704,7 @@
           <w:lang w:val="en-US"/>
         </w:rPr>
       </w:pPr>
-      <w:hyperlink w:history="1" w:anchor="_Toc49629231">
+      <w:hyperlink w:anchor="_Toc49629231" w:history="1">
         <w:r>
           <w:rPr>
             <w:rStyle w:val="Hyperlink"/>
@@ -832,7 +786,7 @@
           <w:lang w:val="en-US"/>
         </w:rPr>
       </w:pPr>
-      <w:hyperlink w:history="1" w:anchor="_Toc49629232">
+      <w:hyperlink w:anchor="_Toc49629232" w:history="1">
         <w:r>
           <w:rPr>
             <w:rStyle w:val="Hyperlink"/>
@@ -915,7 +869,7 @@
           <w:lang w:val="en-US"/>
         </w:rPr>
       </w:pPr>
-      <w:hyperlink w:history="1" w:anchor="_Toc49629233">
+      <w:hyperlink w:anchor="_Toc49629233" w:history="1">
         <w:r>
           <w:rPr>
             <w:rStyle w:val="Hyperlink"/>
@@ -996,7 +950,7 @@
           <w:lang w:val="en-US"/>
         </w:rPr>
       </w:pPr>
-      <w:hyperlink w:history="1" w:anchor="_Toc49629234">
+      <w:hyperlink w:anchor="_Toc49629234" w:history="1">
         <w:r>
           <w:rPr>
             <w:rStyle w:val="Hyperlink"/>
@@ -1077,7 +1031,7 @@
           <w:lang w:val="en-US"/>
         </w:rPr>
       </w:pPr>
-      <w:hyperlink w:history="1" w:anchor="_Toc49629235">
+      <w:hyperlink w:anchor="_Toc49629235" w:history="1">
         <w:r>
           <w:rPr>
             <w:rStyle w:val="Hyperlink"/>
@@ -1158,7 +1112,7 @@
           <w:lang w:val="en-US"/>
         </w:rPr>
       </w:pPr>
-      <w:hyperlink w:history="1" w:anchor="_Toc49629236">
+      <w:hyperlink w:anchor="_Toc49629236" w:history="1">
         <w:r>
           <w:rPr>
             <w:rStyle w:val="Hyperlink"/>
@@ -1238,7 +1192,7 @@
           <w:lang w:val="en-US"/>
         </w:rPr>
       </w:pPr>
-      <w:hyperlink w:history="1" w:anchor="_Toc49629237">
+      <w:hyperlink w:anchor="_Toc49629237" w:history="1">
         <w:r>
           <w:rPr>
             <w:rStyle w:val="Hyperlink"/>
@@ -1318,7 +1272,7 @@
           <w:lang w:val="en-US"/>
         </w:rPr>
       </w:pPr>
-      <w:hyperlink w:history="1" w:anchor="_Toc49629238">
+      <w:hyperlink w:anchor="_Toc49629238" w:history="1">
         <w:r>
           <w:rPr>
             <w:rStyle w:val="Hyperlink"/>
@@ -1398,7 +1352,7 @@
           <w:lang w:val="en-US"/>
         </w:rPr>
       </w:pPr>
-      <w:hyperlink w:history="1" w:anchor="_Toc49629239">
+      <w:hyperlink w:anchor="_Toc49629239" w:history="1">
         <w:r>
           <w:rPr>
             <w:rStyle w:val="Hyperlink"/>
@@ -1478,7 +1432,7 @@
           <w:lang w:val="en-US"/>
         </w:rPr>
       </w:pPr>
-      <w:hyperlink w:history="1" w:anchor="_Toc49629240">
+      <w:hyperlink w:anchor="_Toc49629240" w:history="1">
         <w:r>
           <w:rPr>
             <w:rStyle w:val="Hyperlink"/>
@@ -1558,7 +1512,7 @@
           <w:lang w:val="en-US"/>
         </w:rPr>
       </w:pPr>
-      <w:hyperlink w:history="1" w:anchor="_Toc49629241">
+      <w:hyperlink w:anchor="_Toc49629241" w:history="1">
         <w:r>
           <w:rPr>
             <w:rStyle w:val="Hyperlink"/>
@@ -1639,7 +1593,7 @@
           <w:lang w:val="en-US"/>
         </w:rPr>
       </w:pPr>
-      <w:hyperlink w:history="1" w:anchor="_Toc49629242">
+      <w:hyperlink w:anchor="_Toc49629242" w:history="1">
         <w:r>
           <w:rPr>
             <w:rStyle w:val="Hyperlink"/>
@@ -1720,7 +1674,7 @@
           <w:lang w:val="en-US"/>
         </w:rPr>
       </w:pPr>
-      <w:hyperlink w:history="1" w:anchor="_Toc49629243">
+      <w:hyperlink w:anchor="_Toc49629243" w:history="1">
         <w:r>
           <w:rPr>
             <w:rStyle w:val="Hyperlink"/>
@@ -1802,7 +1756,7 @@
           <w:lang w:val="en-US"/>
         </w:rPr>
       </w:pPr>
-      <w:hyperlink w:history="1" w:anchor="_Toc49629244">
+      <w:hyperlink w:anchor="_Toc49629244" w:history="1">
         <w:r>
           <w:rPr>
             <w:rStyle w:val="Hyperlink"/>
@@ -1885,7 +1839,7 @@
           <w:lang w:val="en-US"/>
         </w:rPr>
       </w:pPr>
-      <w:hyperlink w:history="1" w:anchor="_Toc49629245">
+      <w:hyperlink w:anchor="_Toc49629245" w:history="1">
         <w:r>
           <w:rPr>
             <w:rStyle w:val="Hyperlink"/>
@@ -1966,7 +1920,7 @@
           <w:lang w:val="en-US"/>
         </w:rPr>
       </w:pPr>
-      <w:hyperlink w:history="1" w:anchor="_Toc49629246">
+      <w:hyperlink w:anchor="_Toc49629246" w:history="1">
         <w:r>
           <w:rPr>
             <w:rStyle w:val="Hyperlink"/>
@@ -2047,7 +2001,7 @@
           <w:lang w:val="en-US"/>
         </w:rPr>
       </w:pPr>
-      <w:hyperlink w:history="1" w:anchor="_Toc49629247">
+      <w:hyperlink w:anchor="_Toc49629247" w:history="1">
         <w:r>
           <w:rPr>
             <w:rStyle w:val="Hyperlink"/>
@@ -2128,7 +2082,7 @@
           <w:lang w:val="en-US"/>
         </w:rPr>
       </w:pPr>
-      <w:hyperlink w:history="1" w:anchor="_Toc49629248">
+      <w:hyperlink w:anchor="_Toc49629248" w:history="1">
         <w:r>
           <w:rPr>
             <w:rStyle w:val="Hyperlink"/>
@@ -2209,7 +2163,7 @@
           <w:lang w:val="en-US"/>
         </w:rPr>
       </w:pPr>
-      <w:hyperlink w:history="1" w:anchor="_Toc49629249">
+      <w:hyperlink w:anchor="_Toc49629249" w:history="1">
         <w:r>
           <w:rPr>
             <w:rStyle w:val="Hyperlink"/>
@@ -2291,7 +2245,7 @@
           <w:lang w:val="en-US"/>
         </w:rPr>
       </w:pPr>
-      <w:hyperlink w:history="1" w:anchor="_Toc49629250">
+      <w:hyperlink w:anchor="_Toc49629250" w:history="1">
         <w:r>
           <w:rPr>
             <w:rStyle w:val="Hyperlink"/>
@@ -2374,7 +2328,7 @@
           <w:lang w:val="en-US"/>
         </w:rPr>
       </w:pPr>
-      <w:hyperlink w:history="1" w:anchor="_Toc49629251">
+      <w:hyperlink w:anchor="_Toc49629251" w:history="1">
         <w:r>
           <w:rPr>
             <w:rStyle w:val="Hyperlink"/>
@@ -2455,7 +2409,7 @@
           <w:lang w:val="en-US"/>
         </w:rPr>
       </w:pPr>
-      <w:hyperlink w:history="1" w:anchor="_Toc49629252">
+      <w:hyperlink w:anchor="_Toc49629252" w:history="1">
         <w:r>
           <w:rPr>
             <w:rStyle w:val="Hyperlink"/>
@@ -2536,7 +2490,7 @@
           <w:lang w:val="en-US"/>
         </w:rPr>
       </w:pPr>
-      <w:hyperlink w:history="1" w:anchor="_Toc49629253">
+      <w:hyperlink w:anchor="_Toc49629253" w:history="1">
         <w:r>
           <w:rPr>
             <w:rStyle w:val="Hyperlink"/>
@@ -2617,7 +2571,7 @@
           <w:lang w:val="en-US"/>
         </w:rPr>
       </w:pPr>
-      <w:hyperlink w:history="1" w:anchor="_Toc49629254">
+      <w:hyperlink w:anchor="_Toc49629254" w:history="1">
         <w:r>
           <w:rPr>
             <w:rStyle w:val="Hyperlink"/>
@@ -2699,7 +2653,7 @@
           <w:lang w:val="en-US"/>
         </w:rPr>
       </w:pPr>
-      <w:hyperlink w:history="1" w:anchor="_Toc49629255">
+      <w:hyperlink w:anchor="_Toc49629255" w:history="1">
         <w:r>
           <w:rPr>
             <w:rStyle w:val="Hyperlink"/>
@@ -2782,7 +2736,7 @@
           <w:lang w:val="en-US"/>
         </w:rPr>
       </w:pPr>
-      <w:hyperlink w:history="1" w:anchor="_Toc49629256">
+      <w:hyperlink w:anchor="_Toc49629256" w:history="1">
         <w:r>
           <w:rPr>
             <w:rStyle w:val="Hyperlink"/>
@@ -2850,7 +2804,7 @@
           <w:lang w:val="en-US"/>
         </w:rPr>
       </w:pPr>
-      <w:hyperlink w:history="1" w:anchor="_Toc49629257">
+      <w:hyperlink w:anchor="_Toc49629257" w:history="1">
         <w:r>
           <w:rPr>
             <w:rStyle w:val="Hyperlink"/>
@@ -2946,9 +2900,10 @@
         <w:rPr>
           <w:rFonts w:ascii="Verdana" w:hAnsi="Verdana"/>
         </w:rPr>
+        <w:lastRenderedPageBreak/>
         <w:fldChar w:fldCharType="end"/>
       </w:r>
-      <w:bookmarkStart w:name="_Toc49629228" w:id="1"/>
+      <w:bookmarkStart w:id="1" w:name="_Toc49629228"/>
       <w:r>
         <w:rPr>
           <w:rFonts w:ascii="Verdana" w:hAnsi="Verdana" w:cs="Arial"/>
@@ -3005,21 +2960,7 @@
         <w:rPr>
           <w:rFonts w:ascii="Verdana" w:hAnsi="Verdana"/>
         </w:rPr>
-        <w:t xml:space="preserve">Secondary mission was slightly changed – We removed pitot’s tube from the project, because during our research we found out it would be too </w:t>
-      </w:r>
-      <w:proofErr w:type="spellStart"/>
-      <w:r>
-        <w:rPr>
-          <w:rFonts w:ascii="Verdana" w:hAnsi="Verdana"/>
-        </w:rPr>
-        <w:t>bi</w:t>
-      </w:r>
-      <w:proofErr w:type="spellEnd"/>
-      <w:r>
-        <w:rPr>
-          <w:rFonts w:ascii="Verdana" w:hAnsi="Verdana"/>
-        </w:rPr>
-        <w:t xml:space="preserve"> for can-sat requirements. However we are still focused on the movement of our can-sat, we want to examine the acceleration influence on the payload in our case mushrooms</w:t>
+        <w:t>Secondary mission was slightly changed – We removed pitot’s tube from the project, because during our research we found out it would be too bi for can-sat requirements. However we are still focused on the movement of our can-sat, we want to examine the acceleration influence on the payload in our case mushrooms</w:t>
       </w:r>
     </w:p>
     <w:p>
@@ -3056,12 +2997,13 @@
           <w:sz w:val="24"/>
         </w:rPr>
       </w:pPr>
-      <w:bookmarkStart w:name="_Toc49629229" w:id="2"/>
+      <w:bookmarkStart w:id="2" w:name="_Toc49629229"/>
       <w:r>
         <w:rPr>
           <w:rFonts w:ascii="Verdana" w:hAnsi="Verdana" w:cs="Arial"/>
           <w:sz w:val="24"/>
         </w:rPr>
+        <w:lastRenderedPageBreak/>
         <w:t>I</w:t>
       </w:r>
       <w:r>
@@ -3088,7 +3030,7 @@
           <w:szCs w:val="24"/>
         </w:rPr>
       </w:pPr>
-      <w:bookmarkStart w:name="_Toc49629230" w:id="3"/>
+      <w:bookmarkStart w:id="3" w:name="_Toc49629230"/>
       <w:r>
         <w:rPr>
           <w:rFonts w:ascii="Verdana" w:hAnsi="Verdana"/>
@@ -3143,105 +3085,7 @@
         <w:rPr>
           <w:rFonts w:ascii="Verdana" w:hAnsi="Verdana" w:cs="Arial"/>
         </w:rPr>
-        <w:t xml:space="preserve">Our team consist of the 6 student’s and 1 teacher, everyone is from the same school PZSP </w:t>
-      </w:r>
-      <w:proofErr w:type="spellStart"/>
-      <w:r>
-        <w:rPr>
-          <w:rFonts w:ascii="Verdana" w:hAnsi="Verdana" w:cs="Arial"/>
-        </w:rPr>
-        <w:t>Legionowo</w:t>
-      </w:r>
-      <w:proofErr w:type="spellEnd"/>
-      <w:r>
-        <w:rPr>
-          <w:rFonts w:ascii="Verdana" w:hAnsi="Verdana" w:cs="Arial"/>
-        </w:rPr>
-        <w:t xml:space="preserve"> (</w:t>
-      </w:r>
-      <w:proofErr w:type="spellStart"/>
-      <w:r>
-        <w:rPr>
-          <w:rFonts w:ascii="Verdana" w:hAnsi="Verdana" w:cs="Arial"/>
-        </w:rPr>
-        <w:t>Powiatowy</w:t>
-      </w:r>
-      <w:proofErr w:type="spellEnd"/>
-      <w:r>
-        <w:rPr>
-          <w:rFonts w:ascii="Verdana" w:hAnsi="Verdana" w:cs="Arial"/>
-        </w:rPr>
-        <w:t xml:space="preserve"> </w:t>
-      </w:r>
-      <w:proofErr w:type="spellStart"/>
-      <w:r>
-        <w:rPr>
-          <w:rFonts w:ascii="Verdana" w:hAnsi="Verdana" w:cs="Arial"/>
-        </w:rPr>
-        <w:t>Zespół</w:t>
-      </w:r>
-      <w:proofErr w:type="spellEnd"/>
-      <w:r>
-        <w:rPr>
-          <w:rFonts w:ascii="Verdana" w:hAnsi="Verdana" w:cs="Arial"/>
-        </w:rPr>
-        <w:t xml:space="preserve"> </w:t>
-      </w:r>
-      <w:proofErr w:type="spellStart"/>
-      <w:r>
-        <w:rPr>
-          <w:rFonts w:ascii="Verdana" w:hAnsi="Verdana" w:cs="Arial"/>
-        </w:rPr>
-        <w:t>Szkół</w:t>
-      </w:r>
-      <w:proofErr w:type="spellEnd"/>
-      <w:r>
-        <w:rPr>
-          <w:rFonts w:ascii="Verdana" w:hAnsi="Verdana" w:cs="Arial"/>
-        </w:rPr>
-        <w:t xml:space="preserve"> </w:t>
-      </w:r>
-      <w:proofErr w:type="spellStart"/>
-      <w:r>
-        <w:rPr>
-          <w:rFonts w:ascii="Verdana" w:hAnsi="Verdana" w:cs="Arial"/>
-        </w:rPr>
-        <w:t>Ponadpodstawowych</w:t>
-      </w:r>
-      <w:proofErr w:type="spellEnd"/>
-      <w:r>
-        <w:rPr>
-          <w:rFonts w:ascii="Verdana" w:hAnsi="Verdana" w:cs="Arial"/>
-        </w:rPr>
-        <w:t xml:space="preserve"> </w:t>
-      </w:r>
-      <w:proofErr w:type="spellStart"/>
-      <w:r>
-        <w:rPr>
-          <w:rFonts w:ascii="Verdana" w:hAnsi="Verdana" w:cs="Arial"/>
-        </w:rPr>
-        <w:t>im</w:t>
-      </w:r>
-      <w:proofErr w:type="spellEnd"/>
-      <w:r>
-        <w:rPr>
-          <w:rFonts w:ascii="Verdana" w:hAnsi="Verdana" w:cs="Arial"/>
-        </w:rPr>
-        <w:t xml:space="preserve">. </w:t>
-      </w:r>
-      <w:proofErr w:type="spellStart"/>
-      <w:r>
-        <w:rPr>
-          <w:rFonts w:ascii="Verdana" w:hAnsi="Verdana" w:cs="Arial"/>
-        </w:rPr>
-        <w:t>Jerzego</w:t>
-      </w:r>
-      <w:proofErr w:type="spellEnd"/>
-      <w:r>
-        <w:rPr>
-          <w:rFonts w:ascii="Verdana" w:hAnsi="Verdana" w:cs="Arial"/>
-        </w:rPr>
-        <w:t xml:space="preserve"> Siwińskiego).</w:t>
+        <w:t>Our team consist of the 6 student’s and 1 teacher, everyone is from the same school PZSP Legionowo (Powiatowy Zespół Szkół Ponadpodstawowych im. Jerzego Siwińskiego).</w:t>
       </w:r>
       <w:r>
         <w:br/>
@@ -3259,7 +3103,7 @@
       </w:pPr>
       <w:r>
         <w:rPr>
-          <w:rFonts w:ascii="Verdana" w:hAnsi="Verdana" w:eastAsia="Verdana" w:cs="Verdana"/>
+          <w:rFonts w:ascii="Verdana" w:eastAsia="Verdana" w:hAnsi="Verdana" w:cs="Verdana"/>
         </w:rPr>
         <w:t>Each description was crafted independently, reflecting our unique perspectives and approaches to the same task. This diversity is crucial for technical projects, as it highlights our varied contributions and insights.</w:t>
       </w:r>
@@ -3297,21 +3141,7 @@
         <w:rPr>
           <w:rFonts w:ascii="Verdana" w:hAnsi="Verdana" w:cs="Arial"/>
         </w:rPr>
-        <w:t xml:space="preserve">Jakub Wieczorek (19 </w:t>
-      </w:r>
-      <w:proofErr w:type="spellStart"/>
-      <w:r>
-        <w:rPr>
-          <w:rFonts w:ascii="Verdana" w:hAnsi="Verdana" w:cs="Arial"/>
-        </w:rPr>
-        <w:t>y.o</w:t>
-      </w:r>
-      <w:proofErr w:type="spellEnd"/>
-      <w:r>
-        <w:rPr>
-          <w:rFonts w:ascii="Verdana" w:hAnsi="Verdana" w:cs="Arial"/>
-        </w:rPr>
-        <w:t>) (Team Leader)</w:t>
+        <w:t>Jakub Wieczorek (19 y.o) (Team Leader)</w:t>
       </w:r>
       <w:r>
         <w:br/>
@@ -3422,28 +3252,14 @@
           <w:tab w:val="left" w:pos="10800"/>
         </w:tabs>
         <w:rPr>
-          <w:rFonts w:ascii="Verdana" w:hAnsi="Verdana" w:eastAsia="Verdana" w:cs="Verdana"/>
-        </w:rPr>
-      </w:pPr>
-      <w:r>
-        <w:rPr>
-          <w:rFonts w:ascii="Verdana" w:hAnsi="Verdana" w:eastAsia="Verdana" w:cs="Verdana"/>
-        </w:rPr>
-        <w:t xml:space="preserve">Roman Lesiuk (15 </w:t>
-      </w:r>
-      <w:proofErr w:type="spellStart"/>
-      <w:r>
-        <w:rPr>
-          <w:rFonts w:ascii="Verdana" w:hAnsi="Verdana" w:eastAsia="Verdana" w:cs="Verdana"/>
-        </w:rPr>
-        <w:t>y.o</w:t>
-      </w:r>
-      <w:proofErr w:type="spellEnd"/>
-      <w:r>
-        <w:rPr>
-          <w:rFonts w:ascii="Verdana" w:hAnsi="Verdana" w:eastAsia="Verdana" w:cs="Verdana"/>
-        </w:rPr>
-        <w:t>) (Team Member)</w:t>
+          <w:rFonts w:ascii="Verdana" w:eastAsia="Verdana" w:hAnsi="Verdana" w:cs="Verdana"/>
+        </w:rPr>
+      </w:pPr>
+      <w:r>
+        <w:rPr>
+          <w:rFonts w:ascii="Verdana" w:eastAsia="Verdana" w:hAnsi="Verdana" w:cs="Verdana"/>
+        </w:rPr>
+        <w:t>Roman Lesiuk (15 y.o) (Team Member)</w:t>
       </w:r>
     </w:p>
     <w:p>
@@ -3468,12 +3284,12 @@
           <w:tab w:val="left" w:pos="10800"/>
         </w:tabs>
         <w:rPr>
-          <w:rFonts w:ascii="Verdana" w:hAnsi="Verdana" w:eastAsia="Verdana" w:cs="Verdana"/>
-        </w:rPr>
-      </w:pPr>
-      <w:r>
-        <w:rPr>
-          <w:rFonts w:ascii="Verdana" w:hAnsi="Verdana" w:eastAsia="Verdana" w:cs="Verdana"/>
+          <w:rFonts w:ascii="Verdana" w:eastAsia="Verdana" w:hAnsi="Verdana" w:cs="Verdana"/>
+        </w:rPr>
+      </w:pPr>
+      <w:r>
+        <w:rPr>
+          <w:rFonts w:ascii="Verdana" w:eastAsia="Verdana" w:hAnsi="Verdana" w:cs="Verdana"/>
         </w:rPr>
         <w:t xml:space="preserve">Interested in programming and painting </w:t>
       </w:r>
@@ -3483,12 +3299,12 @@
         <w:pStyle w:val="ListParagraph"/>
         <w:spacing w:before="240" w:after="240"/>
         <w:rPr>
-          <w:rFonts w:ascii="Verdana" w:hAnsi="Verdana" w:eastAsia="Verdana" w:cs="Verdana"/>
-        </w:rPr>
-      </w:pPr>
-      <w:r>
-        <w:rPr>
-          <w:rFonts w:ascii="Verdana" w:hAnsi="Verdana" w:eastAsia="Verdana" w:cs="Verdana"/>
+          <w:rFonts w:ascii="Verdana" w:eastAsia="Verdana" w:hAnsi="Verdana" w:cs="Verdana"/>
+        </w:rPr>
+      </w:pPr>
+      <w:r>
+        <w:rPr>
+          <w:rFonts w:ascii="Verdana" w:eastAsia="Verdana" w:hAnsi="Verdana" w:cs="Verdana"/>
         </w:rPr>
         <w:t>Student of information technology (IT technician) in 1st class of high school</w:t>
       </w:r>
@@ -3497,12 +3313,12 @@
       <w:pPr>
         <w:pStyle w:val="ListParagraph"/>
         <w:rPr>
-          <w:rFonts w:ascii="Verdana" w:hAnsi="Verdana" w:eastAsia="Verdana" w:cs="Verdana"/>
-        </w:rPr>
-      </w:pPr>
-      <w:r>
-        <w:rPr>
-          <w:rFonts w:ascii="Verdana" w:hAnsi="Verdana" w:eastAsia="Verdana" w:cs="Verdana"/>
+          <w:rFonts w:ascii="Verdana" w:eastAsia="Verdana" w:hAnsi="Verdana" w:cs="Verdana"/>
+        </w:rPr>
+      </w:pPr>
+      <w:r>
+        <w:rPr>
+          <w:rFonts w:ascii="Verdana" w:eastAsia="Verdana" w:hAnsi="Verdana" w:cs="Verdana"/>
         </w:rPr>
         <w:t>Responsible for:</w:t>
       </w:r>
@@ -3511,12 +3327,12 @@
       <w:pPr>
         <w:pStyle w:val="ListParagraph"/>
         <w:rPr>
-          <w:rFonts w:ascii="Verdana" w:hAnsi="Verdana" w:eastAsia="Verdana" w:cs="Verdana"/>
-        </w:rPr>
-      </w:pPr>
-      <w:r>
-        <w:rPr>
-          <w:rFonts w:ascii="Verdana" w:hAnsi="Verdana" w:eastAsia="Verdana" w:cs="Verdana"/>
+          <w:rFonts w:ascii="Verdana" w:eastAsia="Verdana" w:hAnsi="Verdana" w:cs="Verdana"/>
+        </w:rPr>
+      </w:pPr>
+      <w:r>
+        <w:rPr>
+          <w:rFonts w:ascii="Verdana" w:eastAsia="Verdana" w:hAnsi="Verdana" w:cs="Verdana"/>
         </w:rPr>
         <w:t>- Creating ground station software and hardware integration.</w:t>
       </w:r>
@@ -3525,12 +3341,12 @@
       <w:pPr>
         <w:pStyle w:val="ListParagraph"/>
         <w:rPr>
-          <w:rFonts w:ascii="Verdana" w:hAnsi="Verdana" w:eastAsia="Verdana" w:cs="Verdana"/>
-        </w:rPr>
-      </w:pPr>
-      <w:r>
-        <w:rPr>
-          <w:rFonts w:ascii="Verdana" w:hAnsi="Verdana" w:eastAsia="Verdana" w:cs="Verdana"/>
+          <w:rFonts w:ascii="Verdana" w:eastAsia="Verdana" w:hAnsi="Verdana" w:cs="Verdana"/>
+        </w:rPr>
+      </w:pPr>
+      <w:r>
+        <w:rPr>
+          <w:rFonts w:ascii="Verdana" w:eastAsia="Verdana" w:hAnsi="Verdana" w:cs="Verdana"/>
         </w:rPr>
         <w:t>- Team visual designer.</w:t>
       </w:r>
@@ -3539,12 +3355,12 @@
       <w:pPr>
         <w:pStyle w:val="ListParagraph"/>
         <w:rPr>
-          <w:rFonts w:ascii="Verdana" w:hAnsi="Verdana" w:eastAsia="Verdana" w:cs="Verdana"/>
-        </w:rPr>
-      </w:pPr>
-      <w:r>
-        <w:rPr>
-          <w:rFonts w:ascii="Verdana" w:hAnsi="Verdana" w:eastAsia="Verdana" w:cs="Verdana"/>
+          <w:rFonts w:ascii="Verdana" w:eastAsia="Verdana" w:hAnsi="Verdana" w:cs="Verdana"/>
+        </w:rPr>
+      </w:pPr>
+      <w:r>
+        <w:rPr>
+          <w:rFonts w:ascii="Verdana" w:eastAsia="Verdana" w:hAnsi="Verdana" w:cs="Verdana"/>
         </w:rPr>
         <w:t>- Team researcher.</w:t>
       </w:r>
@@ -3553,24 +3369,24 @@
       <w:pPr>
         <w:pStyle w:val="ListParagraph"/>
         <w:rPr>
-          <w:rFonts w:ascii="Verdana" w:hAnsi="Verdana" w:eastAsia="Verdana" w:cs="Verdana"/>
-        </w:rPr>
-      </w:pPr>
-      <w:r>
-        <w:rPr>
-          <w:rFonts w:ascii="Verdana" w:hAnsi="Verdana" w:eastAsia="Verdana" w:cs="Verdana"/>
+          <w:rFonts w:ascii="Verdana" w:eastAsia="Verdana" w:hAnsi="Verdana" w:cs="Verdana"/>
+        </w:rPr>
+      </w:pPr>
+      <w:r>
+        <w:rPr>
+          <w:rFonts w:ascii="Verdana" w:eastAsia="Verdana" w:hAnsi="Verdana" w:cs="Verdana"/>
         </w:rPr>
         <w:t>- hours committed in school</w:t>
       </w:r>
       <w:r>
         <w:rPr>
-          <w:rFonts w:ascii="Verdana" w:hAnsi="Verdana" w:eastAsia="Verdana" w:cs="Verdana"/>
+          <w:rFonts w:ascii="Verdana" w:eastAsia="Verdana" w:hAnsi="Verdana" w:cs="Verdana"/>
         </w:rPr>
         <w:t xml:space="preserve"> = 0,</w:t>
       </w:r>
       <w:r>
         <w:rPr>
-          <w:rFonts w:ascii="Verdana" w:hAnsi="Verdana" w:eastAsia="Verdana" w:cs="Verdana"/>
+          <w:rFonts w:ascii="Verdana" w:eastAsia="Verdana" w:hAnsi="Verdana" w:cs="Verdana"/>
         </w:rPr>
         <w:t xml:space="preserve"> in home = 5/6h (weekly)</w:t>
       </w:r>
@@ -3579,7 +3395,7 @@
       <w:pPr>
         <w:pStyle w:val="ListParagraph"/>
         <w:rPr>
-          <w:rFonts w:ascii="Verdana" w:hAnsi="Verdana" w:eastAsia="Verdana" w:cs="Verdana"/>
+          <w:rFonts w:ascii="Verdana" w:eastAsia="Verdana" w:hAnsi="Verdana" w:cs="Verdana"/>
         </w:rPr>
       </w:pPr>
     </w:p>
@@ -3615,23 +3431,9 @@
       </w:pPr>
       <w:r>
         <w:rPr>
-          <w:rFonts w:ascii="Verdana" w:hAnsi="Verdana" w:eastAsia="Verdana" w:cs="Verdana"/>
-        </w:rPr>
-        <w:t xml:space="preserve">Janusz </w:t>
-      </w:r>
-      <w:proofErr w:type="spellStart"/>
-      <w:r>
-        <w:rPr>
-          <w:rFonts w:ascii="Verdana" w:hAnsi="Verdana" w:eastAsia="Verdana" w:cs="Verdana"/>
-        </w:rPr>
-        <w:t>Lejtan</w:t>
-      </w:r>
-      <w:proofErr w:type="spellEnd"/>
-      <w:r>
-        <w:rPr>
-          <w:rFonts w:ascii="Verdana" w:hAnsi="Verdana" w:eastAsia="Verdana" w:cs="Verdana"/>
-        </w:rPr>
-        <w:t xml:space="preserve"> (41y.o) (Mentor) </w:t>
+          <w:rFonts w:ascii="Verdana" w:eastAsia="Verdana" w:hAnsi="Verdana" w:cs="Verdana"/>
+        </w:rPr>
+        <w:t xml:space="preserve">Janusz Lejtan (41y.o) (Mentor) </w:t>
       </w:r>
     </w:p>
     <w:p>
@@ -3657,42 +3459,15 @@
         </w:tabs>
         <w:suppressAutoHyphens/>
         <w:rPr>
-          <w:rFonts w:ascii="Verdana" w:hAnsi="Verdana" w:eastAsia="Verdana" w:cs="Verdana"/>
-        </w:rPr>
-      </w:pPr>
-      <w:r>
-        <w:rPr>
-          <w:rFonts w:ascii="Verdana" w:hAnsi="Verdana" w:eastAsia="Verdana" w:cs="Verdana"/>
-        </w:rPr>
-        <w:t xml:space="preserve">- Multiple fields of expertise such as: programming, graphics, military , psychology, robotics and much more. Graduate of </w:t>
-      </w:r>
-      <w:proofErr w:type="spellStart"/>
-      <w:r>
-        <w:rPr>
-          <w:rFonts w:ascii="Verdana" w:hAnsi="Verdana" w:eastAsia="Verdana" w:cs="Verdana"/>
-        </w:rPr>
-        <w:t>WSPiA</w:t>
-      </w:r>
-      <w:proofErr w:type="spellEnd"/>
-      <w:r>
-        <w:rPr>
-          <w:rFonts w:ascii="Verdana" w:hAnsi="Verdana" w:eastAsia="Verdana" w:cs="Verdana"/>
-        </w:rPr>
-        <w:t xml:space="preserve"> University of Lublin in Computer science. 13 years of hands on experience in multiple projects including programming of military drones. Teacher of computer science in </w:t>
-      </w:r>
-      <w:proofErr w:type="spellStart"/>
-      <w:r>
-        <w:rPr>
-          <w:rFonts w:ascii="Verdana" w:hAnsi="Verdana" w:eastAsia="Verdana" w:cs="Verdana"/>
-        </w:rPr>
-        <w:t>Legionowo</w:t>
-      </w:r>
-      <w:proofErr w:type="spellEnd"/>
-      <w:r>
-        <w:rPr>
-          <w:rFonts w:ascii="Verdana" w:hAnsi="Verdana" w:eastAsia="Verdana" w:cs="Verdana"/>
-        </w:rPr>
-        <w:t xml:space="preserve"> PZSP school where it is my goal to go beyond standards of public education.</w:t>
+          <w:rFonts w:ascii="Verdana" w:eastAsia="Verdana" w:hAnsi="Verdana" w:cs="Verdana"/>
+        </w:rPr>
+      </w:pPr>
+      <w:r>
+        <w:rPr>
+          <w:rFonts w:ascii="Verdana" w:eastAsia="Verdana" w:hAnsi="Verdana" w:cs="Verdana"/>
+        </w:rPr>
+        <w:lastRenderedPageBreak/>
+        <w:t>- Multiple fields of expertise such as: programming, graphics, military , psychology, robotics and much more. Graduate of WSPiA University of Lublin in Computer science. 13 years of hands on experience in multiple projects including programming of military drones. Teacher of computer science in Legionowo PZSP school where it is my goal to go beyond standards of public education.</w:t>
       </w:r>
     </w:p>
     <w:p>
@@ -3724,7 +3499,20 @@
         <w:rPr>
           <w:rFonts w:ascii="Verdana" w:hAnsi="Verdana"/>
         </w:rPr>
-        <w:t>4. Kuba Wieciński 5TIEdis</w:t>
+        <w:t>4. Kuba Wieciński 5TIE</w:t>
+      </w:r>
+      <w:r>
+        <w:rPr>
+          <w:rFonts w:ascii="Verdana" w:hAnsi="Verdana"/>
+        </w:rPr>
+        <w:t xml:space="preserve"> </w:t>
+      </w:r>
+      <w:r>
+        <w:rPr>
+          <w:rFonts w:ascii="Verdana" w:hAnsi="Verdana"/>
+          <w:color w:val="EE0000"/>
+        </w:rPr>
+        <w:t>//do it again//</w:t>
       </w:r>
     </w:p>
     <w:p>
@@ -3757,21 +3545,7 @@
         <w:rPr>
           <w:rFonts w:ascii="Verdana" w:hAnsi="Verdana"/>
         </w:rPr>
-        <w:t xml:space="preserve">- Interests: programming and mechanical engineering (GitHub profile: </w:t>
-      </w:r>
-      <w:proofErr w:type="spellStart"/>
-      <w:r>
-        <w:rPr>
-          <w:rFonts w:ascii="Verdana" w:hAnsi="Verdana"/>
-        </w:rPr>
-        <w:t>luveey</w:t>
-      </w:r>
-      <w:proofErr w:type="spellEnd"/>
-      <w:r>
-        <w:rPr>
-          <w:rFonts w:ascii="Verdana" w:hAnsi="Verdana"/>
-        </w:rPr>
-        <w:t>)</w:t>
+        <w:t>- Interests: programming and mechanical engineering (GitHub profile: luveey)</w:t>
       </w:r>
     </w:p>
     <w:p>
@@ -4006,16 +3780,8 @@
         <w:rPr>
           <w:rFonts w:ascii="Verdana" w:hAnsi="Verdana"/>
         </w:rPr>
-        <w:t xml:space="preserve">Age: 16 </w:t>
-      </w:r>
-      <w:proofErr w:type="spellStart"/>
-      <w:r>
-        <w:rPr>
-          <w:rFonts w:ascii="Verdana" w:hAnsi="Verdana"/>
-        </w:rPr>
-        <w:t>yo</w:t>
-      </w:r>
-      <w:proofErr w:type="spellEnd"/>
+        <w:t>Age: 16 yo</w:t>
+      </w:r>
     </w:p>
     <w:p>
       <w:pPr>
@@ -4050,35 +3816,7 @@
         <w:rPr>
           <w:rFonts w:ascii="Verdana" w:hAnsi="Verdana"/>
         </w:rPr>
-        <w:t xml:space="preserve">Student of the 4th year IT manager and lecture host at PZSP </w:t>
-      </w:r>
-      <w:proofErr w:type="spellStart"/>
-      <w:r>
-        <w:rPr>
-          <w:rFonts w:ascii="Verdana" w:hAnsi="Verdana"/>
-        </w:rPr>
-        <w:t>Legionowo</w:t>
-      </w:r>
-      <w:proofErr w:type="spellEnd"/>
-      <w:r>
-        <w:rPr>
-          <w:rFonts w:ascii="Verdana" w:hAnsi="Verdana"/>
-        </w:rPr>
-        <w:t xml:space="preserve">, </w:t>
-      </w:r>
-      <w:proofErr w:type="spellStart"/>
-      <w:r>
-        <w:rPr>
-          <w:rFonts w:ascii="Verdana" w:hAnsi="Verdana"/>
-        </w:rPr>
-        <w:t>mikrotik’s</w:t>
-      </w:r>
-      <w:proofErr w:type="spellEnd"/>
-      <w:r>
-        <w:rPr>
-          <w:rFonts w:ascii="Verdana" w:hAnsi="Verdana"/>
-        </w:rPr>
-        <w:t xml:space="preserve"> networking engineer</w:t>
+        <w:t>Student of the 4th year IT manager and lecture host at PZSP Legionowo, mikrotik’s networking engineer</w:t>
       </w:r>
     </w:p>
     <w:p>
@@ -4222,35 +3960,7 @@
         <w:rPr>
           <w:rFonts w:ascii="Verdana" w:hAnsi="Verdana"/>
         </w:rPr>
-        <w:t xml:space="preserve">theoretical help with the </w:t>
-      </w:r>
-      <w:proofErr w:type="spellStart"/>
-      <w:r>
-        <w:rPr>
-          <w:rFonts w:ascii="Verdana" w:hAnsi="Verdana"/>
-        </w:rPr>
-        <w:t>desgn</w:t>
-      </w:r>
-      <w:proofErr w:type="spellEnd"/>
-      <w:r>
-        <w:rPr>
-          <w:rFonts w:ascii="Verdana" w:hAnsi="Verdana"/>
-        </w:rPr>
-        <w:t xml:space="preserve"> of </w:t>
-      </w:r>
-      <w:proofErr w:type="spellStart"/>
-      <w:r>
-        <w:rPr>
-          <w:rFonts w:ascii="Verdana" w:hAnsi="Verdana"/>
-        </w:rPr>
-        <w:t>cansat</w:t>
-      </w:r>
-      <w:proofErr w:type="spellEnd"/>
-      <w:r>
-        <w:rPr>
-          <w:rFonts w:ascii="Verdana" w:hAnsi="Verdana"/>
-        </w:rPr>
-        <w:t xml:space="preserve"> communication module</w:t>
+        <w:t>theoretical help with the desgn of cansat communication module</w:t>
       </w:r>
     </w:p>
     <w:p>
@@ -4322,21 +4032,7 @@
         <w:rPr>
           <w:rFonts w:ascii="Verdana" w:hAnsi="Verdana"/>
         </w:rPr>
-        <w:t xml:space="preserve">Real time spent at doing the project 4-6 </w:t>
-      </w:r>
-      <w:proofErr w:type="spellStart"/>
-      <w:r>
-        <w:rPr>
-          <w:rFonts w:ascii="Verdana" w:hAnsi="Verdana"/>
-        </w:rPr>
-        <w:t>hrs</w:t>
-      </w:r>
-      <w:proofErr w:type="spellEnd"/>
-      <w:r>
-        <w:rPr>
-          <w:rFonts w:ascii="Verdana" w:hAnsi="Verdana"/>
-        </w:rPr>
-        <w:t xml:space="preserve"> a week</w:t>
+        <w:t>Real time spent at doing the project 4-6 hrs a week</w:t>
       </w:r>
     </w:p>
     <w:p>
@@ -4404,7 +4100,7 @@
         <w:br/>
       </w:r>
     </w:p>
-    <w:p w14:noSpellErr="1">
+    <w:p>
       <w:pPr>
         <w:tabs>
           <w:tab w:val="left" w:pos="720"/>
@@ -4428,7 +4124,6 @@
         <w:jc w:val="both"/>
       </w:pPr>
       <w:r>
-        <w:rPr/>
         <w:t>6. Tomasz Leszczyński</w:t>
       </w:r>
     </w:p>
@@ -4491,6 +4186,7 @@
         <w:suppressAutoHyphens/>
       </w:pPr>
       <w:r>
+        <w:lastRenderedPageBreak/>
         <w:t>Studying their 5</w:t>
       </w:r>
       <w:r>
@@ -4592,13 +4288,8 @@
         </w:tabs>
         <w:suppressAutoHyphens/>
       </w:pPr>
-      <w:proofErr w:type="spellStart"/>
-      <w:r>
-        <w:t>CanSat</w:t>
-      </w:r>
-      <w:proofErr w:type="spellEnd"/>
-      <w:r>
-        <w:t xml:space="preserve"> recovery system (Parachute)</w:t>
+      <w:r>
+        <w:t>CanSat recovery system (Parachute)</w:t>
       </w:r>
     </w:p>
     <w:p>
@@ -4661,6 +4352,53 @@
       </w:pPr>
       <w:r>
         <w:t>Interests: History</w:t>
+      </w:r>
+    </w:p>
+    <w:p>
+      <w:pPr>
+        <w:tabs>
+          <w:tab w:val="left" w:pos="720"/>
+          <w:tab w:val="left" w:pos="1134"/>
+          <w:tab w:val="left" w:pos="1440"/>
+          <w:tab w:val="left" w:pos="2160"/>
+          <w:tab w:val="left" w:pos="2880"/>
+          <w:tab w:val="left" w:pos="3600"/>
+          <w:tab w:val="left" w:pos="4320"/>
+          <w:tab w:val="left" w:pos="5040"/>
+          <w:tab w:val="left" w:pos="5760"/>
+          <w:tab w:val="left" w:pos="6480"/>
+          <w:tab w:val="left" w:pos="7200"/>
+          <w:tab w:val="left" w:pos="7920"/>
+          <w:tab w:val="left" w:pos="8640"/>
+          <w:tab w:val="left" w:pos="9360"/>
+          <w:tab w:val="left" w:pos="10080"/>
+          <w:tab w:val="left" w:pos="10800"/>
+        </w:tabs>
+        <w:suppressAutoHyphens/>
+        <w:ind w:left="360"/>
+      </w:pPr>
+      <w:r>
+        <w:t xml:space="preserve">7. </w:t>
+      </w:r>
+      <w:r>
+        <w:t xml:space="preserve">Jakub Gerek 5TIE () Interested in graphics, social media and programming (link to the github profile: </w:t>
+      </w:r>
+      <w:hyperlink r:id="rId21" w:tgtFrame="_blank" w:tooltip="https://github.com/kredyt7" w:history="1">
+        <w:r>
+          <w:rPr>
+            <w:rStyle w:val="Hyperlink"/>
+          </w:rPr>
+          <w:t>https://github.com/kredyt7</w:t>
+        </w:r>
+      </w:hyperlink>
+      <w:r>
+        <w:t xml:space="preserve">). Student of IT technician 5th class of the high school. Responsible for social media, graphics, programming Hours commited at the school (weekly): </w:t>
+      </w:r>
+      <w:r>
+        <w:t>0</w:t>
+      </w:r>
+      <w:r>
+        <w:t>h Hours commited beside school (weekly): it depends</w:t>
       </w:r>
     </w:p>
     <w:p>
@@ -4751,21 +4489,7 @@
         <w:rPr>
           <w:rFonts w:ascii="Verdana" w:hAnsi="Verdana" w:cs="Arial"/>
         </w:rPr>
-        <w:t xml:space="preserve">Include </w:t>
-      </w:r>
-      <w:proofErr w:type="spellStart"/>
-      <w:r>
-        <w:rPr>
-          <w:rFonts w:ascii="Verdana" w:hAnsi="Verdana" w:cs="Arial"/>
-        </w:rPr>
-        <w:t>their</w:t>
-      </w:r>
-      <w:proofErr w:type="spellEnd"/>
-      <w:r>
-        <w:rPr>
-          <w:rFonts w:ascii="Verdana" w:hAnsi="Verdana" w:cs="Arial"/>
-        </w:rPr>
-        <w:t>:</w:t>
+        <w:t>Include their:</w:t>
       </w:r>
     </w:p>
     <w:p>
@@ -4815,39 +4539,7 @@
           <w:rFonts w:ascii="Verdana" w:hAnsi="Verdana"/>
           <w:szCs w:val="22"/>
         </w:rPr>
-        <w:t xml:space="preserve">Background, path that they are following if applicable (pure sciences, </w:t>
-      </w:r>
-      <w:proofErr w:type="spellStart"/>
-      <w:r>
-        <w:rPr>
-          <w:rFonts w:ascii="Verdana" w:hAnsi="Verdana"/>
-          <w:szCs w:val="22"/>
-        </w:rPr>
-        <w:t>maths</w:t>
-      </w:r>
-      <w:proofErr w:type="spellEnd"/>
-      <w:r>
-        <w:rPr>
-          <w:rFonts w:ascii="Verdana" w:hAnsi="Verdana"/>
-          <w:szCs w:val="22"/>
-        </w:rPr>
-        <w:t xml:space="preserve">, </w:t>
-      </w:r>
-      <w:proofErr w:type="spellStart"/>
-      <w:r>
-        <w:rPr>
-          <w:rFonts w:ascii="Verdana" w:hAnsi="Verdana"/>
-          <w:szCs w:val="22"/>
-        </w:rPr>
-        <w:t>etc</w:t>
-      </w:r>
-      <w:proofErr w:type="spellEnd"/>
-      <w:r>
-        <w:rPr>
-          <w:rFonts w:ascii="Verdana" w:hAnsi="Verdana"/>
-          <w:szCs w:val="22"/>
-        </w:rPr>
-        <w:t>) and interests (e.g. physics, computer science, mechanical engineering, etc.).</w:t>
+        <w:t>Background, path that they are following if applicable (pure sciences, maths, etc) and interests (e.g. physics, computer science, mechanical engineering, etc.).</w:t>
       </w:r>
     </w:p>
     <w:p>
@@ -4991,7 +4683,7 @@
           <w:szCs w:val="24"/>
         </w:rPr>
       </w:pPr>
-      <w:bookmarkStart w:name="_Toc49629231" w:id="4"/>
+      <w:bookmarkStart w:id="4" w:name="_Toc49629231"/>
       <w:r>
         <w:rPr>
           <w:rFonts w:ascii="Verdana" w:hAnsi="Verdana"/>
@@ -5047,7 +4739,14 @@
         <w:rPr>
           <w:rFonts w:ascii="Verdana" w:hAnsi="Verdana"/>
         </w:rPr>
-        <w:t>Our mission objective is to investigate the influence of high, rapid acceleration and other factors experienced by the payload during the start of the rocket and descend into the atmosphere similar or identical to the Earth’s one, focusing on the reproductive capabilities of the chosen mushroom species.</w:t>
+        <w:t xml:space="preserve">Our mission objective is to investigate the influence of high, rapid acceleration and other factors experienced by the payload during the start of the rocket and </w:t>
+      </w:r>
+      <w:r>
+        <w:rPr>
+          <w:rFonts w:ascii="Verdana" w:hAnsi="Verdana"/>
+        </w:rPr>
+        <w:lastRenderedPageBreak/>
+        <w:t>descend into the atmosphere similar or identical to the Earth’s one, focusing on the reproductive capabilities of the chosen mushroom species.</w:t>
       </w:r>
     </w:p>
     <w:p>
@@ -5247,15 +4946,16 @@
           <w:sz w:val="24"/>
         </w:rPr>
       </w:pPr>
-      <w:bookmarkStart w:name="_Toc191798065" w:id="5"/>
-      <w:bookmarkStart w:name="_Toc208046434" w:id="6"/>
-      <w:bookmarkStart w:name="_Toc217370768" w:id="7"/>
-      <w:bookmarkStart w:name="_Toc49629232" w:id="8"/>
+      <w:bookmarkStart w:id="5" w:name="_Toc191798065"/>
+      <w:bookmarkStart w:id="6" w:name="_Toc208046434"/>
+      <w:bookmarkStart w:id="7" w:name="_Toc217370768"/>
+      <w:bookmarkStart w:id="8" w:name="_Toc49629232"/>
       <w:r>
         <w:rPr>
           <w:rFonts w:ascii="Verdana" w:hAnsi="Verdana" w:cs="Arial"/>
           <w:sz w:val="24"/>
         </w:rPr>
+        <w:lastRenderedPageBreak/>
         <w:t>Cansat Description</w:t>
       </w:r>
       <w:bookmarkEnd w:id="5"/>
@@ -5284,11 +4984,11 @@
           <w:szCs w:val="24"/>
         </w:rPr>
       </w:pPr>
-      <w:bookmarkStart w:name="_Toc257986361" w:id="9"/>
-      <w:bookmarkStart w:name="_Toc257986363" w:id="10"/>
-      <w:bookmarkStart w:name="_Toc257986367" w:id="11"/>
-      <w:bookmarkStart w:name="_Toc257986368" w:id="12"/>
-      <w:bookmarkStart w:name="_Toc49629233" w:id="13"/>
+      <w:bookmarkStart w:id="9" w:name="_Toc257986361"/>
+      <w:bookmarkStart w:id="10" w:name="_Toc257986363"/>
+      <w:bookmarkStart w:id="11" w:name="_Toc257986367"/>
+      <w:bookmarkStart w:id="12" w:name="_Toc257986368"/>
+      <w:bookmarkStart w:id="13" w:name="_Toc49629233"/>
       <w:bookmarkEnd w:id="9"/>
       <w:bookmarkEnd w:id="10"/>
       <w:bookmarkEnd w:id="11"/>
@@ -5344,21 +5044,7 @@
         <w:rPr>
           <w:rFonts w:ascii="Verdana" w:hAnsi="Verdana" w:cs="Arial"/>
         </w:rPr>
-        <w:t xml:space="preserve">- growing mycelium in </w:t>
-      </w:r>
-      <w:proofErr w:type="spellStart"/>
-      <w:r>
-        <w:rPr>
-          <w:rFonts w:ascii="Verdana" w:hAnsi="Verdana" w:cs="Arial"/>
-        </w:rPr>
-        <w:t>controled</w:t>
-      </w:r>
-      <w:proofErr w:type="spellEnd"/>
-      <w:r>
-        <w:rPr>
-          <w:rFonts w:ascii="Verdana" w:hAnsi="Verdana" w:cs="Arial"/>
-        </w:rPr>
-        <w:t xml:space="preserve"> environment (2 or more samples)</w:t>
+        <w:t>- growing mycelium in controled environment (2 or more samples)</w:t>
       </w:r>
       <w:r>
         <w:br/>
@@ -5367,49 +5053,7 @@
         <w:rPr>
           <w:rFonts w:ascii="Verdana" w:hAnsi="Verdana" w:cs="Arial"/>
         </w:rPr>
-        <w:t xml:space="preserve">- why we are testing it (nutrients, reproduction </w:t>
-      </w:r>
-      <w:proofErr w:type="spellStart"/>
-      <w:r>
-        <w:rPr>
-          <w:rFonts w:ascii="Verdana" w:hAnsi="Verdana" w:cs="Arial"/>
-        </w:rPr>
-        <w:t>capabiities</w:t>
-      </w:r>
-      <w:proofErr w:type="spellEnd"/>
-      <w:r>
-        <w:rPr>
-          <w:rFonts w:ascii="Verdana" w:hAnsi="Verdana" w:cs="Arial"/>
-        </w:rPr>
-        <w:t xml:space="preserve">, future </w:t>
-      </w:r>
-      <w:proofErr w:type="spellStart"/>
-      <w:r>
-        <w:rPr>
-          <w:rFonts w:ascii="Verdana" w:hAnsi="Verdana" w:cs="Arial"/>
-        </w:rPr>
-        <w:t>tranport</w:t>
-      </w:r>
-      <w:proofErr w:type="spellEnd"/>
-      <w:r>
-        <w:rPr>
-          <w:rFonts w:ascii="Verdana" w:hAnsi="Verdana" w:cs="Arial"/>
-        </w:rPr>
-        <w:t xml:space="preserve"> solutions for </w:t>
-      </w:r>
-      <w:proofErr w:type="spellStart"/>
-      <w:r>
-        <w:rPr>
-          <w:rFonts w:ascii="Verdana" w:hAnsi="Verdana" w:cs="Arial"/>
-        </w:rPr>
-        <w:t>vurneable</w:t>
-      </w:r>
-      <w:proofErr w:type="spellEnd"/>
-      <w:r>
-        <w:rPr>
-          <w:rFonts w:ascii="Verdana" w:hAnsi="Verdana" w:cs="Arial"/>
-        </w:rPr>
-        <w:t xml:space="preserve"> payload)</w:t>
+        <w:t>- why we are testing it (nutrients, reproduction capabiities, future tranport solutions for vurneable payload)</w:t>
       </w:r>
       <w:r>
         <w:br/>
@@ -5704,6 +5348,7 @@
         <w:rPr>
           <w:rFonts w:ascii="Verdana" w:hAnsi="Verdana" w:cs="Arial"/>
         </w:rPr>
+        <w:lastRenderedPageBreak/>
         <w:t xml:space="preserve">Calculating </w:t>
       </w:r>
       <w:r>
@@ -5890,23 +5535,15 @@
         <w:rPr>
           <w:rFonts w:ascii="Verdana" w:hAnsi="Verdana" w:cs="Arial"/>
         </w:rPr>
-        <w:t xml:space="preserve"> easy to configure what you can see on </w:t>
-      </w:r>
-      <w:proofErr w:type="spellStart"/>
-      <w:r>
-        <w:rPr>
-          <w:rFonts w:ascii="Verdana" w:hAnsi="Verdana" w:cs="Arial"/>
-        </w:rPr>
-        <w:t>Github</w:t>
-      </w:r>
-      <w:proofErr w:type="spellEnd"/>
+        <w:t xml:space="preserve"> easy to configure what you can see on Github</w:t>
+      </w:r>
       <w:r>
         <w:rPr>
           <w:rFonts w:ascii="Verdana" w:hAnsi="Verdana" w:cs="Arial"/>
         </w:rPr>
         <w:t xml:space="preserve"> of our main programmer, link: </w:t>
       </w:r>
-      <w:hyperlink r:id="rId21">
+      <w:hyperlink r:id="rId22">
         <w:r>
           <w:rPr>
             <w:rStyle w:val="Hyperlink"/>
@@ -6042,21 +5679,7 @@
         <w:rPr>
           <w:rFonts w:ascii="Verdana" w:hAnsi="Verdana" w:cs="Arial"/>
         </w:rPr>
-        <w:t xml:space="preserve">sensor set using LSM series form </w:t>
-      </w:r>
-      <w:proofErr w:type="spellStart"/>
-      <w:r>
-        <w:rPr>
-          <w:rFonts w:ascii="Verdana" w:hAnsi="Verdana" w:cs="Arial"/>
-        </w:rPr>
-        <w:t>st</w:t>
-      </w:r>
-      <w:proofErr w:type="spellEnd"/>
-      <w:r>
-        <w:rPr>
-          <w:rFonts w:ascii="Verdana" w:hAnsi="Verdana" w:cs="Arial"/>
-        </w:rPr>
-        <w:t xml:space="preserve"> microelectronics.</w:t>
+        <w:t>sensor set using LSM series form st microelectronics.</w:t>
       </w:r>
       <w:r>
         <w:rPr>
@@ -6128,6 +5751,7 @@
         <w:rPr>
           <w:rFonts w:ascii="Verdana" w:hAnsi="Verdana" w:cs="Arial"/>
         </w:rPr>
+        <w:lastRenderedPageBreak/>
         <w:t xml:space="preserve">Communication module </w:t>
       </w:r>
       <w:r>
@@ -6158,16 +5782,8 @@
         <w:rPr>
           <w:rFonts w:ascii="Verdana" w:hAnsi="Verdana" w:cs="Arial"/>
         </w:rPr>
-        <w:t xml:space="preserve"> and what is the most </w:t>
-      </w:r>
-      <w:proofErr w:type="spellStart"/>
-      <w:r>
-        <w:rPr>
-          <w:rFonts w:ascii="Verdana" w:hAnsi="Verdana" w:cs="Arial"/>
-        </w:rPr>
-        <w:t>importants</w:t>
-      </w:r>
-      <w:proofErr w:type="spellEnd"/>
+        <w:t xml:space="preserve"> and what is the most importants</w:t>
+      </w:r>
       <w:r>
         <w:rPr>
           <w:rFonts w:ascii="Verdana" w:hAnsi="Verdana" w:cs="Arial"/>
@@ -6203,6 +5819,7 @@
       <w:r>
         <w:rPr>
           <w:rFonts w:ascii="Verdana" w:hAnsi="Verdana" w:cs="Arial"/>
+          <w:noProof/>
         </w:rPr>
         <w:drawing>
           <wp:inline distT="0" distB="0" distL="0" distR="0" wp14:anchorId="299311F8" wp14:editId="57D62BD6">
@@ -6222,7 +5839,7 @@
                     </pic:cNvPicPr>
                   </pic:nvPicPr>
                   <pic:blipFill>
-                    <a:blip r:embed="rId22">
+                    <a:blip r:embed="rId23">
                       <a:extLst>
                         <a:ext uri="{28A0092B-C50C-407E-A947-70E740481C1C}">
                           <a14:useLocalDpi xmlns:a14="http://schemas.microsoft.com/office/drawing/2010/main" val="0"/>
@@ -6268,8 +5885,8 @@
           <w:szCs w:val="24"/>
         </w:rPr>
       </w:pPr>
-      <w:bookmarkStart w:name="_Toc217370771" w:id="14"/>
-      <w:bookmarkStart w:name="_Toc49629234" w:id="15"/>
+      <w:bookmarkStart w:id="14" w:name="_Toc217370771"/>
+      <w:bookmarkStart w:id="15" w:name="_Toc49629234"/>
       <w:r>
         <w:rPr>
           <w:rFonts w:ascii="Verdana" w:hAnsi="Verdana"/>
@@ -6287,34 +5904,18 @@
       </w:r>
       <w:r>
         <w:br/>
-      </w:r>
-      <w:r>
         <w:t>- parachute</w:t>
       </w:r>
       <w:r>
         <w:br/>
-      </w:r>
-      <w:r>
-        <w:t xml:space="preserve">- </w:t>
-      </w:r>
-      <w:proofErr w:type="spellStart"/>
-      <w:r>
-        <w:t>corpartments</w:t>
-      </w:r>
-      <w:proofErr w:type="spellEnd"/>
-      <w:r>
-        <w:t xml:space="preserve"> (bio, tech)</w:t>
+        <w:t>- corpartments (bio, tech)</w:t>
       </w:r>
       <w:r>
         <w:br/>
-      </w:r>
-      <w:r>
         <w:t>- main body material (why)</w:t>
       </w:r>
       <w:r>
         <w:br/>
-      </w:r>
-      <w:r>
         <w:t>- aerodynamics</w:t>
       </w:r>
       <w:r>
@@ -6344,6 +5945,7 @@
           <w:rFonts w:ascii="Verdana" w:hAnsi="Verdana" w:cs="Arial"/>
           <w:strike/>
         </w:rPr>
+        <w:lastRenderedPageBreak/>
         <w:t>Our mission does not require a specific shape, we want to fit everything in the shape of the cylinder with radius od base equal to 64 mm (this value is a decent margin of error) and about 110mm (70mm for power, electronic, and payload part) 40mm for parachute mounting system and in the future for deployment system, so far we are considering using a solenoid or PWM controlled servo.</w:t>
       </w:r>
     </w:p>
@@ -6358,11 +5960,6 @@
           <w:rFonts w:ascii="Verdana" w:hAnsi="Verdana" w:cs="Arial"/>
         </w:rPr>
         <w:br/>
-      </w:r>
-      <w:r>
-        <w:rPr>
-          <w:rFonts w:ascii="Verdana" w:hAnsi="Verdana" w:cs="Arial"/>
-        </w:rPr>
         <w:t xml:space="preserve">Before the PDR we created </w:t>
       </w:r>
       <w:r>
@@ -6393,7 +5990,7 @@
       <w:r>
         <w:t xml:space="preserve"> </w:t>
       </w:r>
-      <w:hyperlink w:history="1" r:id="rId23">
+      <w:hyperlink r:id="rId24" w:history="1">
         <w:r>
           <w:rPr>
             <w:rStyle w:val="Hyperlink"/>
@@ -6625,7 +6222,7 @@
           <w:sz w:val="24"/>
         </w:rPr>
       </w:pPr>
-      <w:bookmarkStart w:name="_Toc49629235" w:id="16"/>
+      <w:bookmarkStart w:id="16" w:name="_Toc49629235"/>
       <w:r>
         <w:rPr>
           <w:rFonts w:ascii="Verdana" w:hAnsi="Verdana"/>
@@ -6640,7 +6237,7 @@
       <w:pPr>
         <w:pStyle w:val="Heading3"/>
       </w:pPr>
-      <w:bookmarkStart w:name="_Toc49629236" w:id="17"/>
+      <w:bookmarkStart w:id="17" w:name="_Toc49629236"/>
       <w:r>
         <w:t>General architecture</w:t>
       </w:r>
@@ -6695,8 +6292,9 @@
       <w:pPr>
         <w:pStyle w:val="Heading3"/>
       </w:pPr>
-      <w:bookmarkStart w:name="_Toc49629237" w:id="18"/>
-      <w:r>
+      <w:bookmarkStart w:id="18" w:name="_Toc49629237"/>
+      <w:r>
+        <w:lastRenderedPageBreak/>
         <w:t>Primary mission devices</w:t>
       </w:r>
       <w:bookmarkEnd w:id="18"/>
@@ -6743,7 +6341,7 @@
       <w:pPr>
         <w:pStyle w:val="Heading3"/>
       </w:pPr>
-      <w:bookmarkStart w:name="_Toc49629238" w:id="19"/>
+      <w:bookmarkStart w:id="19" w:name="_Toc49629238"/>
       <w:r>
         <w:t>Secondary mission devices</w:t>
       </w:r>
@@ -6775,21 +6373,7 @@
         <w:rPr>
           <w:rFonts w:ascii="Verdana" w:hAnsi="Verdana"/>
         </w:rPr>
-        <w:t xml:space="preserve"> Show their functions, describe curtail parameters for </w:t>
-      </w:r>
-      <w:proofErr w:type="spellStart"/>
-      <w:r>
-        <w:rPr>
-          <w:rFonts w:ascii="Verdana" w:hAnsi="Verdana"/>
-        </w:rPr>
-        <w:t>realisation</w:t>
-      </w:r>
-      <w:proofErr w:type="spellEnd"/>
-      <w:r>
-        <w:rPr>
-          <w:rFonts w:ascii="Verdana" w:hAnsi="Verdana"/>
-        </w:rPr>
-        <w:t xml:space="preserve"> of your secondary mission.</w:t>
+        <w:t xml:space="preserve"> Show their functions, describe curtail parameters for realisation of your secondary mission.</w:t>
       </w:r>
     </w:p>
     <w:p>
@@ -6804,7 +6388,7 @@
       <w:pPr>
         <w:pStyle w:val="Heading3"/>
       </w:pPr>
-      <w:bookmarkStart w:name="_Toc49629239" w:id="20"/>
+      <w:bookmarkStart w:id="20" w:name="_Toc49629239"/>
       <w:r>
         <w:t>Power supply</w:t>
       </w:r>
@@ -6857,19 +6441,11 @@
         </w:rPr>
         <w:t xml:space="preserve"> of the </w:t>
       </w:r>
-      <w:proofErr w:type="spellStart"/>
-      <w:r>
-        <w:rPr>
-          <w:rFonts w:ascii="Verdana" w:hAnsi="Verdana"/>
-        </w:rPr>
-        <w:t>CanSat</w:t>
-      </w:r>
-      <w:proofErr w:type="spellEnd"/>
-      <w:r>
-        <w:rPr>
-          <w:rFonts w:ascii="Verdana" w:hAnsi="Verdana"/>
-        </w:rPr>
-        <w:t xml:space="preserve"> on the </w:t>
+      <w:r>
+        <w:rPr>
+          <w:rFonts w:ascii="Verdana" w:hAnsi="Verdana"/>
+        </w:rPr>
+        <w:t xml:space="preserve">CanSat on the </w:t>
       </w:r>
       <w:r>
         <w:rPr>
@@ -6932,8 +6508,9 @@
         </w:rPr>
         <w:br w:type="page"/>
       </w:r>
-      <w:bookmarkStart w:name="_Toc49629240" w:id="21"/>
-      <w:r>
+      <w:bookmarkStart w:id="21" w:name="_Toc49629240"/>
+      <w:r>
+        <w:lastRenderedPageBreak/>
         <w:t>Communication system</w:t>
       </w:r>
       <w:bookmarkEnd w:id="21"/>
@@ -7010,30 +6587,8 @@
         <w:rPr>
           <w:rFonts w:ascii="Verdana" w:hAnsi="Verdana"/>
         </w:rPr>
-        <w:t xml:space="preserve"> (one direction from </w:t>
-      </w:r>
-      <w:proofErr w:type="spellStart"/>
-      <w:r>
-        <w:rPr>
-          <w:rFonts w:ascii="Verdana" w:hAnsi="Verdana"/>
-        </w:rPr>
-        <w:t>CanSat</w:t>
-      </w:r>
-      <w:proofErr w:type="spellEnd"/>
-      <w:r>
-        <w:rPr>
-          <w:rFonts w:ascii="Verdana" w:hAnsi="Verdana"/>
-        </w:rPr>
-        <w:t xml:space="preserve"> to ground station or both directions), </w:t>
-      </w:r>
-      <w:proofErr w:type="spellStart"/>
-      <w:r>
-        <w:rPr>
-          <w:rFonts w:ascii="Verdana" w:hAnsi="Verdana"/>
-        </w:rPr>
-        <w:t>CanSat</w:t>
-      </w:r>
-      <w:proofErr w:type="spellEnd"/>
+        <w:t xml:space="preserve"> (one direction from CanSat to ground station or both directions), CanSat</w:t>
+      </w:r>
       <w:r>
         <w:rPr>
           <w:rFonts w:ascii="Verdana" w:hAnsi="Verdana"/>
@@ -7063,7 +6618,7 @@
           <w:sz w:val="24"/>
         </w:rPr>
       </w:pPr>
-      <w:bookmarkStart w:name="_Toc49629241" w:id="22"/>
+      <w:bookmarkStart w:id="22" w:name="_Toc49629241"/>
       <w:r>
         <w:rPr>
           <w:rFonts w:ascii="Verdana" w:hAnsi="Verdana"/>
@@ -7099,21 +6654,7 @@
         <w:rPr>
           <w:rFonts w:ascii="Verdana" w:hAnsi="Verdana" w:cs="Arial"/>
         </w:rPr>
-        <w:t xml:space="preserve">Describe the software design of the </w:t>
-      </w:r>
-      <w:proofErr w:type="spellStart"/>
-      <w:r>
-        <w:rPr>
-          <w:rFonts w:ascii="Verdana" w:hAnsi="Verdana" w:cs="Arial"/>
-        </w:rPr>
-        <w:t>CanSat</w:t>
-      </w:r>
-      <w:proofErr w:type="spellEnd"/>
-      <w:r>
-        <w:rPr>
-          <w:rFonts w:ascii="Verdana" w:hAnsi="Verdana" w:cs="Arial"/>
-        </w:rPr>
-        <w:t xml:space="preserve"> and how is expected to work and detail the On-Board Data Handling. //machine state/ program timer// (two way communication)</w:t>
+        <w:t>Describe the software design of the CanSat and how is expected to work and detail the On-Board Data Handling. //machine state/ program timer// (two way communication)</w:t>
       </w:r>
     </w:p>
     <w:p>
@@ -7213,6 +6754,7 @@
         <w:rPr>
           <w:rFonts w:ascii="Verdana" w:hAnsi="Verdana" w:cs="Arial"/>
         </w:rPr>
+        <w:lastRenderedPageBreak/>
         <w:t>You can attach source code of your software as the appendix to the documentation (please do not put it into the document body)</w:t>
       </w:r>
       <w:r>
@@ -7262,7 +6804,7 @@
           <w:szCs w:val="24"/>
         </w:rPr>
       </w:pPr>
-      <w:bookmarkStart w:name="_Toc49629242" w:id="23"/>
+      <w:bookmarkStart w:id="23" w:name="_Toc49629242"/>
       <w:r>
         <w:rPr>
           <w:rFonts w:ascii="Verdana" w:hAnsi="Verdana"/>
@@ -7286,21 +6828,7 @@
         <w:rPr>
           <w:rFonts w:ascii="Verdana" w:hAnsi="Verdana" w:cs="Arial"/>
         </w:rPr>
-        <w:t>//</w:t>
-      </w:r>
-      <w:proofErr w:type="spellStart"/>
-      <w:r>
-        <w:rPr>
-          <w:rFonts w:ascii="Verdana" w:hAnsi="Verdana" w:cs="Arial"/>
-        </w:rPr>
-        <w:t>gps</w:t>
-      </w:r>
-      <w:proofErr w:type="spellEnd"/>
-      <w:r>
-        <w:rPr>
-          <w:rFonts w:ascii="Verdana" w:hAnsi="Verdana" w:cs="Arial"/>
-        </w:rPr>
-        <w:t>, imu, parachute, bright neon colors, sound indicator//</w:t>
+        <w:t>//gps, imu, parachute, bright neon colors, sound indicator//</w:t>
       </w:r>
     </w:p>
     <w:p>
@@ -7414,21 +6942,7 @@
         <w:rPr>
           <w:rFonts w:ascii="Verdana" w:hAnsi="Verdana" w:cs="Arial"/>
         </w:rPr>
-        <w:t xml:space="preserve"> to the </w:t>
-      </w:r>
-      <w:proofErr w:type="spellStart"/>
-      <w:r>
-        <w:rPr>
-          <w:rFonts w:ascii="Verdana" w:hAnsi="Verdana" w:cs="Arial"/>
-        </w:rPr>
-        <w:t>CanSat</w:t>
-      </w:r>
-      <w:proofErr w:type="spellEnd"/>
-      <w:r>
-        <w:rPr>
-          <w:rFonts w:ascii="Verdana" w:hAnsi="Verdana" w:cs="Arial"/>
-        </w:rPr>
-        <w:t xml:space="preserve"> structure.</w:t>
+        <w:t xml:space="preserve"> to the CanSat structure.</w:t>
       </w:r>
       <w:r>
         <w:rPr>
@@ -7478,7 +6992,7 @@
           <w:szCs w:val="24"/>
         </w:rPr>
       </w:pPr>
-      <w:bookmarkStart w:name="_Toc49629243" w:id="24"/>
+      <w:bookmarkStart w:id="24" w:name="_Toc49629243"/>
       <w:r>
         <w:rPr>
           <w:rFonts w:ascii="Verdana" w:hAnsi="Verdana"/>
@@ -7506,21 +7020,7 @@
         <w:rPr>
           <w:rFonts w:ascii="Verdana" w:hAnsi="Verdana"/>
         </w:rPr>
-        <w:t>//</w:t>
-      </w:r>
-      <w:proofErr w:type="spellStart"/>
-      <w:r>
-        <w:rPr>
-          <w:rFonts w:ascii="Verdana" w:hAnsi="Verdana"/>
-        </w:rPr>
-        <w:t>ioverwie</w:t>
-      </w:r>
-      <w:proofErr w:type="spellEnd"/>
-      <w:r>
-        <w:rPr>
-          <w:rFonts w:ascii="Verdana" w:hAnsi="Verdana"/>
-        </w:rPr>
-        <w:t>//</w:t>
+        <w:t>//ioverwie//</w:t>
       </w:r>
     </w:p>
     <w:p>
@@ -7625,7 +7125,14 @@
         <w:rPr>
           <w:rFonts w:ascii="Verdana" w:hAnsi="Verdana" w:cs="TimesNewRomanPSMT"/>
         </w:rPr>
-        <w:t>Describe all equipment that is part of the experiment but that does not fly on the rocket. Usually, this is the ground segment, one or several computers that receive data from the experiment, a radio receiver, etc. Describe the software design of the ground segment and detail the handling of received data.</w:t>
+        <w:t xml:space="preserve">Describe all equipment that is part of the experiment but that does not fly on the rocket. Usually, this is the ground segment, one or several computers that </w:t>
+      </w:r>
+      <w:r>
+        <w:rPr>
+          <w:rFonts w:ascii="Verdana" w:hAnsi="Verdana" w:cs="TimesNewRomanPSMT"/>
+        </w:rPr>
+        <w:lastRenderedPageBreak/>
+        <w:t>receive data from the experiment, a radio receiver, etc. Describe the software design of the ground segment and detail the handling of received data.</w:t>
       </w:r>
     </w:p>
     <w:p>
@@ -7643,12 +7150,13 @@
           <w:sz w:val="24"/>
         </w:rPr>
       </w:pPr>
-      <w:bookmarkStart w:name="_Toc49629244" w:id="25"/>
+      <w:bookmarkStart w:id="25" w:name="_Toc49629244"/>
       <w:r>
         <w:rPr>
           <w:rFonts w:ascii="Verdana" w:hAnsi="Verdana" w:cs="Arial"/>
           <w:sz w:val="24"/>
         </w:rPr>
+        <w:lastRenderedPageBreak/>
         <w:t>TEST CAMPAIGN</w:t>
       </w:r>
       <w:bookmarkEnd w:id="25"/>
@@ -7668,7 +7176,7 @@
           <w:szCs w:val="24"/>
         </w:rPr>
       </w:pPr>
-      <w:bookmarkStart w:name="_Toc49629245" w:id="26"/>
+      <w:bookmarkStart w:id="26" w:name="_Toc49629245"/>
       <w:r>
         <w:rPr>
           <w:rFonts w:ascii="Verdana" w:hAnsi="Verdana"/>
@@ -7726,7 +7234,7 @@
           <w:szCs w:val="24"/>
         </w:rPr>
       </w:pPr>
-      <w:bookmarkStart w:name="_Toc49629246" w:id="27"/>
+      <w:bookmarkStart w:id="27" w:name="_Toc49629246"/>
       <w:r>
         <w:rPr>
           <w:rFonts w:ascii="Verdana" w:hAnsi="Verdana"/>
@@ -7750,21 +7258,7 @@
         <w:rPr>
           <w:rFonts w:ascii="Verdana" w:hAnsi="Verdana" w:cs="Arial"/>
         </w:rPr>
-        <w:t xml:space="preserve">Describe how you’re planning to test your secondary mission. Emphasize your mission objectives in relation to the collected data from the test runs. Depending on the type of the mission you’ve chosen select appropriate testing method for your sensors, data processing algorithms and mission </w:t>
-      </w:r>
-      <w:proofErr w:type="spellStart"/>
-      <w:r>
-        <w:rPr>
-          <w:rFonts w:ascii="Verdana" w:hAnsi="Verdana" w:cs="Arial"/>
-        </w:rPr>
-        <w:t>realisation</w:t>
-      </w:r>
-      <w:proofErr w:type="spellEnd"/>
-      <w:r>
-        <w:rPr>
-          <w:rFonts w:ascii="Verdana" w:hAnsi="Verdana" w:cs="Arial"/>
-        </w:rPr>
-        <w:t>.</w:t>
+        <w:t>Describe how you’re planning to test your secondary mission. Emphasize your mission objectives in relation to the collected data from the test runs. Depending on the type of the mission you’ve chosen select appropriate testing method for your sensors, data processing algorithms and mission realisation.</w:t>
       </w:r>
     </w:p>
     <w:p/>
@@ -7782,7 +7276,7 @@
           <w:szCs w:val="24"/>
         </w:rPr>
       </w:pPr>
-      <w:bookmarkStart w:name="_Toc49629247" w:id="28"/>
+      <w:bookmarkStart w:id="28" w:name="_Toc49629247"/>
       <w:r>
         <w:rPr>
           <w:rFonts w:ascii="Verdana" w:hAnsi="Verdana"/>
@@ -7829,21 +7323,7 @@
         <w:rPr>
           <w:rFonts w:ascii="Verdana" w:hAnsi="Verdana" w:cs="Arial"/>
         </w:rPr>
-        <w:t xml:space="preserve">Then, perform planned tests. You can use a dummy-mass model instead of your </w:t>
-      </w:r>
-      <w:proofErr w:type="spellStart"/>
-      <w:r>
-        <w:rPr>
-          <w:rFonts w:ascii="Verdana" w:hAnsi="Verdana" w:cs="Arial"/>
-        </w:rPr>
-        <w:t>CanSat</w:t>
-      </w:r>
-      <w:proofErr w:type="spellEnd"/>
-      <w:r>
-        <w:rPr>
-          <w:rFonts w:ascii="Verdana" w:hAnsi="Verdana" w:cs="Arial"/>
-        </w:rPr>
-        <w:t>. Document your tests and note results. Compare your results with theoretical description, include conclusions.</w:t>
+        <w:t>Then, perform planned tests. You can use a dummy-mass model instead of your CanSat. Document your tests and note results. Compare your results with theoretical description, include conclusions.</w:t>
       </w:r>
     </w:p>
     <w:p>
@@ -7869,13 +7349,14 @@
           <w:szCs w:val="24"/>
         </w:rPr>
       </w:pPr>
-      <w:bookmarkStart w:name="_Toc49629248" w:id="29"/>
+      <w:bookmarkStart w:id="29" w:name="_Toc49629248"/>
       <w:r>
         <w:rPr>
           <w:rFonts w:ascii="Verdana" w:hAnsi="Verdana"/>
           <w:sz w:val="24"/>
           <w:szCs w:val="24"/>
         </w:rPr>
+        <w:lastRenderedPageBreak/>
         <w:t xml:space="preserve">Communication system </w:t>
       </w:r>
       <w:r>
@@ -7933,7 +7414,7 @@
           <w:szCs w:val="24"/>
         </w:rPr>
       </w:pPr>
-      <w:bookmarkStart w:name="_Toc49629249" w:id="30"/>
+      <w:bookmarkStart w:id="30" w:name="_Toc49629249"/>
       <w:r>
         <w:rPr>
           <w:rFonts w:ascii="Verdana" w:hAnsi="Verdana"/>
@@ -7959,14 +7440,12 @@
         </w:rPr>
         <w:t xml:space="preserve">Battery life of the primary mission should be tested to increase the chance of </w:t>
       </w:r>
-      <w:proofErr w:type="spellStart"/>
       <w:r>
         <w:rPr>
           <w:rFonts w:ascii="Verdana" w:hAnsi="Verdana" w:cs="Arial"/>
         </w:rPr>
         <w:t>CanSat</w:t>
       </w:r>
-      <w:proofErr w:type="spellEnd"/>
       <w:r>
         <w:rPr>
           <w:rFonts w:ascii="Verdana" w:hAnsi="Verdana" w:cs="Arial"/>
@@ -7983,21 +7462,7 @@
         <w:rPr>
           <w:rFonts w:ascii="Verdana" w:hAnsi="Verdana" w:cs="Arial"/>
         </w:rPr>
-        <w:t xml:space="preserve">and sensors). Provide the measurements from the performed battery life tests – especially documenting the time when the </w:t>
-      </w:r>
-      <w:proofErr w:type="spellStart"/>
-      <w:r>
-        <w:rPr>
-          <w:rFonts w:ascii="Verdana" w:hAnsi="Verdana" w:cs="Arial"/>
-        </w:rPr>
-        <w:t>CanSat</w:t>
-      </w:r>
-      <w:proofErr w:type="spellEnd"/>
-      <w:r>
-        <w:rPr>
-          <w:rFonts w:ascii="Verdana" w:hAnsi="Verdana" w:cs="Arial"/>
-        </w:rPr>
-        <w:t xml:space="preserve"> stops transmitting data.</w:t>
+        <w:t>and sensors). Provide the measurements from the performed battery life tests – especially documenting the time when the CanSat stops transmitting data.</w:t>
       </w:r>
     </w:p>
     <w:p>
@@ -8024,15 +7489,16 @@
           <w:sz w:val="24"/>
         </w:rPr>
       </w:pPr>
-      <w:bookmarkStart w:name="_Toc49629250" w:id="31"/>
-      <w:bookmarkStart w:name="_Toc191798070" w:id="32"/>
-      <w:bookmarkStart w:name="_Toc208046440" w:id="33"/>
-      <w:bookmarkStart w:name="_Toc217370787" w:id="34"/>
+      <w:bookmarkStart w:id="31" w:name="_Toc49629250"/>
+      <w:bookmarkStart w:id="32" w:name="_Toc191798070"/>
+      <w:bookmarkStart w:id="33" w:name="_Toc208046440"/>
+      <w:bookmarkStart w:id="34" w:name="_Toc217370787"/>
       <w:r>
         <w:rPr>
           <w:rFonts w:ascii="Verdana" w:hAnsi="Verdana" w:cs="Arial"/>
           <w:sz w:val="24"/>
         </w:rPr>
+        <w:lastRenderedPageBreak/>
         <w:t>Project Planning</w:t>
       </w:r>
       <w:bookmarkEnd w:id="31"/>
@@ -8074,8 +7540,8 @@
           <w:szCs w:val="24"/>
         </w:rPr>
       </w:pPr>
-      <w:bookmarkStart w:name="_Toc217370789" w:id="35"/>
-      <w:bookmarkStart w:name="_Toc49629251" w:id="36"/>
+      <w:bookmarkStart w:id="35" w:name="_Toc217370789"/>
+      <w:bookmarkStart w:id="36" w:name="_Toc49629251"/>
       <w:r>
         <w:rPr>
           <w:rFonts w:ascii="Verdana" w:hAnsi="Verdana"/>
@@ -8160,7 +7626,7 @@
           <w:szCs w:val="24"/>
         </w:rPr>
       </w:pPr>
-      <w:bookmarkStart w:name="_Toc49629252" w:id="37"/>
+      <w:bookmarkStart w:id="37" w:name="_Toc49629252"/>
       <w:r>
         <w:rPr>
           <w:rFonts w:ascii="Verdana" w:hAnsi="Verdana"/>
@@ -8194,21 +7660,39 @@
         <w:rPr>
           <w:rFonts w:ascii="Verdana" w:hAnsi="Verdana" w:cs="TimesNewRomanPSMT"/>
         </w:rPr>
-        <w:t xml:space="preserve">When creating your task list, try to break complex tasks down into simple ones as much as possible. Shown below is an example of one possible way you could </w:t>
-      </w:r>
-      <w:proofErr w:type="spellStart"/>
+        <w:t>When creating your task list, try to break complex tasks down into simple ones as much as possible. Shown below is an example of one possible way you could organise your task list. You are free, however, to format your information in another way if you wish.</w:t>
+      </w:r>
+    </w:p>
+    <w:p>
+      <w:pPr>
+        <w:jc w:val="both"/>
+        <w:rPr>
+          <w:rFonts w:ascii="Verdana" w:hAnsi="Verdana"/>
+        </w:rPr>
+      </w:pPr>
       <w:r>
         <w:rPr>
           <w:rFonts w:ascii="Verdana" w:hAnsi="Verdana" w:cs="TimesNewRomanPSMT"/>
         </w:rPr>
-        <w:t>organise</w:t>
-      </w:r>
-      <w:proofErr w:type="spellEnd"/>
+        <w:t>You may use dedicated services like Trello, Asana, etc.</w:t>
+      </w:r>
       <w:r>
         <w:rPr>
           <w:rFonts w:ascii="Verdana" w:hAnsi="Verdana" w:cs="TimesNewRomanPSMT"/>
         </w:rPr>
-        <w:t xml:space="preserve"> your task list. You are free, however, to format your information in another way if you wish.</w:t>
+        <w:t xml:space="preserve"> and provide here</w:t>
+      </w:r>
+      <w:r>
+        <w:rPr>
+          <w:rFonts w:ascii="Verdana" w:hAnsi="Verdana" w:cs="TimesNewRomanPSMT"/>
+        </w:rPr>
+        <w:br/>
+      </w:r>
+      <w:r>
+        <w:rPr>
+          <w:rFonts w:ascii="Verdana" w:hAnsi="Verdana" w:cs="TimesNewRomanPSMT"/>
+        </w:rPr>
+        <w:t>a dump/screenshot or link to the public board.</w:t>
       </w:r>
     </w:p>
     <w:p>
@@ -8218,48 +7702,16 @@
           <w:rFonts w:ascii="Verdana" w:hAnsi="Verdana"/>
         </w:rPr>
       </w:pPr>
-      <w:r>
-        <w:rPr>
-          <w:rFonts w:ascii="Verdana" w:hAnsi="Verdana" w:cs="TimesNewRomanPSMT"/>
-        </w:rPr>
-        <w:t>You may use dedicated services like Trello, Asana, etc.</w:t>
-      </w:r>
-      <w:r>
-        <w:rPr>
-          <w:rFonts w:ascii="Verdana" w:hAnsi="Verdana" w:cs="TimesNewRomanPSMT"/>
-        </w:rPr>
-        <w:t xml:space="preserve"> and provide here</w:t>
-      </w:r>
-      <w:r>
-        <w:rPr>
-          <w:rFonts w:ascii="Verdana" w:hAnsi="Verdana" w:cs="TimesNewRomanPSMT"/>
-        </w:rPr>
-        <w:br/>
-      </w:r>
-      <w:r>
-        <w:rPr>
-          <w:rFonts w:ascii="Verdana" w:hAnsi="Verdana" w:cs="TimesNewRomanPSMT"/>
-        </w:rPr>
-        <w:t>a dump/screenshot or link to the public board.</w:t>
-      </w:r>
-    </w:p>
-    <w:p>
-      <w:pPr>
-        <w:jc w:val="both"/>
-        <w:rPr>
-          <w:rFonts w:ascii="Verdana" w:hAnsi="Verdana"/>
-        </w:rPr>
-      </w:pPr>
-    </w:p>
-    <w:bookmarkStart w:name="_1387871781" w:id="38"/>
-    <w:bookmarkStart w:name="_1387872104" w:id="39"/>
-    <w:bookmarkStart w:name="_1387872791" w:id="40"/>
-    <w:bookmarkStart w:name="_1387805194" w:id="41"/>
-    <w:bookmarkStart w:name="_1387873063" w:id="42"/>
-    <w:bookmarkStart w:name="_1387805794" w:id="43"/>
-    <w:bookmarkStart w:name="_1387872645" w:id="44"/>
-    <w:bookmarkStart w:name="_MON_1387872817" w:id="45"/>
-    <w:bookmarkStart w:name="_MON_1387872937" w:id="46"/>
+    </w:p>
+    <w:bookmarkStart w:id="38" w:name="_1387871781"/>
+    <w:bookmarkStart w:id="39" w:name="_1387872104"/>
+    <w:bookmarkStart w:id="40" w:name="_1387872791"/>
+    <w:bookmarkStart w:id="41" w:name="_1387805194"/>
+    <w:bookmarkStart w:id="42" w:name="_1387873063"/>
+    <w:bookmarkStart w:id="43" w:name="_1387805794"/>
+    <w:bookmarkStart w:id="44" w:name="_1387872645"/>
+    <w:bookmarkStart w:id="45" w:name="_MON_1387872937"/>
+    <w:bookmarkStart w:id="46" w:name="_MON_1387805998"/>
     <w:bookmarkEnd w:id="38"/>
     <w:bookmarkEnd w:id="39"/>
     <w:bookmarkEnd w:id="40"/>
@@ -8269,7 +7721,7 @@
     <w:bookmarkEnd w:id="44"/>
     <w:bookmarkEnd w:id="45"/>
     <w:bookmarkEnd w:id="46"/>
-    <w:bookmarkStart w:name="_MON_1387805998" w:id="47"/>
+    <w:bookmarkStart w:id="47" w:name="_MON_1387872817"/>
     <w:bookmarkEnd w:id="47"/>
     <w:p>
       <w:pPr>
@@ -8283,7 +7735,7 @@
           <w:rFonts w:ascii="Verdana" w:hAnsi="Verdana"/>
         </w:rPr>
         <w:object w:dxaOrig="5445" w:dyaOrig="3660" w14:anchorId="0C0FE97D">
-          <v:shapetype id="_x0000_t75" coordsize="21600,21600" filled="f" stroked="f" o:spt="75" o:preferrelative="t" path="m@4@5l@4@11@9@11@9@5xe">
+          <v:shapetype id="_x0000_t75" coordsize="21600,21600" o:spt="75" o:preferrelative="t" path="m@4@5l@4@11@9@11@9@5xe" filled="f" stroked="f">
             <v:stroke joinstyle="miter"/>
             <v:formulas>
               <v:f eqn="if lineDrawn pixelLineWidth 0"/>
@@ -8299,13 +7751,13 @@
               <v:f eqn="prod @7 21600 pixelHeight"/>
               <v:f eqn="sum @10 21600 0"/>
             </v:formulas>
-            <v:path gradientshapeok="t" o:connecttype="rect" o:extrusionok="f"/>
+            <v:path o:extrusionok="f" gradientshapeok="t" o:connecttype="rect"/>
             <o:lock v:ext="edit" aspectratio="t"/>
           </v:shapetype>
-          <v:shape id="_x0000_i1025" style="width:269.25pt;height:181.5pt" o:ole="" type="#_x0000_t75">
-            <v:imagedata o:title="" r:id="rId24"/>
+          <v:shape id="_x0000_i1025" type="#_x0000_t75" style="width:269.25pt;height:181.5pt" o:ole="">
+            <v:imagedata r:id="rId25" o:title=""/>
           </v:shape>
-          <o:OLEObject Type="Embed" ProgID="Excel.Sheet.8" ShapeID="_x0000_i1025" DrawAspect="Content" ObjectID="_1821225637" r:id="rId25"/>
+          <o:OLEObject Type="Embed" ProgID="Excel.Sheet.8" ShapeID="_x0000_i1025" DrawAspect="Content" ObjectID="_1821284294" r:id="rId26"/>
         </w:object>
       </w:r>
     </w:p>
@@ -8344,8 +7796,8 @@
           <w:szCs w:val="24"/>
         </w:rPr>
       </w:pPr>
-      <w:bookmarkStart w:name="_Toc217370790" w:id="48"/>
-      <w:bookmarkStart w:name="_Toc49629253" w:id="49"/>
+      <w:bookmarkStart w:id="48" w:name="_Toc217370790"/>
+      <w:bookmarkStart w:id="49" w:name="_Toc49629253"/>
       <w:r>
         <w:rPr>
           <w:rFonts w:ascii="Verdana" w:hAnsi="Verdana"/>
@@ -8385,7 +7837,7 @@
           <w:rFonts w:ascii="Verdana" w:hAnsi="Verdana"/>
         </w:rPr>
       </w:pPr>
-      <w:bookmarkStart w:name="_Toc49629254" w:id="50"/>
+      <w:bookmarkStart w:id="50" w:name="_Toc49629254"/>
       <w:r>
         <w:rPr>
           <w:rFonts w:ascii="Verdana" w:hAnsi="Verdana"/>
@@ -8421,106 +7873,56 @@
         <w:rPr>
           <w:rFonts w:ascii="Verdana" w:hAnsi="Verdana" w:cs="TimesNewRomanPSMT"/>
         </w:rPr>
-        <w:t xml:space="preserve">of the </w:t>
-      </w:r>
-      <w:proofErr w:type="spellStart"/>
+        <w:t xml:space="preserve">of the CanSat </w:t>
+      </w:r>
       <w:r>
         <w:rPr>
           <w:rFonts w:ascii="Verdana" w:hAnsi="Verdana" w:cs="TimesNewRomanPSMT"/>
         </w:rPr>
-        <w:t>CanSat</w:t>
-      </w:r>
-      <w:proofErr w:type="spellEnd"/>
+        <w:t>in a table form. Make sure that the total budget of your CanSat does</w:t>
+      </w:r>
       <w:r>
         <w:rPr>
           <w:rFonts w:ascii="Verdana" w:hAnsi="Verdana" w:cs="TimesNewRomanPSMT"/>
         </w:rPr>
-        <w:t xml:space="preserve"> </w:t>
+        <w:t xml:space="preserve"> not</w:t>
       </w:r>
       <w:r>
         <w:rPr>
           <w:rFonts w:ascii="Verdana" w:hAnsi="Verdana" w:cs="TimesNewRomanPSMT"/>
         </w:rPr>
-        <w:t xml:space="preserve">in a table form. Make sure that the total budget of your </w:t>
-      </w:r>
-      <w:proofErr w:type="spellStart"/>
+        <w:t xml:space="preserve"> exceed </w:t>
+      </w:r>
       <w:r>
         <w:rPr>
           <w:rFonts w:ascii="Verdana" w:hAnsi="Verdana" w:cs="TimesNewRomanPSMT"/>
         </w:rPr>
-        <w:t>CanSat</w:t>
-      </w:r>
-      <w:proofErr w:type="spellEnd"/>
+        <w:t>the value defined in requirements</w:t>
+      </w:r>
       <w:r>
         <w:rPr>
           <w:rFonts w:ascii="Verdana" w:hAnsi="Verdana" w:cs="TimesNewRomanPSMT"/>
         </w:rPr>
-        <w:t xml:space="preserve"> does</w:t>
+        <w:t>.</w:t>
       </w:r>
       <w:r>
         <w:rPr>
           <w:rFonts w:ascii="Verdana" w:hAnsi="Verdana" w:cs="TimesNewRomanPSMT"/>
         </w:rPr>
-        <w:t xml:space="preserve"> not</w:t>
+        <w:t xml:space="preserve"> Include the cost of the CanSat </w:t>
       </w:r>
       <w:r>
         <w:rPr>
           <w:rFonts w:ascii="Verdana" w:hAnsi="Verdana" w:cs="TimesNewRomanPSMT"/>
         </w:rPr>
-        <w:t xml:space="preserve"> exceed </w:t>
+        <w:t>Kit if you</w:t>
       </w:r>
       <w:r>
         <w:rPr>
           <w:rFonts w:ascii="Verdana" w:hAnsi="Verdana" w:cs="TimesNewRomanPSMT"/>
         </w:rPr>
-        <w:t>the value defined in requirements</w:t>
-      </w:r>
-      <w:r>
-        <w:rPr>
-          <w:rFonts w:ascii="Verdana" w:hAnsi="Verdana" w:cs="TimesNewRomanPSMT"/>
-        </w:rPr>
-        <w:t>.</w:t>
-      </w:r>
-      <w:r>
-        <w:rPr>
-          <w:rFonts w:ascii="Verdana" w:hAnsi="Verdana" w:cs="TimesNewRomanPSMT"/>
-        </w:rPr>
-        <w:t xml:space="preserve"> Include the cost of the </w:t>
-      </w:r>
-      <w:proofErr w:type="spellStart"/>
-      <w:r>
-        <w:rPr>
-          <w:rFonts w:ascii="Verdana" w:hAnsi="Verdana" w:cs="TimesNewRomanPSMT"/>
-        </w:rPr>
-        <w:t>CanSat</w:t>
-      </w:r>
-      <w:proofErr w:type="spellEnd"/>
-      <w:r>
-        <w:rPr>
-          <w:rFonts w:ascii="Verdana" w:hAnsi="Verdana" w:cs="TimesNewRomanPSMT"/>
-        </w:rPr>
-        <w:t xml:space="preserve"> </w:t>
-      </w:r>
-      <w:r>
-        <w:rPr>
-          <w:rFonts w:ascii="Verdana" w:hAnsi="Verdana" w:cs="TimesNewRomanPSMT"/>
-        </w:rPr>
-        <w:t>Kit if you</w:t>
-      </w:r>
-      <w:r>
-        <w:rPr>
-          <w:rFonts w:ascii="Verdana" w:hAnsi="Verdana" w:cs="TimesNewRomanPSMT"/>
-        </w:rPr>
-        <w:t xml:space="preserve"> use it in your </w:t>
-      </w:r>
-      <w:proofErr w:type="spellStart"/>
-      <w:r>
-        <w:rPr>
-          <w:rFonts w:ascii="Verdana" w:hAnsi="Verdana" w:cs="TimesNewRomanPSMT"/>
-        </w:rPr>
-        <w:t>CanSat</w:t>
-      </w:r>
-      <w:proofErr w:type="spellEnd"/>
+        <w:t xml:space="preserve"> use it in your CanSat</w:t>
+      </w:r>
       <w:r>
         <w:rPr>
           <w:rFonts w:ascii="Verdana" w:hAnsi="Verdana" w:cs="TimesNewRomanPSMT"/>
@@ -8555,7 +7957,7 @@
         </w:rPr>
         <w:t xml:space="preserve"> </w:t>
       </w:r>
-      <w:bookmarkStart w:name="_Toc49629255" w:id="51"/>
+      <w:bookmarkStart w:id="51" w:name="_Toc49629255"/>
       <w:r>
         <w:rPr>
           <w:rFonts w:ascii="Verdana" w:hAnsi="Verdana"/>
@@ -8585,21 +7987,14 @@
         <w:rPr>
           <w:rFonts w:ascii="Verdana" w:hAnsi="Verdana" w:cs="TimesNewRomanPSMT"/>
         </w:rPr>
-        <w:t xml:space="preserve">List the </w:t>
-      </w:r>
-      <w:proofErr w:type="spellStart"/>
+        <w:t xml:space="preserve">List the organisations, departments or companies that provide sponsorship or in-kind support. For example, professors of a university or institute, local companies </w:t>
+      </w:r>
       <w:r>
         <w:rPr>
           <w:rFonts w:ascii="Verdana" w:hAnsi="Verdana" w:cs="TimesNewRomanPSMT"/>
         </w:rPr>
-        <w:t>organisations</w:t>
-      </w:r>
-      <w:proofErr w:type="spellEnd"/>
-      <w:r>
-        <w:rPr>
-          <w:rFonts w:ascii="Verdana" w:hAnsi="Verdana" w:cs="TimesNewRomanPSMT"/>
-        </w:rPr>
-        <w:t>, departments or companies that provide sponsorship or in-kind support. For example, professors of a university or institute, local companies or nearby research laboratories, facilities to which access is possible, etc. Mention any support or expertise which is lacking.</w:t>
+        <w:lastRenderedPageBreak/>
+        <w:t>or nearby research laboratories, facilities to which access is possible, etc. Mention any support or expertise which is lacking.</w:t>
       </w:r>
     </w:p>
     <w:p>
@@ -8629,12 +8024,13 @@
           <w:sz w:val="24"/>
         </w:rPr>
       </w:pPr>
-      <w:bookmarkStart w:name="_Toc49629256" w:id="52"/>
+      <w:bookmarkStart w:id="52" w:name="_Toc49629256"/>
       <w:r>
         <w:rPr>
           <w:rFonts w:ascii="Verdana" w:hAnsi="Verdana" w:cs="Arial"/>
           <w:sz w:val="24"/>
         </w:rPr>
+        <w:lastRenderedPageBreak/>
         <w:t>outreach programme</w:t>
       </w:r>
       <w:bookmarkEnd w:id="52"/>
@@ -8659,21 +8055,7 @@
         <w:rPr>
           <w:rFonts w:ascii="Verdana" w:hAnsi="Verdana" w:cs="TimesNewRomanPSMT"/>
         </w:rPr>
-        <w:t xml:space="preserve">Outline the approach to </w:t>
-      </w:r>
-      <w:proofErr w:type="spellStart"/>
-      <w:r>
-        <w:rPr>
-          <w:rFonts w:ascii="Verdana" w:hAnsi="Verdana" w:cs="TimesNewRomanPSMT"/>
-        </w:rPr>
-        <w:t>publicising</w:t>
-      </w:r>
-      <w:proofErr w:type="spellEnd"/>
-      <w:r>
-        <w:rPr>
-          <w:rFonts w:ascii="Verdana" w:hAnsi="Verdana" w:cs="TimesNewRomanPSMT"/>
-        </w:rPr>
-        <w:t xml:space="preserve"> and communicating about your project.</w:t>
+        <w:t>Outline the approach to publicising and communicating about your project.</w:t>
       </w:r>
     </w:p>
     <w:p>
@@ -8805,16 +8187,8 @@
         <w:rPr>
           <w:rFonts w:ascii="Verdana" w:hAnsi="Verdana" w:cs="TimesNewRomanPSMT"/>
         </w:rPr>
-        <w:t xml:space="preserve">Details of media coverage, e.g. newspaper articles, radio / TV interviews, internet news articles, </w:t>
-      </w:r>
-      <w:proofErr w:type="spellStart"/>
-      <w:r>
-        <w:rPr>
-          <w:rFonts w:ascii="Verdana" w:hAnsi="Verdana" w:cs="TimesNewRomanPSMT"/>
-        </w:rPr>
-        <w:t>etc</w:t>
-      </w:r>
-      <w:proofErr w:type="spellEnd"/>
+        <w:t>Details of media coverage, e.g. newspaper articles, radio / TV interviews, internet news articles, etc</w:t>
+      </w:r>
     </w:p>
     <w:p>
       <w:pPr>
@@ -8937,7 +8311,7 @@
           <w:sz w:val="24"/>
         </w:rPr>
         <w:sectPr>
-          <w:pgSz w:w="11907" w:h="16840" w:orient="portrait" w:code="9"/>
+          <w:pgSz w:w="11907" w:h="16840" w:code="9"/>
           <w:pgMar w:top="2285" w:right="1106" w:bottom="1258" w:left="1134" w:header="567" w:footer="751" w:gutter="0"/>
           <w:cols w:space="708"/>
           <w:titlePg/>
@@ -8956,13 +8330,14 @@
           <w:sz w:val="24"/>
         </w:rPr>
       </w:pPr>
-      <w:bookmarkStart w:name="_Toc49629257" w:id="53"/>
+      <w:bookmarkStart w:id="53" w:name="_Toc49629257"/>
       <w:r>
         <w:rPr>
           <w:rFonts w:ascii="Verdana" w:hAnsi="Verdana"/>
           <w:bCs/>
           <w:sz w:val="24"/>
         </w:rPr>
+        <w:lastRenderedPageBreak/>
         <w:t>CanSat characteristics</w:t>
       </w:r>
       <w:bookmarkEnd w:id="53"/>
@@ -8986,21 +8361,7 @@
         <w:rPr>
           <w:rFonts w:ascii="Verdana" w:hAnsi="Verdana" w:cs="Arial"/>
         </w:rPr>
-        <w:t xml:space="preserve">In order to be able to launch the </w:t>
-      </w:r>
-      <w:proofErr w:type="spellStart"/>
-      <w:r>
-        <w:rPr>
-          <w:rFonts w:ascii="Verdana" w:hAnsi="Verdana" w:cs="Arial"/>
-        </w:rPr>
-        <w:t>CanSat</w:t>
-      </w:r>
-      <w:proofErr w:type="spellEnd"/>
-      <w:r>
-        <w:rPr>
-          <w:rFonts w:ascii="Verdana" w:hAnsi="Verdana" w:cs="Arial"/>
-        </w:rPr>
-        <w:t xml:space="preserve"> </w:t>
+        <w:t xml:space="preserve">In order to be able to launch the CanSat </w:t>
       </w:r>
       <w:r>
         <w:rPr>
@@ -9090,21 +8451,7 @@
         <w:rPr>
           <w:rFonts w:ascii="Verdana" w:hAnsi="Verdana" w:cs="Arial"/>
         </w:rPr>
-        <w:t xml:space="preserve">specifying the exact characteristics of your </w:t>
-      </w:r>
-      <w:proofErr w:type="spellStart"/>
-      <w:r>
-        <w:rPr>
-          <w:rFonts w:ascii="Verdana" w:hAnsi="Verdana" w:cs="Arial"/>
-        </w:rPr>
-        <w:t>CanSat</w:t>
-      </w:r>
-      <w:proofErr w:type="spellEnd"/>
-      <w:r>
-        <w:rPr>
-          <w:rFonts w:ascii="Verdana" w:hAnsi="Verdana" w:cs="Arial"/>
-        </w:rPr>
-        <w:t xml:space="preserve">. </w:t>
+        <w:t xml:space="preserve">specifying the exact characteristics of your CanSat. </w:t>
       </w:r>
       <w:r>
         <w:rPr>
@@ -9213,10 +8560,10 @@
           <w:tcPr>
             <w:tcW w:w="5882" w:type="dxa"/>
             <w:tcBorders>
-              <w:top w:val="single" w:color="auto" w:sz="4" w:space="0"/>
-              <w:left w:val="single" w:color="auto" w:sz="4" w:space="0"/>
-              <w:bottom w:val="single" w:color="auto" w:sz="4" w:space="0"/>
-              <w:right w:val="single" w:color="auto" w:sz="4" w:space="0"/>
+              <w:top w:val="single" w:sz="4" w:space="0" w:color="auto"/>
+              <w:left w:val="single" w:sz="4" w:space="0" w:color="auto"/>
+              <w:bottom w:val="single" w:sz="4" w:space="0" w:color="auto"/>
+              <w:right w:val="single" w:sz="4" w:space="0" w:color="auto"/>
             </w:tcBorders>
             <w:shd w:val="clear" w:color="auto" w:fill="99CCFF"/>
             <w:noWrap/>
@@ -9243,10 +8590,10 @@
           <w:tcPr>
             <w:tcW w:w="3640" w:type="dxa"/>
             <w:tcBorders>
-              <w:top w:val="single" w:color="auto" w:sz="4" w:space="0"/>
+              <w:top w:val="single" w:sz="4" w:space="0" w:color="auto"/>
               <w:left w:val="nil"/>
-              <w:bottom w:val="single" w:color="auto" w:sz="4" w:space="0"/>
-              <w:right w:val="single" w:color="auto" w:sz="4" w:space="0"/>
+              <w:bottom w:val="single" w:sz="4" w:space="0" w:color="auto"/>
+              <w:right w:val="single" w:sz="4" w:space="0" w:color="auto"/>
             </w:tcBorders>
             <w:shd w:val="clear" w:color="auto" w:fill="99CCFF"/>
             <w:noWrap/>
@@ -9280,9 +8627,9 @@
             <w:tcW w:w="5882" w:type="dxa"/>
             <w:tcBorders>
               <w:top w:val="nil"/>
-              <w:left w:val="single" w:color="auto" w:sz="4" w:space="0"/>
-              <w:bottom w:val="single" w:color="auto" w:sz="4" w:space="0"/>
-              <w:right w:val="single" w:color="auto" w:sz="4" w:space="0"/>
+              <w:left w:val="single" w:sz="4" w:space="0" w:color="auto"/>
+              <w:bottom w:val="single" w:sz="4" w:space="0" w:color="auto"/>
+              <w:right w:val="single" w:sz="4" w:space="0" w:color="auto"/>
             </w:tcBorders>
             <w:noWrap/>
           </w:tcPr>
@@ -9296,16 +8643,8 @@
               <w:rPr>
                 <w:rFonts w:ascii="Verdana" w:hAnsi="Verdana" w:cs="Arial"/>
               </w:rPr>
-              <w:t xml:space="preserve">Height of the </w:t>
+              <w:t>Height of the CanSat</w:t>
             </w:r>
-            <w:proofErr w:type="spellStart"/>
-            <w:r>
-              <w:rPr>
-                <w:rFonts w:ascii="Verdana" w:hAnsi="Verdana" w:cs="Arial"/>
-              </w:rPr>
-              <w:t>CanSat</w:t>
-            </w:r>
-            <w:proofErr w:type="spellEnd"/>
           </w:p>
         </w:tc>
         <w:tc>
@@ -9314,8 +8653,8 @@
             <w:tcBorders>
               <w:top w:val="nil"/>
               <w:left w:val="nil"/>
-              <w:bottom w:val="single" w:color="auto" w:sz="4" w:space="0"/>
-              <w:right w:val="single" w:color="auto" w:sz="4" w:space="0"/>
+              <w:bottom w:val="single" w:sz="4" w:space="0" w:color="auto"/>
+              <w:right w:val="single" w:sz="4" w:space="0" w:color="auto"/>
             </w:tcBorders>
             <w:noWrap/>
           </w:tcPr>
@@ -9344,9 +8683,9 @@
             <w:tcW w:w="5882" w:type="dxa"/>
             <w:tcBorders>
               <w:top w:val="nil"/>
-              <w:left w:val="single" w:color="auto" w:sz="4" w:space="0"/>
-              <w:bottom w:val="single" w:color="auto" w:sz="4" w:space="0"/>
-              <w:right w:val="single" w:color="auto" w:sz="4" w:space="0"/>
+              <w:left w:val="single" w:sz="4" w:space="0" w:color="auto"/>
+              <w:bottom w:val="single" w:sz="4" w:space="0" w:color="auto"/>
+              <w:right w:val="single" w:sz="4" w:space="0" w:color="auto"/>
             </w:tcBorders>
             <w:noWrap/>
           </w:tcPr>
@@ -9360,16 +8699,8 @@
               <w:rPr>
                 <w:rFonts w:ascii="Verdana" w:hAnsi="Verdana" w:cs="Arial"/>
               </w:rPr>
-              <w:t xml:space="preserve">Diameter of the </w:t>
+              <w:t>Diameter of the CanSat</w:t>
             </w:r>
-            <w:proofErr w:type="spellStart"/>
-            <w:r>
-              <w:rPr>
-                <w:rFonts w:ascii="Verdana" w:hAnsi="Verdana" w:cs="Arial"/>
-              </w:rPr>
-              <w:t>CanSat</w:t>
-            </w:r>
-            <w:proofErr w:type="spellEnd"/>
           </w:p>
         </w:tc>
         <w:tc>
@@ -9378,8 +8709,8 @@
             <w:tcBorders>
               <w:top w:val="nil"/>
               <w:left w:val="nil"/>
-              <w:bottom w:val="single" w:color="auto" w:sz="4" w:space="0"/>
-              <w:right w:val="single" w:color="auto" w:sz="4" w:space="0"/>
+              <w:bottom w:val="single" w:sz="4" w:space="0" w:color="auto"/>
+              <w:right w:val="single" w:sz="4" w:space="0" w:color="auto"/>
             </w:tcBorders>
             <w:noWrap/>
           </w:tcPr>
@@ -9402,9 +8733,9 @@
             <w:tcW w:w="5882" w:type="dxa"/>
             <w:tcBorders>
               <w:top w:val="nil"/>
-              <w:left w:val="single" w:color="auto" w:sz="4" w:space="0"/>
-              <w:bottom w:val="single" w:color="auto" w:sz="4" w:space="0"/>
-              <w:right w:val="single" w:color="auto" w:sz="4" w:space="0"/>
+              <w:left w:val="single" w:sz="4" w:space="0" w:color="auto"/>
+              <w:bottom w:val="single" w:sz="4" w:space="0" w:color="auto"/>
+              <w:right w:val="single" w:sz="4" w:space="0" w:color="auto"/>
             </w:tcBorders>
             <w:noWrap/>
           </w:tcPr>
@@ -9418,16 +8749,8 @@
               <w:rPr>
                 <w:rFonts w:ascii="Verdana" w:hAnsi="Verdana" w:cs="Arial"/>
               </w:rPr>
-              <w:t xml:space="preserve">Mass of the </w:t>
+              <w:t>Mass of the CanSat</w:t>
             </w:r>
-            <w:proofErr w:type="spellStart"/>
-            <w:r>
-              <w:rPr>
-                <w:rFonts w:ascii="Verdana" w:hAnsi="Verdana" w:cs="Arial"/>
-              </w:rPr>
-              <w:t>CanSat</w:t>
-            </w:r>
-            <w:proofErr w:type="spellEnd"/>
           </w:p>
         </w:tc>
         <w:tc>
@@ -9436,8 +8759,8 @@
             <w:tcBorders>
               <w:top w:val="nil"/>
               <w:left w:val="nil"/>
-              <w:bottom w:val="single" w:color="auto" w:sz="4" w:space="0"/>
-              <w:right w:val="single" w:color="auto" w:sz="4" w:space="0"/>
+              <w:bottom w:val="single" w:sz="4" w:space="0" w:color="auto"/>
+              <w:right w:val="single" w:sz="4" w:space="0" w:color="auto"/>
             </w:tcBorders>
             <w:noWrap/>
           </w:tcPr>
@@ -9466,9 +8789,9 @@
             <w:tcW w:w="5882" w:type="dxa"/>
             <w:tcBorders>
               <w:top w:val="nil"/>
-              <w:left w:val="single" w:color="auto" w:sz="4" w:space="0"/>
-              <w:bottom w:val="single" w:color="auto" w:sz="4" w:space="0"/>
-              <w:right w:val="single" w:color="auto" w:sz="4" w:space="0"/>
+              <w:left w:val="single" w:sz="4" w:space="0" w:color="auto"/>
+              <w:bottom w:val="single" w:sz="4" w:space="0" w:color="auto"/>
+              <w:right w:val="single" w:sz="4" w:space="0" w:color="auto"/>
             </w:tcBorders>
             <w:noWrap/>
           </w:tcPr>
@@ -9492,8 +8815,8 @@
             <w:tcBorders>
               <w:top w:val="nil"/>
               <w:left w:val="nil"/>
-              <w:bottom w:val="single" w:color="auto" w:sz="4" w:space="0"/>
-              <w:right w:val="single" w:color="auto" w:sz="4" w:space="0"/>
+              <w:bottom w:val="single" w:sz="4" w:space="0" w:color="auto"/>
+              <w:right w:val="single" w:sz="4" w:space="0" w:color="auto"/>
             </w:tcBorders>
             <w:noWrap/>
           </w:tcPr>
@@ -9522,9 +8845,9 @@
             <w:tcW w:w="5882" w:type="dxa"/>
             <w:tcBorders>
               <w:top w:val="nil"/>
-              <w:left w:val="single" w:color="auto" w:sz="4" w:space="0"/>
-              <w:bottom w:val="single" w:color="auto" w:sz="4" w:space="0"/>
-              <w:right w:val="single" w:color="auto" w:sz="4" w:space="0"/>
+              <w:left w:val="single" w:sz="4" w:space="0" w:color="auto"/>
+              <w:bottom w:val="single" w:sz="4" w:space="0" w:color="auto"/>
+              <w:right w:val="single" w:sz="4" w:space="0" w:color="auto"/>
             </w:tcBorders>
             <w:noWrap/>
           </w:tcPr>
@@ -9548,8 +8871,8 @@
             <w:tcBorders>
               <w:top w:val="nil"/>
               <w:left w:val="nil"/>
-              <w:bottom w:val="single" w:color="auto" w:sz="4" w:space="0"/>
-              <w:right w:val="single" w:color="auto" w:sz="4" w:space="0"/>
+              <w:bottom w:val="single" w:sz="4" w:space="0" w:color="auto"/>
+              <w:right w:val="single" w:sz="4" w:space="0" w:color="auto"/>
             </w:tcBorders>
             <w:noWrap/>
           </w:tcPr>
@@ -9578,9 +8901,9 @@
             <w:tcW w:w="5882" w:type="dxa"/>
             <w:tcBorders>
               <w:top w:val="nil"/>
-              <w:left w:val="single" w:color="auto" w:sz="4" w:space="0"/>
-              <w:bottom w:val="single" w:color="auto" w:sz="4" w:space="0"/>
-              <w:right w:val="single" w:color="auto" w:sz="4" w:space="0"/>
+              <w:left w:val="single" w:sz="4" w:space="0" w:color="auto"/>
+              <w:bottom w:val="single" w:sz="4" w:space="0" w:color="auto"/>
+              <w:right w:val="single" w:sz="4" w:space="0" w:color="auto"/>
             </w:tcBorders>
             <w:noWrap/>
           </w:tcPr>
@@ -9610,8 +8933,8 @@
             <w:tcBorders>
               <w:top w:val="nil"/>
               <w:left w:val="nil"/>
-              <w:bottom w:val="single" w:color="auto" w:sz="4" w:space="0"/>
-              <w:right w:val="single" w:color="auto" w:sz="4" w:space="0"/>
+              <w:bottom w:val="single" w:sz="4" w:space="0" w:color="auto"/>
+              <w:right w:val="single" w:sz="4" w:space="0" w:color="auto"/>
             </w:tcBorders>
             <w:noWrap/>
           </w:tcPr>
@@ -9640,9 +8963,9 @@
             <w:tcW w:w="5882" w:type="dxa"/>
             <w:tcBorders>
               <w:top w:val="nil"/>
-              <w:left w:val="single" w:color="auto" w:sz="4" w:space="0"/>
-              <w:bottom w:val="single" w:color="auto" w:sz="4" w:space="0"/>
-              <w:right w:val="single" w:color="auto" w:sz="4" w:space="0"/>
+              <w:left w:val="single" w:sz="4" w:space="0" w:color="auto"/>
+              <w:bottom w:val="single" w:sz="4" w:space="0" w:color="auto"/>
+              <w:right w:val="single" w:sz="4" w:space="0" w:color="auto"/>
             </w:tcBorders>
             <w:noWrap/>
           </w:tcPr>
@@ -9656,16 +8979,8 @@
               <w:rPr>
                 <w:rFonts w:ascii="Verdana" w:hAnsi="Verdana" w:cs="Arial"/>
               </w:rPr>
-              <w:t xml:space="preserve">Cost of the </w:t>
+              <w:t>Cost of the CanSat</w:t>
             </w:r>
-            <w:proofErr w:type="spellStart"/>
-            <w:r>
-              <w:rPr>
-                <w:rFonts w:ascii="Verdana" w:hAnsi="Verdana" w:cs="Arial"/>
-              </w:rPr>
-              <w:t>CanSat</w:t>
-            </w:r>
-            <w:proofErr w:type="spellEnd"/>
           </w:p>
         </w:tc>
         <w:tc>
@@ -9674,8 +8989,8 @@
             <w:tcBorders>
               <w:top w:val="nil"/>
               <w:left w:val="nil"/>
-              <w:bottom w:val="single" w:color="auto" w:sz="4" w:space="0"/>
-              <w:right w:val="single" w:color="auto" w:sz="4" w:space="0"/>
+              <w:bottom w:val="single" w:sz="4" w:space="0" w:color="auto"/>
+              <w:right w:val="single" w:sz="4" w:space="0" w:color="auto"/>
             </w:tcBorders>
             <w:noWrap/>
           </w:tcPr>
@@ -9720,7 +9035,7 @@
       </w:pPr>
     </w:p>
     <w:sectPr>
-      <w:pgSz w:w="11907" w:h="16840" w:orient="portrait" w:code="9"/>
+      <w:pgSz w:w="11907" w:h="16840" w:code="9"/>
       <w:pgMar w:top="2285" w:right="1106" w:bottom="1258" w:left="1134" w:header="567" w:footer="751" w:gutter="0"/>
       <w:cols w:space="708"/>
       <w:titlePg/>
@@ -9755,7 +9070,7 @@
 <w:ftr xmlns:wpc="http://schemas.microsoft.com/office/word/2010/wordprocessingCanvas" xmlns:cx="http://schemas.microsoft.com/office/drawing/2014/chartex" xmlns:cx1="http://schemas.microsoft.com/office/drawing/2015/9/8/chartex" xmlns:cx2="http://schemas.microsoft.com/office/drawing/2015/10/21/chartex" xmlns:cx3="http://schemas.microsoft.com/office/drawing/2016/5/9/chartex" xmlns:cx4="http://schemas.microsoft.com/office/drawing/2016/5/10/chartex" xmlns:cx5="http://schemas.microsoft.com/office/drawing/2016/5/11/chartex" xmlns:cx6="http://schemas.microsoft.com/office/drawing/2016/5/12/chartex" xmlns:cx7="http://schemas.microsoft.com/office/drawing/2016/5/13/chartex" xmlns:cx8="http://schemas.microsoft.com/office/drawing/2016/5/14/chartex" xmlns:mc="http://schemas.openxmlformats.org/markup-compatibility/2006" xmlns:aink="http://schemas.microsoft.com/office/drawing/2016/ink" xmlns:am3d="http://schemas.microsoft.com/office/drawing/2017/model3d" xmlns:o="urn:schemas-microsoft-com:office:office" xmlns:oel="http://schemas.microsoft.com/office/2019/extlst" xmlns:r="http://schemas.openxmlformats.org/officeDocument/2006/relationships" xmlns:m="http://schemas.openxmlformats.org/officeDocument/2006/math" xmlns:v="urn:schemas-microsoft-com:vml" xmlns:wp14="http://schemas.microsoft.com/office/word/2010/wordprocessingDrawing" xmlns:wp="http://schemas.openxmlformats.org/drawingml/2006/wordprocessingDrawing" xmlns:w10="urn:schemas-microsoft-com:office:word" xmlns:w="http://schemas.openxmlformats.org/wordprocessingml/2006/main" xmlns:w14="http://schemas.microsoft.com/office/word/2010/wordml" xmlns:w15="http://schemas.microsoft.com/office/word/2012/wordml" xmlns:w16cex="http://schemas.microsoft.com/office/word/2018/wordml/cex" xmlns:w16cid="http://schemas.microsoft.com/office/word/2016/wordml/cid" xmlns:w16="http://schemas.microsoft.com/office/word/2018/wordml" xmlns:w16du="http://schemas.microsoft.com/office/word/2023/wordml/word16du" xmlns:w16sdtdh="http://schemas.microsoft.com/office/word/2020/wordml/sdtdatahash" xmlns:w16sdtfl="http://schemas.microsoft.com/office/word/2024/wordml/sdtformatlock" xmlns:w16se="http://schemas.microsoft.com/office/word/2015/wordml/symex" xmlns:wpg="http://schemas.microsoft.com/office/word/2010/wordprocessingGroup" xmlns:wpi="http://schemas.microsoft.com/office/word/2010/wordprocessingInk" xmlns:wne="http://schemas.microsoft.com/office/word/2006/wordml" xmlns:wps="http://schemas.microsoft.com/office/word/2010/wordprocessingShape" mc:Ignorable="w14 w15 w16se w16cid w16 w16cex w16sdtdh w16sdtfl w16du wp14">
   <w:p>
     <w:pPr>
-      <w:framePr w:wrap="around" w:hAnchor="margin" w:vAnchor="text" w:xAlign="center" w:y="1"/>
+      <w:framePr w:wrap="around" w:vAnchor="text" w:hAnchor="margin" w:xAlign="center" w:y="1"/>
     </w:pPr>
     <w:r>
       <w:fldChar w:fldCharType="begin"/>
@@ -9783,11 +9098,11 @@
 </file>
 
 <file path=word/footer2.xml><?xml version="1.0" encoding="utf-8"?>
-<w:ftr xmlns:wpc="http://schemas.microsoft.com/office/word/2010/wordprocessingCanvas" xmlns:cx="http://schemas.microsoft.com/office/drawing/2014/chartex" xmlns:cx1="http://schemas.microsoft.com/office/drawing/2015/9/8/chartex" xmlns:cx2="http://schemas.microsoft.com/office/drawing/2015/10/21/chartex" xmlns:cx3="http://schemas.microsoft.com/office/drawing/2016/5/9/chartex" xmlns:cx4="http://schemas.microsoft.com/office/drawing/2016/5/10/chartex" xmlns:cx5="http://schemas.microsoft.com/office/drawing/2016/5/11/chartex" xmlns:cx6="http://schemas.microsoft.com/office/drawing/2016/5/12/chartex" xmlns:cx7="http://schemas.microsoft.com/office/drawing/2016/5/13/chartex" xmlns:cx8="http://schemas.microsoft.com/office/drawing/2016/5/14/chartex" xmlns:mc="http://schemas.openxmlformats.org/markup-compatibility/2006" xmlns:aink="http://schemas.microsoft.com/office/drawing/2016/ink" xmlns:am3d="http://schemas.microsoft.com/office/drawing/2017/model3d" xmlns:o="urn:schemas-microsoft-com:office:office" xmlns:oel="http://schemas.microsoft.com/office/2019/extlst" xmlns:r="http://schemas.openxmlformats.org/officeDocument/2006/relationships" xmlns:m="http://schemas.openxmlformats.org/officeDocument/2006/math" xmlns:v="urn:schemas-microsoft-com:vml" xmlns:wp14="http://schemas.microsoft.com/office/word/2010/wordprocessingDrawing" xmlns:wp="http://schemas.openxmlformats.org/drawingml/2006/wordprocessingDrawing" xmlns:w10="urn:schemas-microsoft-com:office:word" xmlns:w="http://schemas.openxmlformats.org/wordprocessingml/2006/main" xmlns:w14="http://schemas.microsoft.com/office/word/2010/wordml" xmlns:w15="http://schemas.microsoft.com/office/word/2012/wordml" xmlns:w16cex="http://schemas.microsoft.com/office/word/2018/wordml/cex" xmlns:w16cid="http://schemas.microsoft.com/office/word/2016/wordml/cid" xmlns:w16="http://schemas.microsoft.com/office/word/2018/wordml" xmlns:w16du="http://schemas.microsoft.com/office/word/2023/wordml/word16du" xmlns:w16sdtdh="http://schemas.microsoft.com/office/word/2020/wordml/sdtdatahash" xmlns:w16sdtfl="http://schemas.microsoft.com/office/word/2024/wordml/sdtformatlock" xmlns:w16se="http://schemas.microsoft.com/office/word/2015/wordml/symex" xmlns:wpg="http://schemas.microsoft.com/office/word/2010/wordprocessingGroup" xmlns:wpi="http://schemas.microsoft.com/office/word/2010/wordprocessingInk" xmlns:wne="http://schemas.microsoft.com/office/word/2006/wordml" xmlns:wps="http://schemas.microsoft.com/office/word/2010/wordprocessingShape" xmlns:a="http://schemas.openxmlformats.org/drawingml/2006/main" xmlns:pic="http://schemas.openxmlformats.org/drawingml/2006/picture" xmlns:a14="http://schemas.microsoft.com/office/drawing/2010/main" mc:Ignorable="w14 w15 w16se w16cid w16 w16cex w16sdtdh w16sdtfl w16du wp14">
+<w:ftr xmlns:wpc="http://schemas.microsoft.com/office/word/2010/wordprocessingCanvas" xmlns:cx="http://schemas.microsoft.com/office/drawing/2014/chartex" xmlns:cx1="http://schemas.microsoft.com/office/drawing/2015/9/8/chartex" xmlns:cx2="http://schemas.microsoft.com/office/drawing/2015/10/21/chartex" xmlns:cx3="http://schemas.microsoft.com/office/drawing/2016/5/9/chartex" xmlns:cx4="http://schemas.microsoft.com/office/drawing/2016/5/10/chartex" xmlns:cx5="http://schemas.microsoft.com/office/drawing/2016/5/11/chartex" xmlns:cx6="http://schemas.microsoft.com/office/drawing/2016/5/12/chartex" xmlns:cx7="http://schemas.microsoft.com/office/drawing/2016/5/13/chartex" xmlns:cx8="http://schemas.microsoft.com/office/drawing/2016/5/14/chartex" xmlns:mc="http://schemas.openxmlformats.org/markup-compatibility/2006" xmlns:aink="http://schemas.microsoft.com/office/drawing/2016/ink" xmlns:am3d="http://schemas.microsoft.com/office/drawing/2017/model3d" xmlns:o="urn:schemas-microsoft-com:office:office" xmlns:oel="http://schemas.microsoft.com/office/2019/extlst" xmlns:r="http://schemas.openxmlformats.org/officeDocument/2006/relationships" xmlns:m="http://schemas.openxmlformats.org/officeDocument/2006/math" xmlns:v="urn:schemas-microsoft-com:vml" xmlns:wp14="http://schemas.microsoft.com/office/word/2010/wordprocessingDrawing" xmlns:wp="http://schemas.openxmlformats.org/drawingml/2006/wordprocessingDrawing" xmlns:w10="urn:schemas-microsoft-com:office:word" xmlns:w="http://schemas.openxmlformats.org/wordprocessingml/2006/main" xmlns:w14="http://schemas.microsoft.com/office/word/2010/wordml" xmlns:w15="http://schemas.microsoft.com/office/word/2012/wordml" xmlns:w16cex="http://schemas.microsoft.com/office/word/2018/wordml/cex" xmlns:w16cid="http://schemas.microsoft.com/office/word/2016/wordml/cid" xmlns:w16="http://schemas.microsoft.com/office/word/2018/wordml" xmlns:w16du="http://schemas.microsoft.com/office/word/2023/wordml/word16du" xmlns:w16sdtdh="http://schemas.microsoft.com/office/word/2020/wordml/sdtdatahash" xmlns:w16sdtfl="http://schemas.microsoft.com/office/word/2024/wordml/sdtformatlock" xmlns:w16se="http://schemas.microsoft.com/office/word/2015/wordml/symex" xmlns:wpg="http://schemas.microsoft.com/office/word/2010/wordprocessingGroup" xmlns:wpi="http://schemas.microsoft.com/office/word/2010/wordprocessingInk" xmlns:wne="http://schemas.microsoft.com/office/word/2006/wordml" xmlns:wps="http://schemas.microsoft.com/office/word/2010/wordprocessingShape" mc:Ignorable="w14 w15 w16se w16cid w16 w16cex w16sdtdh w16sdtfl w16du wp14">
   <w:p>
     <w:pPr>
       <w:pStyle w:val="Footer"/>
-      <w:framePr w:wrap="around" w:hAnchor="margin" w:vAnchor="text" w:xAlign="center" w:y="1"/>
+      <w:framePr w:wrap="around" w:vAnchor="text" w:hAnchor="margin" w:xAlign="center" w:y="1"/>
       <w:rPr>
         <w:rStyle w:val="PageNumber"/>
       </w:rPr>
@@ -9833,6 +9148,9 @@
       <w:pStyle w:val="Footer"/>
     </w:pPr>
     <w:r>
+      <w:rPr>
+        <w:noProof/>
+      </w:rPr>
       <w:drawing>
         <wp:inline distT="0" distB="0" distL="0" distR="0" wp14:anchorId="506A9245" wp14:editId="531F3CE4">
           <wp:extent cx="1524000" cy="739140"/>
@@ -9883,6 +9201,9 @@
       </w:drawing>
     </w:r>
     <w:r>
+      <w:rPr>
+        <w:noProof/>
+      </w:rPr>
       <w:drawing>
         <wp:anchor distT="0" distB="0" distL="114300" distR="114300" simplePos="0" relativeHeight="251658241" behindDoc="0" locked="0" layoutInCell="1" allowOverlap="1" wp14:anchorId="120B1EE3" wp14:editId="2A369AFF">
           <wp:simplePos x="0" y="0"/>
@@ -9951,7 +9272,7 @@
 </file>
 
 <file path=word/footer3.xml><?xml version="1.0" encoding="utf-8"?>
-<w:ftr xmlns:wpc="http://schemas.microsoft.com/office/word/2010/wordprocessingCanvas" xmlns:cx="http://schemas.microsoft.com/office/drawing/2014/chartex" xmlns:cx1="http://schemas.microsoft.com/office/drawing/2015/9/8/chartex" xmlns:cx2="http://schemas.microsoft.com/office/drawing/2015/10/21/chartex" xmlns:cx3="http://schemas.microsoft.com/office/drawing/2016/5/9/chartex" xmlns:cx4="http://schemas.microsoft.com/office/drawing/2016/5/10/chartex" xmlns:cx5="http://schemas.microsoft.com/office/drawing/2016/5/11/chartex" xmlns:cx6="http://schemas.microsoft.com/office/drawing/2016/5/12/chartex" xmlns:cx7="http://schemas.microsoft.com/office/drawing/2016/5/13/chartex" xmlns:cx8="http://schemas.microsoft.com/office/drawing/2016/5/14/chartex" xmlns:mc="http://schemas.openxmlformats.org/markup-compatibility/2006" xmlns:aink="http://schemas.microsoft.com/office/drawing/2016/ink" xmlns:am3d="http://schemas.microsoft.com/office/drawing/2017/model3d" xmlns:o="urn:schemas-microsoft-com:office:office" xmlns:oel="http://schemas.microsoft.com/office/2019/extlst" xmlns:r="http://schemas.openxmlformats.org/officeDocument/2006/relationships" xmlns:m="http://schemas.openxmlformats.org/officeDocument/2006/math" xmlns:v="urn:schemas-microsoft-com:vml" xmlns:wp14="http://schemas.microsoft.com/office/word/2010/wordprocessingDrawing" xmlns:wp="http://schemas.openxmlformats.org/drawingml/2006/wordprocessingDrawing" xmlns:w10="urn:schemas-microsoft-com:office:word" xmlns:w="http://schemas.openxmlformats.org/wordprocessingml/2006/main" xmlns:w14="http://schemas.microsoft.com/office/word/2010/wordml" xmlns:w15="http://schemas.microsoft.com/office/word/2012/wordml" xmlns:w16cex="http://schemas.microsoft.com/office/word/2018/wordml/cex" xmlns:w16cid="http://schemas.microsoft.com/office/word/2016/wordml/cid" xmlns:w16="http://schemas.microsoft.com/office/word/2018/wordml" xmlns:w16du="http://schemas.microsoft.com/office/word/2023/wordml/word16du" xmlns:w16sdtdh="http://schemas.microsoft.com/office/word/2020/wordml/sdtdatahash" xmlns:w16sdtfl="http://schemas.microsoft.com/office/word/2024/wordml/sdtformatlock" xmlns:w16se="http://schemas.microsoft.com/office/word/2015/wordml/symex" xmlns:wpg="http://schemas.microsoft.com/office/word/2010/wordprocessingGroup" xmlns:wpi="http://schemas.microsoft.com/office/word/2010/wordprocessingInk" xmlns:wne="http://schemas.microsoft.com/office/word/2006/wordml" xmlns:wps="http://schemas.microsoft.com/office/word/2010/wordprocessingShape" xmlns:a="http://schemas.openxmlformats.org/drawingml/2006/main" xmlns:pic="http://schemas.openxmlformats.org/drawingml/2006/picture" xmlns:a14="http://schemas.microsoft.com/office/drawing/2010/main" mc:Ignorable="w14 w15 w16se w16cid w16 w16cex w16sdtdh w16sdtfl w16du wp14">
+<w:ftr xmlns:wpc="http://schemas.microsoft.com/office/word/2010/wordprocessingCanvas" xmlns:cx="http://schemas.microsoft.com/office/drawing/2014/chartex" xmlns:cx1="http://schemas.microsoft.com/office/drawing/2015/9/8/chartex" xmlns:cx2="http://schemas.microsoft.com/office/drawing/2015/10/21/chartex" xmlns:cx3="http://schemas.microsoft.com/office/drawing/2016/5/9/chartex" xmlns:cx4="http://schemas.microsoft.com/office/drawing/2016/5/10/chartex" xmlns:cx5="http://schemas.microsoft.com/office/drawing/2016/5/11/chartex" xmlns:cx6="http://schemas.microsoft.com/office/drawing/2016/5/12/chartex" xmlns:cx7="http://schemas.microsoft.com/office/drawing/2016/5/13/chartex" xmlns:cx8="http://schemas.microsoft.com/office/drawing/2016/5/14/chartex" xmlns:mc="http://schemas.openxmlformats.org/markup-compatibility/2006" xmlns:aink="http://schemas.microsoft.com/office/drawing/2016/ink" xmlns:am3d="http://schemas.microsoft.com/office/drawing/2017/model3d" xmlns:o="urn:schemas-microsoft-com:office:office" xmlns:oel="http://schemas.microsoft.com/office/2019/extlst" xmlns:r="http://schemas.openxmlformats.org/officeDocument/2006/relationships" xmlns:m="http://schemas.openxmlformats.org/officeDocument/2006/math" xmlns:v="urn:schemas-microsoft-com:vml" xmlns:wp14="http://schemas.microsoft.com/office/word/2010/wordprocessingDrawing" xmlns:wp="http://schemas.openxmlformats.org/drawingml/2006/wordprocessingDrawing" xmlns:w10="urn:schemas-microsoft-com:office:word" xmlns:w="http://schemas.openxmlformats.org/wordprocessingml/2006/main" xmlns:w14="http://schemas.microsoft.com/office/word/2010/wordml" xmlns:w15="http://schemas.microsoft.com/office/word/2012/wordml" xmlns:w16cex="http://schemas.microsoft.com/office/word/2018/wordml/cex" xmlns:w16cid="http://schemas.microsoft.com/office/word/2016/wordml/cid" xmlns:w16="http://schemas.microsoft.com/office/word/2018/wordml" xmlns:w16du="http://schemas.microsoft.com/office/word/2023/wordml/word16du" xmlns:w16sdtdh="http://schemas.microsoft.com/office/word/2020/wordml/sdtdatahash" xmlns:w16sdtfl="http://schemas.microsoft.com/office/word/2024/wordml/sdtformatlock" xmlns:w16se="http://schemas.microsoft.com/office/word/2015/wordml/symex" xmlns:wpg="http://schemas.microsoft.com/office/word/2010/wordprocessingGroup" xmlns:wpi="http://schemas.microsoft.com/office/word/2010/wordprocessingInk" xmlns:wne="http://schemas.microsoft.com/office/word/2006/wordml" xmlns:wps="http://schemas.microsoft.com/office/word/2010/wordprocessingShape" mc:Ignorable="w14 w15 w16se w16cid w16 w16cex w16sdtdh w16sdtfl w16du wp14">
   <w:p>
     <w:pPr>
       <w:pStyle w:val="Footer"/>
@@ -9969,6 +9290,9 @@
       </w:rPr>
     </w:pPr>
     <w:r>
+      <w:rPr>
+        <w:noProof/>
+      </w:rPr>
       <w:drawing>
         <wp:inline distT="0" distB="0" distL="0" distR="0" wp14:anchorId="237A3B35" wp14:editId="39465949">
           <wp:extent cx="1524000" cy="739140"/>
@@ -10019,6 +9343,9 @@
       </w:drawing>
     </w:r>
     <w:r>
+      <w:rPr>
+        <w:noProof/>
+      </w:rPr>
       <w:drawing>
         <wp:anchor distT="0" distB="0" distL="114300" distR="114300" simplePos="0" relativeHeight="251658240" behindDoc="0" locked="0" layoutInCell="1" allowOverlap="1" wp14:anchorId="4FACAE33" wp14:editId="3921A5D1">
           <wp:simplePos x="0" y="0"/>
@@ -10090,7 +9417,7 @@
 <w:ftr xmlns:wpc="http://schemas.microsoft.com/office/word/2010/wordprocessingCanvas" xmlns:cx="http://schemas.microsoft.com/office/drawing/2014/chartex" xmlns:cx1="http://schemas.microsoft.com/office/drawing/2015/9/8/chartex" xmlns:cx2="http://schemas.microsoft.com/office/drawing/2015/10/21/chartex" xmlns:cx3="http://schemas.microsoft.com/office/drawing/2016/5/9/chartex" xmlns:cx4="http://schemas.microsoft.com/office/drawing/2016/5/10/chartex" xmlns:cx5="http://schemas.microsoft.com/office/drawing/2016/5/11/chartex" xmlns:cx6="http://schemas.microsoft.com/office/drawing/2016/5/12/chartex" xmlns:cx7="http://schemas.microsoft.com/office/drawing/2016/5/13/chartex" xmlns:cx8="http://schemas.microsoft.com/office/drawing/2016/5/14/chartex" xmlns:mc="http://schemas.openxmlformats.org/markup-compatibility/2006" xmlns:aink="http://schemas.microsoft.com/office/drawing/2016/ink" xmlns:am3d="http://schemas.microsoft.com/office/drawing/2017/model3d" xmlns:o="urn:schemas-microsoft-com:office:office" xmlns:oel="http://schemas.microsoft.com/office/2019/extlst" xmlns:r="http://schemas.openxmlformats.org/officeDocument/2006/relationships" xmlns:m="http://schemas.openxmlformats.org/officeDocument/2006/math" xmlns:v="urn:schemas-microsoft-com:vml" xmlns:wp14="http://schemas.microsoft.com/office/word/2010/wordprocessingDrawing" xmlns:wp="http://schemas.openxmlformats.org/drawingml/2006/wordprocessingDrawing" xmlns:w10="urn:schemas-microsoft-com:office:word" xmlns:w="http://schemas.openxmlformats.org/wordprocessingml/2006/main" xmlns:w14="http://schemas.microsoft.com/office/word/2010/wordml" xmlns:w15="http://schemas.microsoft.com/office/word/2012/wordml" xmlns:w16cex="http://schemas.microsoft.com/office/word/2018/wordml/cex" xmlns:w16cid="http://schemas.microsoft.com/office/word/2016/wordml/cid" xmlns:w16="http://schemas.microsoft.com/office/word/2018/wordml" xmlns:w16du="http://schemas.microsoft.com/office/word/2023/wordml/word16du" xmlns:w16sdtdh="http://schemas.microsoft.com/office/word/2020/wordml/sdtdatahash" xmlns:w16sdtfl="http://schemas.microsoft.com/office/word/2024/wordml/sdtformatlock" xmlns:w16se="http://schemas.microsoft.com/office/word/2015/wordml/symex" xmlns:wpg="http://schemas.microsoft.com/office/word/2010/wordprocessingGroup" xmlns:wpi="http://schemas.microsoft.com/office/word/2010/wordprocessingInk" xmlns:wne="http://schemas.microsoft.com/office/word/2006/wordml" xmlns:wps="http://schemas.microsoft.com/office/word/2010/wordprocessingShape" mc:Ignorable="w14 w15 w16se w16cid w16 w16cex w16sdtdh w16sdtfl w16du wp14">
   <w:p>
     <w:pPr>
-      <w:framePr w:wrap="around" w:hAnchor="margin" w:vAnchor="text" w:xAlign="center" w:y="1"/>
+      <w:framePr w:wrap="around" w:vAnchor="text" w:hAnchor="margin" w:xAlign="center" w:y="1"/>
     </w:pPr>
     <w:r>
       <w:fldChar w:fldCharType="begin"/>
@@ -10118,11 +9445,11 @@
 </file>
 
 <file path=word/footer5.xml><?xml version="1.0" encoding="utf-8"?>
-<w:ftr xmlns:wpc="http://schemas.microsoft.com/office/word/2010/wordprocessingCanvas" xmlns:cx="http://schemas.microsoft.com/office/drawing/2014/chartex" xmlns:cx1="http://schemas.microsoft.com/office/drawing/2015/9/8/chartex" xmlns:cx2="http://schemas.microsoft.com/office/drawing/2015/10/21/chartex" xmlns:cx3="http://schemas.microsoft.com/office/drawing/2016/5/9/chartex" xmlns:cx4="http://schemas.microsoft.com/office/drawing/2016/5/10/chartex" xmlns:cx5="http://schemas.microsoft.com/office/drawing/2016/5/11/chartex" xmlns:cx6="http://schemas.microsoft.com/office/drawing/2016/5/12/chartex" xmlns:cx7="http://schemas.microsoft.com/office/drawing/2016/5/13/chartex" xmlns:cx8="http://schemas.microsoft.com/office/drawing/2016/5/14/chartex" xmlns:mc="http://schemas.openxmlformats.org/markup-compatibility/2006" xmlns:aink="http://schemas.microsoft.com/office/drawing/2016/ink" xmlns:am3d="http://schemas.microsoft.com/office/drawing/2017/model3d" xmlns:o="urn:schemas-microsoft-com:office:office" xmlns:oel="http://schemas.microsoft.com/office/2019/extlst" xmlns:r="http://schemas.openxmlformats.org/officeDocument/2006/relationships" xmlns:m="http://schemas.openxmlformats.org/officeDocument/2006/math" xmlns:v="urn:schemas-microsoft-com:vml" xmlns:wp14="http://schemas.microsoft.com/office/word/2010/wordprocessingDrawing" xmlns:wp="http://schemas.openxmlformats.org/drawingml/2006/wordprocessingDrawing" xmlns:w10="urn:schemas-microsoft-com:office:word" xmlns:w="http://schemas.openxmlformats.org/wordprocessingml/2006/main" xmlns:w14="http://schemas.microsoft.com/office/word/2010/wordml" xmlns:w15="http://schemas.microsoft.com/office/word/2012/wordml" xmlns:w16cex="http://schemas.microsoft.com/office/word/2018/wordml/cex" xmlns:w16cid="http://schemas.microsoft.com/office/word/2016/wordml/cid" xmlns:w16="http://schemas.microsoft.com/office/word/2018/wordml" xmlns:w16du="http://schemas.microsoft.com/office/word/2023/wordml/word16du" xmlns:w16sdtdh="http://schemas.microsoft.com/office/word/2020/wordml/sdtdatahash" xmlns:w16sdtfl="http://schemas.microsoft.com/office/word/2024/wordml/sdtformatlock" xmlns:w16se="http://schemas.microsoft.com/office/word/2015/wordml/symex" xmlns:wpg="http://schemas.microsoft.com/office/word/2010/wordprocessingGroup" xmlns:wpi="http://schemas.microsoft.com/office/word/2010/wordprocessingInk" xmlns:wne="http://schemas.microsoft.com/office/word/2006/wordml" xmlns:wps="http://schemas.microsoft.com/office/word/2010/wordprocessingShape" xmlns:a="http://schemas.openxmlformats.org/drawingml/2006/main" xmlns:pic="http://schemas.openxmlformats.org/drawingml/2006/picture" xmlns:a14="http://schemas.microsoft.com/office/drawing/2010/main" mc:Ignorable="w14 w15 w16se w16cid w16 w16cex w16sdtdh w16sdtfl w16du wp14">
+<w:ftr xmlns:wpc="http://schemas.microsoft.com/office/word/2010/wordprocessingCanvas" xmlns:cx="http://schemas.microsoft.com/office/drawing/2014/chartex" xmlns:cx1="http://schemas.microsoft.com/office/drawing/2015/9/8/chartex" xmlns:cx2="http://schemas.microsoft.com/office/drawing/2015/10/21/chartex" xmlns:cx3="http://schemas.microsoft.com/office/drawing/2016/5/9/chartex" xmlns:cx4="http://schemas.microsoft.com/office/drawing/2016/5/10/chartex" xmlns:cx5="http://schemas.microsoft.com/office/drawing/2016/5/11/chartex" xmlns:cx6="http://schemas.microsoft.com/office/drawing/2016/5/12/chartex" xmlns:cx7="http://schemas.microsoft.com/office/drawing/2016/5/13/chartex" xmlns:cx8="http://schemas.microsoft.com/office/drawing/2016/5/14/chartex" xmlns:mc="http://schemas.openxmlformats.org/markup-compatibility/2006" xmlns:aink="http://schemas.microsoft.com/office/drawing/2016/ink" xmlns:am3d="http://schemas.microsoft.com/office/drawing/2017/model3d" xmlns:o="urn:schemas-microsoft-com:office:office" xmlns:oel="http://schemas.microsoft.com/office/2019/extlst" xmlns:r="http://schemas.openxmlformats.org/officeDocument/2006/relationships" xmlns:m="http://schemas.openxmlformats.org/officeDocument/2006/math" xmlns:v="urn:schemas-microsoft-com:vml" xmlns:wp14="http://schemas.microsoft.com/office/word/2010/wordprocessingDrawing" xmlns:wp="http://schemas.openxmlformats.org/drawingml/2006/wordprocessingDrawing" xmlns:w10="urn:schemas-microsoft-com:office:word" xmlns:w="http://schemas.openxmlformats.org/wordprocessingml/2006/main" xmlns:w14="http://schemas.microsoft.com/office/word/2010/wordml" xmlns:w15="http://schemas.microsoft.com/office/word/2012/wordml" xmlns:w16cex="http://schemas.microsoft.com/office/word/2018/wordml/cex" xmlns:w16cid="http://schemas.microsoft.com/office/word/2016/wordml/cid" xmlns:w16="http://schemas.microsoft.com/office/word/2018/wordml" xmlns:w16du="http://schemas.microsoft.com/office/word/2023/wordml/word16du" xmlns:w16sdtdh="http://schemas.microsoft.com/office/word/2020/wordml/sdtdatahash" xmlns:w16sdtfl="http://schemas.microsoft.com/office/word/2024/wordml/sdtformatlock" xmlns:w16se="http://schemas.microsoft.com/office/word/2015/wordml/symex" xmlns:wpg="http://schemas.microsoft.com/office/word/2010/wordprocessingGroup" xmlns:wpi="http://schemas.microsoft.com/office/word/2010/wordprocessingInk" xmlns:wne="http://schemas.microsoft.com/office/word/2006/wordml" xmlns:wps="http://schemas.microsoft.com/office/word/2010/wordprocessingShape" mc:Ignorable="w14 w15 w16se w16cid w16 w16cex w16sdtdh w16sdtfl w16du wp14">
   <w:p>
     <w:pPr>
       <w:pStyle w:val="Footer"/>
-      <w:framePr w:wrap="around" w:hAnchor="margin" w:vAnchor="text" w:xAlign="center" w:y="1"/>
+      <w:framePr w:wrap="around" w:vAnchor="text" w:hAnchor="margin" w:xAlign="center" w:y="1"/>
       <w:rPr>
         <w:rStyle w:val="PageNumber"/>
       </w:rPr>
@@ -10168,6 +9495,9 @@
       <w:pStyle w:val="Footer"/>
     </w:pPr>
     <w:r>
+      <w:rPr>
+        <w:noProof/>
+      </w:rPr>
       <w:drawing>
         <wp:inline distT="0" distB="0" distL="0" distR="0" wp14:anchorId="70551B94" wp14:editId="36ED61B0">
           <wp:extent cx="1524000" cy="739140"/>
@@ -10218,6 +9548,9 @@
       </w:drawing>
     </w:r>
     <w:r>
+      <w:rPr>
+        <w:noProof/>
+      </w:rPr>
       <w:drawing>
         <wp:anchor distT="0" distB="0" distL="114300" distR="114300" simplePos="0" relativeHeight="251658243" behindDoc="0" locked="0" layoutInCell="1" allowOverlap="1" wp14:anchorId="2EA3BC29" wp14:editId="0AEF7B1C">
           <wp:simplePos x="0" y="0"/>
@@ -10286,7 +9619,7 @@
 </file>
 
 <file path=word/footer6.xml><?xml version="1.0" encoding="utf-8"?>
-<w:ftr xmlns:wpc="http://schemas.microsoft.com/office/word/2010/wordprocessingCanvas" xmlns:cx="http://schemas.microsoft.com/office/drawing/2014/chartex" xmlns:cx1="http://schemas.microsoft.com/office/drawing/2015/9/8/chartex" xmlns:cx2="http://schemas.microsoft.com/office/drawing/2015/10/21/chartex" xmlns:cx3="http://schemas.microsoft.com/office/drawing/2016/5/9/chartex" xmlns:cx4="http://schemas.microsoft.com/office/drawing/2016/5/10/chartex" xmlns:cx5="http://schemas.microsoft.com/office/drawing/2016/5/11/chartex" xmlns:cx6="http://schemas.microsoft.com/office/drawing/2016/5/12/chartex" xmlns:cx7="http://schemas.microsoft.com/office/drawing/2016/5/13/chartex" xmlns:cx8="http://schemas.microsoft.com/office/drawing/2016/5/14/chartex" xmlns:mc="http://schemas.openxmlformats.org/markup-compatibility/2006" xmlns:aink="http://schemas.microsoft.com/office/drawing/2016/ink" xmlns:am3d="http://schemas.microsoft.com/office/drawing/2017/model3d" xmlns:o="urn:schemas-microsoft-com:office:office" xmlns:oel="http://schemas.microsoft.com/office/2019/extlst" xmlns:r="http://schemas.openxmlformats.org/officeDocument/2006/relationships" xmlns:m="http://schemas.openxmlformats.org/officeDocument/2006/math" xmlns:v="urn:schemas-microsoft-com:vml" xmlns:wp14="http://schemas.microsoft.com/office/word/2010/wordprocessingDrawing" xmlns:wp="http://schemas.openxmlformats.org/drawingml/2006/wordprocessingDrawing" xmlns:w10="urn:schemas-microsoft-com:office:word" xmlns:w="http://schemas.openxmlformats.org/wordprocessingml/2006/main" xmlns:w14="http://schemas.microsoft.com/office/word/2010/wordml" xmlns:w15="http://schemas.microsoft.com/office/word/2012/wordml" xmlns:w16cex="http://schemas.microsoft.com/office/word/2018/wordml/cex" xmlns:w16cid="http://schemas.microsoft.com/office/word/2016/wordml/cid" xmlns:w16="http://schemas.microsoft.com/office/word/2018/wordml" xmlns:w16du="http://schemas.microsoft.com/office/word/2023/wordml/word16du" xmlns:w16sdtdh="http://schemas.microsoft.com/office/word/2020/wordml/sdtdatahash" xmlns:w16sdtfl="http://schemas.microsoft.com/office/word/2024/wordml/sdtformatlock" xmlns:w16se="http://schemas.microsoft.com/office/word/2015/wordml/symex" xmlns:wpg="http://schemas.microsoft.com/office/word/2010/wordprocessingGroup" xmlns:wpi="http://schemas.microsoft.com/office/word/2010/wordprocessingInk" xmlns:wne="http://schemas.microsoft.com/office/word/2006/wordml" xmlns:wps="http://schemas.microsoft.com/office/word/2010/wordprocessingShape" xmlns:a="http://schemas.openxmlformats.org/drawingml/2006/main" xmlns:pic="http://schemas.openxmlformats.org/drawingml/2006/picture" xmlns:a14="http://schemas.microsoft.com/office/drawing/2010/main" mc:Ignorable="w14 w15 w16se w16cid w16 w16cex w16sdtdh w16sdtfl w16du wp14">
+<w:ftr xmlns:wpc="http://schemas.microsoft.com/office/word/2010/wordprocessingCanvas" xmlns:cx="http://schemas.microsoft.com/office/drawing/2014/chartex" xmlns:cx1="http://schemas.microsoft.com/office/drawing/2015/9/8/chartex" xmlns:cx2="http://schemas.microsoft.com/office/drawing/2015/10/21/chartex" xmlns:cx3="http://schemas.microsoft.com/office/drawing/2016/5/9/chartex" xmlns:cx4="http://schemas.microsoft.com/office/drawing/2016/5/10/chartex" xmlns:cx5="http://schemas.microsoft.com/office/drawing/2016/5/11/chartex" xmlns:cx6="http://schemas.microsoft.com/office/drawing/2016/5/12/chartex" xmlns:cx7="http://schemas.microsoft.com/office/drawing/2016/5/13/chartex" xmlns:cx8="http://schemas.microsoft.com/office/drawing/2016/5/14/chartex" xmlns:mc="http://schemas.openxmlformats.org/markup-compatibility/2006" xmlns:aink="http://schemas.microsoft.com/office/drawing/2016/ink" xmlns:am3d="http://schemas.microsoft.com/office/drawing/2017/model3d" xmlns:o="urn:schemas-microsoft-com:office:office" xmlns:oel="http://schemas.microsoft.com/office/2019/extlst" xmlns:r="http://schemas.openxmlformats.org/officeDocument/2006/relationships" xmlns:m="http://schemas.openxmlformats.org/officeDocument/2006/math" xmlns:v="urn:schemas-microsoft-com:vml" xmlns:wp14="http://schemas.microsoft.com/office/word/2010/wordprocessingDrawing" xmlns:wp="http://schemas.openxmlformats.org/drawingml/2006/wordprocessingDrawing" xmlns:w10="urn:schemas-microsoft-com:office:word" xmlns:w="http://schemas.openxmlformats.org/wordprocessingml/2006/main" xmlns:w14="http://schemas.microsoft.com/office/word/2010/wordml" xmlns:w15="http://schemas.microsoft.com/office/word/2012/wordml" xmlns:w16cex="http://schemas.microsoft.com/office/word/2018/wordml/cex" xmlns:w16cid="http://schemas.microsoft.com/office/word/2016/wordml/cid" xmlns:w16="http://schemas.microsoft.com/office/word/2018/wordml" xmlns:w16du="http://schemas.microsoft.com/office/word/2023/wordml/word16du" xmlns:w16sdtdh="http://schemas.microsoft.com/office/word/2020/wordml/sdtdatahash" xmlns:w16sdtfl="http://schemas.microsoft.com/office/word/2024/wordml/sdtformatlock" xmlns:w16se="http://schemas.microsoft.com/office/word/2015/wordml/symex" xmlns:wpg="http://schemas.microsoft.com/office/word/2010/wordprocessingGroup" xmlns:wpi="http://schemas.microsoft.com/office/word/2010/wordprocessingInk" xmlns:wne="http://schemas.microsoft.com/office/word/2006/wordml" xmlns:wps="http://schemas.microsoft.com/office/word/2010/wordprocessingShape" mc:Ignorable="w14 w15 w16se w16cid w16 w16cex w16sdtdh w16sdtfl w16du wp14">
   <w:p>
     <w:pPr>
       <w:pStyle w:val="Footer"/>
@@ -10304,6 +9637,9 @@
       </w:rPr>
     </w:pPr>
     <w:r>
+      <w:rPr>
+        <w:noProof/>
+      </w:rPr>
       <w:drawing>
         <wp:inline distT="0" distB="0" distL="0" distR="0" wp14:anchorId="227BBC98" wp14:editId="417911D1">
           <wp:extent cx="1524000" cy="739140"/>
@@ -10354,6 +9690,9 @@
       </w:drawing>
     </w:r>
     <w:r>
+      <w:rPr>
+        <w:noProof/>
+      </w:rPr>
       <w:drawing>
         <wp:anchor distT="0" distB="0" distL="114300" distR="114300" simplePos="0" relativeHeight="251658242" behindDoc="0" locked="0" layoutInCell="1" allowOverlap="1" wp14:anchorId="5A763E5E" wp14:editId="236F2981">
           <wp:simplePos x="0" y="0"/>
@@ -10446,7 +9785,7 @@
 <w:hdr xmlns:wpc="http://schemas.microsoft.com/office/word/2010/wordprocessingCanvas" xmlns:cx="http://schemas.microsoft.com/office/drawing/2014/chartex" xmlns:cx1="http://schemas.microsoft.com/office/drawing/2015/9/8/chartex" xmlns:cx2="http://schemas.microsoft.com/office/drawing/2015/10/21/chartex" xmlns:cx3="http://schemas.microsoft.com/office/drawing/2016/5/9/chartex" xmlns:cx4="http://schemas.microsoft.com/office/drawing/2016/5/10/chartex" xmlns:cx5="http://schemas.microsoft.com/office/drawing/2016/5/11/chartex" xmlns:cx6="http://schemas.microsoft.com/office/drawing/2016/5/12/chartex" xmlns:cx7="http://schemas.microsoft.com/office/drawing/2016/5/13/chartex" xmlns:cx8="http://schemas.microsoft.com/office/drawing/2016/5/14/chartex" xmlns:mc="http://schemas.openxmlformats.org/markup-compatibility/2006" xmlns:aink="http://schemas.microsoft.com/office/drawing/2016/ink" xmlns:am3d="http://schemas.microsoft.com/office/drawing/2017/model3d" xmlns:o="urn:schemas-microsoft-com:office:office" xmlns:oel="http://schemas.microsoft.com/office/2019/extlst" xmlns:r="http://schemas.openxmlformats.org/officeDocument/2006/relationships" xmlns:m="http://schemas.openxmlformats.org/officeDocument/2006/math" xmlns:v="urn:schemas-microsoft-com:vml" xmlns:wp14="http://schemas.microsoft.com/office/word/2010/wordprocessingDrawing" xmlns:wp="http://schemas.openxmlformats.org/drawingml/2006/wordprocessingDrawing" xmlns:w10="urn:schemas-microsoft-com:office:word" xmlns:w="http://schemas.openxmlformats.org/wordprocessingml/2006/main" xmlns:w14="http://schemas.microsoft.com/office/word/2010/wordml" xmlns:w15="http://schemas.microsoft.com/office/word/2012/wordml" xmlns:w16cex="http://schemas.microsoft.com/office/word/2018/wordml/cex" xmlns:w16cid="http://schemas.microsoft.com/office/word/2016/wordml/cid" xmlns:w16="http://schemas.microsoft.com/office/word/2018/wordml" xmlns:w16du="http://schemas.microsoft.com/office/word/2023/wordml/word16du" xmlns:w16sdtdh="http://schemas.microsoft.com/office/word/2020/wordml/sdtdatahash" xmlns:w16sdtfl="http://schemas.microsoft.com/office/word/2024/wordml/sdtformatlock" xmlns:w16se="http://schemas.microsoft.com/office/word/2015/wordml/symex" xmlns:wpg="http://schemas.microsoft.com/office/word/2010/wordprocessingGroup" xmlns:wpi="http://schemas.microsoft.com/office/word/2010/wordprocessingInk" xmlns:wne="http://schemas.microsoft.com/office/word/2006/wordml" xmlns:wps="http://schemas.microsoft.com/office/word/2010/wordprocessingShape" mc:Ignorable="w14 w15 w16se w16cid w16 w16cex w16sdtdh w16sdtfl w16du wp14">
   <w:p>
     <w:pPr>
-      <w:framePr w:wrap="around" w:hAnchor="margin" w:vAnchor="text" w:xAlign="outside" w:y="1"/>
+      <w:framePr w:wrap="around" w:vAnchor="text" w:hAnchor="margin" w:xAlign="outside" w:y="1"/>
     </w:pPr>
     <w:r>
       <w:fldChar w:fldCharType="begin"/>
@@ -10474,7 +9813,7 @@
 </file>
 
 <file path=word/header2.xml><?xml version="1.0" encoding="utf-8"?>
-<w:hdr xmlns:wpc="http://schemas.microsoft.com/office/word/2010/wordprocessingCanvas" xmlns:cx="http://schemas.microsoft.com/office/drawing/2014/chartex" xmlns:cx1="http://schemas.microsoft.com/office/drawing/2015/9/8/chartex" xmlns:cx2="http://schemas.microsoft.com/office/drawing/2015/10/21/chartex" xmlns:cx3="http://schemas.microsoft.com/office/drawing/2016/5/9/chartex" xmlns:cx4="http://schemas.microsoft.com/office/drawing/2016/5/10/chartex" xmlns:cx5="http://schemas.microsoft.com/office/drawing/2016/5/11/chartex" xmlns:cx6="http://schemas.microsoft.com/office/drawing/2016/5/12/chartex" xmlns:cx7="http://schemas.microsoft.com/office/drawing/2016/5/13/chartex" xmlns:cx8="http://schemas.microsoft.com/office/drawing/2016/5/14/chartex" xmlns:mc="http://schemas.openxmlformats.org/markup-compatibility/2006" xmlns:aink="http://schemas.microsoft.com/office/drawing/2016/ink" xmlns:am3d="http://schemas.microsoft.com/office/drawing/2017/model3d" xmlns:o="urn:schemas-microsoft-com:office:office" xmlns:oel="http://schemas.microsoft.com/office/2019/extlst" xmlns:r="http://schemas.openxmlformats.org/officeDocument/2006/relationships" xmlns:m="http://schemas.openxmlformats.org/officeDocument/2006/math" xmlns:v="urn:schemas-microsoft-com:vml" xmlns:wp14="http://schemas.microsoft.com/office/word/2010/wordprocessingDrawing" xmlns:wp="http://schemas.openxmlformats.org/drawingml/2006/wordprocessingDrawing" xmlns:w10="urn:schemas-microsoft-com:office:word" xmlns:w="http://schemas.openxmlformats.org/wordprocessingml/2006/main" xmlns:w14="http://schemas.microsoft.com/office/word/2010/wordml" xmlns:w15="http://schemas.microsoft.com/office/word/2012/wordml" xmlns:w16cex="http://schemas.microsoft.com/office/word/2018/wordml/cex" xmlns:w16cid="http://schemas.microsoft.com/office/word/2016/wordml/cid" xmlns:w16="http://schemas.microsoft.com/office/word/2018/wordml" xmlns:w16du="http://schemas.microsoft.com/office/word/2023/wordml/word16du" xmlns:w16sdtdh="http://schemas.microsoft.com/office/word/2020/wordml/sdtdatahash" xmlns:w16sdtfl="http://schemas.microsoft.com/office/word/2024/wordml/sdtformatlock" xmlns:w16se="http://schemas.microsoft.com/office/word/2015/wordml/symex" xmlns:wpg="http://schemas.microsoft.com/office/word/2010/wordprocessingGroup" xmlns:wpi="http://schemas.microsoft.com/office/word/2010/wordprocessingInk" xmlns:wne="http://schemas.microsoft.com/office/word/2006/wordml" xmlns:wps="http://schemas.microsoft.com/office/word/2010/wordprocessingShape" xmlns:a="http://schemas.openxmlformats.org/drawingml/2006/main" xmlns:pic="http://schemas.openxmlformats.org/drawingml/2006/picture" xmlns:a14="http://schemas.microsoft.com/office/drawing/2010/main" mc:Ignorable="w14 w15 w16se w16cid w16 w16cex w16sdtdh w16sdtfl w16du wp14">
+<w:hdr xmlns:wpc="http://schemas.microsoft.com/office/word/2010/wordprocessingCanvas" xmlns:cx="http://schemas.microsoft.com/office/drawing/2014/chartex" xmlns:cx1="http://schemas.microsoft.com/office/drawing/2015/9/8/chartex" xmlns:cx2="http://schemas.microsoft.com/office/drawing/2015/10/21/chartex" xmlns:cx3="http://schemas.microsoft.com/office/drawing/2016/5/9/chartex" xmlns:cx4="http://schemas.microsoft.com/office/drawing/2016/5/10/chartex" xmlns:cx5="http://schemas.microsoft.com/office/drawing/2016/5/11/chartex" xmlns:cx6="http://schemas.microsoft.com/office/drawing/2016/5/12/chartex" xmlns:cx7="http://schemas.microsoft.com/office/drawing/2016/5/13/chartex" xmlns:cx8="http://schemas.microsoft.com/office/drawing/2016/5/14/chartex" xmlns:mc="http://schemas.openxmlformats.org/markup-compatibility/2006" xmlns:aink="http://schemas.microsoft.com/office/drawing/2016/ink" xmlns:am3d="http://schemas.microsoft.com/office/drawing/2017/model3d" xmlns:o="urn:schemas-microsoft-com:office:office" xmlns:oel="http://schemas.microsoft.com/office/2019/extlst" xmlns:r="http://schemas.openxmlformats.org/officeDocument/2006/relationships" xmlns:m="http://schemas.openxmlformats.org/officeDocument/2006/math" xmlns:v="urn:schemas-microsoft-com:vml" xmlns:wp14="http://schemas.microsoft.com/office/word/2010/wordprocessingDrawing" xmlns:wp="http://schemas.openxmlformats.org/drawingml/2006/wordprocessingDrawing" xmlns:w10="urn:schemas-microsoft-com:office:word" xmlns:w="http://schemas.openxmlformats.org/wordprocessingml/2006/main" xmlns:w14="http://schemas.microsoft.com/office/word/2010/wordml" xmlns:w15="http://schemas.microsoft.com/office/word/2012/wordml" xmlns:w16cex="http://schemas.microsoft.com/office/word/2018/wordml/cex" xmlns:w16cid="http://schemas.microsoft.com/office/word/2016/wordml/cid" xmlns:w16="http://schemas.microsoft.com/office/word/2018/wordml" xmlns:w16du="http://schemas.microsoft.com/office/word/2023/wordml/word16du" xmlns:w16sdtdh="http://schemas.microsoft.com/office/word/2020/wordml/sdtdatahash" xmlns:w16sdtfl="http://schemas.microsoft.com/office/word/2024/wordml/sdtformatlock" xmlns:w16se="http://schemas.microsoft.com/office/word/2015/wordml/symex" xmlns:wpg="http://schemas.microsoft.com/office/word/2010/wordprocessingGroup" xmlns:wpi="http://schemas.microsoft.com/office/word/2010/wordprocessingInk" xmlns:wne="http://schemas.microsoft.com/office/word/2006/wordml" xmlns:wps="http://schemas.microsoft.com/office/word/2010/wordprocessingShape" mc:Ignorable="w14 w15 w16se w16cid w16 w16cex w16sdtdh w16sdtfl w16du wp14">
   <w:p>
     <w:pPr>
       <w:pStyle w:val="ESA-Logo"/>
@@ -10486,6 +9825,7 @@
     <w:r>
       <w:rPr>
         <w:b/>
+        <w:noProof/>
       </w:rPr>
       <w:drawing>
         <wp:inline distT="0" distB="0" distL="0" distR="0" wp14:anchorId="4319D0C3" wp14:editId="2860C1FA">
@@ -10541,7 +9881,7 @@
 </file>
 
 <file path=word/header3.xml><?xml version="1.0" encoding="utf-8"?>
-<w:hdr xmlns:wpc="http://schemas.microsoft.com/office/word/2010/wordprocessingCanvas" xmlns:cx="http://schemas.microsoft.com/office/drawing/2014/chartex" xmlns:cx1="http://schemas.microsoft.com/office/drawing/2015/9/8/chartex" xmlns:cx2="http://schemas.microsoft.com/office/drawing/2015/10/21/chartex" xmlns:cx3="http://schemas.microsoft.com/office/drawing/2016/5/9/chartex" xmlns:cx4="http://schemas.microsoft.com/office/drawing/2016/5/10/chartex" xmlns:cx5="http://schemas.microsoft.com/office/drawing/2016/5/11/chartex" xmlns:cx6="http://schemas.microsoft.com/office/drawing/2016/5/12/chartex" xmlns:cx7="http://schemas.microsoft.com/office/drawing/2016/5/13/chartex" xmlns:cx8="http://schemas.microsoft.com/office/drawing/2016/5/14/chartex" xmlns:mc="http://schemas.openxmlformats.org/markup-compatibility/2006" xmlns:aink="http://schemas.microsoft.com/office/drawing/2016/ink" xmlns:am3d="http://schemas.microsoft.com/office/drawing/2017/model3d" xmlns:o="urn:schemas-microsoft-com:office:office" xmlns:oel="http://schemas.microsoft.com/office/2019/extlst" xmlns:r="http://schemas.openxmlformats.org/officeDocument/2006/relationships" xmlns:m="http://schemas.openxmlformats.org/officeDocument/2006/math" xmlns:v="urn:schemas-microsoft-com:vml" xmlns:wp14="http://schemas.microsoft.com/office/word/2010/wordprocessingDrawing" xmlns:wp="http://schemas.openxmlformats.org/drawingml/2006/wordprocessingDrawing" xmlns:w10="urn:schemas-microsoft-com:office:word" xmlns:w="http://schemas.openxmlformats.org/wordprocessingml/2006/main" xmlns:w14="http://schemas.microsoft.com/office/word/2010/wordml" xmlns:w15="http://schemas.microsoft.com/office/word/2012/wordml" xmlns:w16cex="http://schemas.microsoft.com/office/word/2018/wordml/cex" xmlns:w16cid="http://schemas.microsoft.com/office/word/2016/wordml/cid" xmlns:w16="http://schemas.microsoft.com/office/word/2018/wordml" xmlns:w16du="http://schemas.microsoft.com/office/word/2023/wordml/word16du" xmlns:w16sdtdh="http://schemas.microsoft.com/office/word/2020/wordml/sdtdatahash" xmlns:w16sdtfl="http://schemas.microsoft.com/office/word/2024/wordml/sdtformatlock" xmlns:w16se="http://schemas.microsoft.com/office/word/2015/wordml/symex" xmlns:wpg="http://schemas.microsoft.com/office/word/2010/wordprocessingGroup" xmlns:wpi="http://schemas.microsoft.com/office/word/2010/wordprocessingInk" xmlns:wne="http://schemas.microsoft.com/office/word/2006/wordml" xmlns:wps="http://schemas.microsoft.com/office/word/2010/wordprocessingShape" xmlns:a="http://schemas.openxmlformats.org/drawingml/2006/main" xmlns:pic="http://schemas.openxmlformats.org/drawingml/2006/picture" xmlns:a14="http://schemas.microsoft.com/office/drawing/2010/main" mc:Ignorable="w14 w15 w16se w16cid w16 w16cex w16sdtdh w16sdtfl w16du wp14">
+<w:hdr xmlns:wpc="http://schemas.microsoft.com/office/word/2010/wordprocessingCanvas" xmlns:cx="http://schemas.microsoft.com/office/drawing/2014/chartex" xmlns:cx1="http://schemas.microsoft.com/office/drawing/2015/9/8/chartex" xmlns:cx2="http://schemas.microsoft.com/office/drawing/2015/10/21/chartex" xmlns:cx3="http://schemas.microsoft.com/office/drawing/2016/5/9/chartex" xmlns:cx4="http://schemas.microsoft.com/office/drawing/2016/5/10/chartex" xmlns:cx5="http://schemas.microsoft.com/office/drawing/2016/5/11/chartex" xmlns:cx6="http://schemas.microsoft.com/office/drawing/2016/5/12/chartex" xmlns:cx7="http://schemas.microsoft.com/office/drawing/2016/5/13/chartex" xmlns:cx8="http://schemas.microsoft.com/office/drawing/2016/5/14/chartex" xmlns:mc="http://schemas.openxmlformats.org/markup-compatibility/2006" xmlns:aink="http://schemas.microsoft.com/office/drawing/2016/ink" xmlns:am3d="http://schemas.microsoft.com/office/drawing/2017/model3d" xmlns:o="urn:schemas-microsoft-com:office:office" xmlns:oel="http://schemas.microsoft.com/office/2019/extlst" xmlns:r="http://schemas.openxmlformats.org/officeDocument/2006/relationships" xmlns:m="http://schemas.openxmlformats.org/officeDocument/2006/math" xmlns:v="urn:schemas-microsoft-com:vml" xmlns:wp14="http://schemas.microsoft.com/office/word/2010/wordprocessingDrawing" xmlns:wp="http://schemas.openxmlformats.org/drawingml/2006/wordprocessingDrawing" xmlns:w10="urn:schemas-microsoft-com:office:word" xmlns:w="http://schemas.openxmlformats.org/wordprocessingml/2006/main" xmlns:w14="http://schemas.microsoft.com/office/word/2010/wordml" xmlns:w15="http://schemas.microsoft.com/office/word/2012/wordml" xmlns:w16cex="http://schemas.microsoft.com/office/word/2018/wordml/cex" xmlns:w16cid="http://schemas.microsoft.com/office/word/2016/wordml/cid" xmlns:w16="http://schemas.microsoft.com/office/word/2018/wordml" xmlns:w16du="http://schemas.microsoft.com/office/word/2023/wordml/word16du" xmlns:w16sdtdh="http://schemas.microsoft.com/office/word/2020/wordml/sdtdatahash" xmlns:w16sdtfl="http://schemas.microsoft.com/office/word/2024/wordml/sdtformatlock" xmlns:w16se="http://schemas.microsoft.com/office/word/2015/wordml/symex" xmlns:wpg="http://schemas.microsoft.com/office/word/2010/wordprocessingGroup" xmlns:wpi="http://schemas.microsoft.com/office/word/2010/wordprocessingInk" xmlns:wne="http://schemas.microsoft.com/office/word/2006/wordml" xmlns:wps="http://schemas.microsoft.com/office/word/2010/wordprocessingShape" mc:Ignorable="w14 w15 w16se w16cid w16 w16cex w16sdtdh w16sdtfl w16du wp14">
   <w:p>
     <w:pPr>
       <w:pStyle w:val="ESA-Logo"/>
@@ -10554,6 +9894,7 @@
     <w:r>
       <w:rPr>
         <w:b/>
+        <w:noProof/>
       </w:rPr>
       <w:drawing>
         <wp:inline distT="0" distB="0" distL="0" distR="0" wp14:anchorId="47AC9696" wp14:editId="1FF7315D">
@@ -10612,7 +9953,7 @@
 <w:hdr xmlns:wpc="http://schemas.microsoft.com/office/word/2010/wordprocessingCanvas" xmlns:cx="http://schemas.microsoft.com/office/drawing/2014/chartex" xmlns:cx1="http://schemas.microsoft.com/office/drawing/2015/9/8/chartex" xmlns:cx2="http://schemas.microsoft.com/office/drawing/2015/10/21/chartex" xmlns:cx3="http://schemas.microsoft.com/office/drawing/2016/5/9/chartex" xmlns:cx4="http://schemas.microsoft.com/office/drawing/2016/5/10/chartex" xmlns:cx5="http://schemas.microsoft.com/office/drawing/2016/5/11/chartex" xmlns:cx6="http://schemas.microsoft.com/office/drawing/2016/5/12/chartex" xmlns:cx7="http://schemas.microsoft.com/office/drawing/2016/5/13/chartex" xmlns:cx8="http://schemas.microsoft.com/office/drawing/2016/5/14/chartex" xmlns:mc="http://schemas.openxmlformats.org/markup-compatibility/2006" xmlns:aink="http://schemas.microsoft.com/office/drawing/2016/ink" xmlns:am3d="http://schemas.microsoft.com/office/drawing/2017/model3d" xmlns:o="urn:schemas-microsoft-com:office:office" xmlns:oel="http://schemas.microsoft.com/office/2019/extlst" xmlns:r="http://schemas.openxmlformats.org/officeDocument/2006/relationships" xmlns:m="http://schemas.openxmlformats.org/officeDocument/2006/math" xmlns:v="urn:schemas-microsoft-com:vml" xmlns:wp14="http://schemas.microsoft.com/office/word/2010/wordprocessingDrawing" xmlns:wp="http://schemas.openxmlformats.org/drawingml/2006/wordprocessingDrawing" xmlns:w10="urn:schemas-microsoft-com:office:word" xmlns:w="http://schemas.openxmlformats.org/wordprocessingml/2006/main" xmlns:w14="http://schemas.microsoft.com/office/word/2010/wordml" xmlns:w15="http://schemas.microsoft.com/office/word/2012/wordml" xmlns:w16cex="http://schemas.microsoft.com/office/word/2018/wordml/cex" xmlns:w16cid="http://schemas.microsoft.com/office/word/2016/wordml/cid" xmlns:w16="http://schemas.microsoft.com/office/word/2018/wordml" xmlns:w16du="http://schemas.microsoft.com/office/word/2023/wordml/word16du" xmlns:w16sdtdh="http://schemas.microsoft.com/office/word/2020/wordml/sdtdatahash" xmlns:w16sdtfl="http://schemas.microsoft.com/office/word/2024/wordml/sdtformatlock" xmlns:w16se="http://schemas.microsoft.com/office/word/2015/wordml/symex" xmlns:wpg="http://schemas.microsoft.com/office/word/2010/wordprocessingGroup" xmlns:wpi="http://schemas.microsoft.com/office/word/2010/wordprocessingInk" xmlns:wne="http://schemas.microsoft.com/office/word/2006/wordml" xmlns:wps="http://schemas.microsoft.com/office/word/2010/wordprocessingShape" mc:Ignorable="w14 w15 w16se w16cid w16 w16cex w16sdtdh w16sdtfl w16du wp14">
   <w:p>
     <w:pPr>
-      <w:framePr w:wrap="around" w:hAnchor="margin" w:vAnchor="text" w:xAlign="outside" w:y="1"/>
+      <w:framePr w:wrap="around" w:vAnchor="text" w:hAnchor="margin" w:xAlign="outside" w:y="1"/>
     </w:pPr>
     <w:r>
       <w:fldChar w:fldCharType="begin"/>
@@ -10640,7 +9981,7 @@
 </file>
 
 <file path=word/header5.xml><?xml version="1.0" encoding="utf-8"?>
-<w:hdr xmlns:wpc="http://schemas.microsoft.com/office/word/2010/wordprocessingCanvas" xmlns:cx="http://schemas.microsoft.com/office/drawing/2014/chartex" xmlns:cx1="http://schemas.microsoft.com/office/drawing/2015/9/8/chartex" xmlns:cx2="http://schemas.microsoft.com/office/drawing/2015/10/21/chartex" xmlns:cx3="http://schemas.microsoft.com/office/drawing/2016/5/9/chartex" xmlns:cx4="http://schemas.microsoft.com/office/drawing/2016/5/10/chartex" xmlns:cx5="http://schemas.microsoft.com/office/drawing/2016/5/11/chartex" xmlns:cx6="http://schemas.microsoft.com/office/drawing/2016/5/12/chartex" xmlns:cx7="http://schemas.microsoft.com/office/drawing/2016/5/13/chartex" xmlns:cx8="http://schemas.microsoft.com/office/drawing/2016/5/14/chartex" xmlns:mc="http://schemas.openxmlformats.org/markup-compatibility/2006" xmlns:aink="http://schemas.microsoft.com/office/drawing/2016/ink" xmlns:am3d="http://schemas.microsoft.com/office/drawing/2017/model3d" xmlns:o="urn:schemas-microsoft-com:office:office" xmlns:oel="http://schemas.microsoft.com/office/2019/extlst" xmlns:r="http://schemas.openxmlformats.org/officeDocument/2006/relationships" xmlns:m="http://schemas.openxmlformats.org/officeDocument/2006/math" xmlns:v="urn:schemas-microsoft-com:vml" xmlns:wp14="http://schemas.microsoft.com/office/word/2010/wordprocessingDrawing" xmlns:wp="http://schemas.openxmlformats.org/drawingml/2006/wordprocessingDrawing" xmlns:w10="urn:schemas-microsoft-com:office:word" xmlns:w="http://schemas.openxmlformats.org/wordprocessingml/2006/main" xmlns:w14="http://schemas.microsoft.com/office/word/2010/wordml" xmlns:w15="http://schemas.microsoft.com/office/word/2012/wordml" xmlns:w16cex="http://schemas.microsoft.com/office/word/2018/wordml/cex" xmlns:w16cid="http://schemas.microsoft.com/office/word/2016/wordml/cid" xmlns:w16="http://schemas.microsoft.com/office/word/2018/wordml" xmlns:w16du="http://schemas.microsoft.com/office/word/2023/wordml/word16du" xmlns:w16sdtdh="http://schemas.microsoft.com/office/word/2020/wordml/sdtdatahash" xmlns:w16sdtfl="http://schemas.microsoft.com/office/word/2024/wordml/sdtformatlock" xmlns:w16se="http://schemas.microsoft.com/office/word/2015/wordml/symex" xmlns:wpg="http://schemas.microsoft.com/office/word/2010/wordprocessingGroup" xmlns:wpi="http://schemas.microsoft.com/office/word/2010/wordprocessingInk" xmlns:wne="http://schemas.microsoft.com/office/word/2006/wordml" xmlns:wps="http://schemas.microsoft.com/office/word/2010/wordprocessingShape" xmlns:a="http://schemas.openxmlformats.org/drawingml/2006/main" xmlns:pic="http://schemas.openxmlformats.org/drawingml/2006/picture" xmlns:a14="http://schemas.microsoft.com/office/drawing/2010/main" mc:Ignorable="w14 w15 w16se w16cid w16 w16cex w16sdtdh w16sdtfl w16du wp14">
+<w:hdr xmlns:wpc="http://schemas.microsoft.com/office/word/2010/wordprocessingCanvas" xmlns:cx="http://schemas.microsoft.com/office/drawing/2014/chartex" xmlns:cx1="http://schemas.microsoft.com/office/drawing/2015/9/8/chartex" xmlns:cx2="http://schemas.microsoft.com/office/drawing/2015/10/21/chartex" xmlns:cx3="http://schemas.microsoft.com/office/drawing/2016/5/9/chartex" xmlns:cx4="http://schemas.microsoft.com/office/drawing/2016/5/10/chartex" xmlns:cx5="http://schemas.microsoft.com/office/drawing/2016/5/11/chartex" xmlns:cx6="http://schemas.microsoft.com/office/drawing/2016/5/12/chartex" xmlns:cx7="http://schemas.microsoft.com/office/drawing/2016/5/13/chartex" xmlns:cx8="http://schemas.microsoft.com/office/drawing/2016/5/14/chartex" xmlns:mc="http://schemas.openxmlformats.org/markup-compatibility/2006" xmlns:aink="http://schemas.microsoft.com/office/drawing/2016/ink" xmlns:am3d="http://schemas.microsoft.com/office/drawing/2017/model3d" xmlns:o="urn:schemas-microsoft-com:office:office" xmlns:oel="http://schemas.microsoft.com/office/2019/extlst" xmlns:r="http://schemas.openxmlformats.org/officeDocument/2006/relationships" xmlns:m="http://schemas.openxmlformats.org/officeDocument/2006/math" xmlns:v="urn:schemas-microsoft-com:vml" xmlns:wp14="http://schemas.microsoft.com/office/word/2010/wordprocessingDrawing" xmlns:wp="http://schemas.openxmlformats.org/drawingml/2006/wordprocessingDrawing" xmlns:w10="urn:schemas-microsoft-com:office:word" xmlns:w="http://schemas.openxmlformats.org/wordprocessingml/2006/main" xmlns:w14="http://schemas.microsoft.com/office/word/2010/wordml" xmlns:w15="http://schemas.microsoft.com/office/word/2012/wordml" xmlns:w16cex="http://schemas.microsoft.com/office/word/2018/wordml/cex" xmlns:w16cid="http://schemas.microsoft.com/office/word/2016/wordml/cid" xmlns:w16="http://schemas.microsoft.com/office/word/2018/wordml" xmlns:w16du="http://schemas.microsoft.com/office/word/2023/wordml/word16du" xmlns:w16sdtdh="http://schemas.microsoft.com/office/word/2020/wordml/sdtdatahash" xmlns:w16sdtfl="http://schemas.microsoft.com/office/word/2024/wordml/sdtformatlock" xmlns:w16se="http://schemas.microsoft.com/office/word/2015/wordml/symex" xmlns:wpg="http://schemas.microsoft.com/office/word/2010/wordprocessingGroup" xmlns:wpi="http://schemas.microsoft.com/office/word/2010/wordprocessingInk" xmlns:wne="http://schemas.microsoft.com/office/word/2006/wordml" xmlns:wps="http://schemas.microsoft.com/office/word/2010/wordprocessingShape" mc:Ignorable="w14 w15 w16se w16cid w16 w16cex w16sdtdh w16sdtfl w16du wp14">
   <w:p>
     <w:pPr>
       <w:pStyle w:val="Header"/>
@@ -10648,6 +9989,7 @@
     <w:r>
       <w:rPr>
         <w:b/>
+        <w:noProof/>
       </w:rPr>
       <w:drawing>
         <wp:inline distT="0" distB="0" distL="0" distR="0" wp14:anchorId="7FFEE2F0" wp14:editId="3330BDDD">
@@ -10703,7 +10045,7 @@
 </file>
 
 <file path=word/header6.xml><?xml version="1.0" encoding="utf-8"?>
-<w:hdr xmlns:wpc="http://schemas.microsoft.com/office/word/2010/wordprocessingCanvas" xmlns:cx="http://schemas.microsoft.com/office/drawing/2014/chartex" xmlns:cx1="http://schemas.microsoft.com/office/drawing/2015/9/8/chartex" xmlns:cx2="http://schemas.microsoft.com/office/drawing/2015/10/21/chartex" xmlns:cx3="http://schemas.microsoft.com/office/drawing/2016/5/9/chartex" xmlns:cx4="http://schemas.microsoft.com/office/drawing/2016/5/10/chartex" xmlns:cx5="http://schemas.microsoft.com/office/drawing/2016/5/11/chartex" xmlns:cx6="http://schemas.microsoft.com/office/drawing/2016/5/12/chartex" xmlns:cx7="http://schemas.microsoft.com/office/drawing/2016/5/13/chartex" xmlns:cx8="http://schemas.microsoft.com/office/drawing/2016/5/14/chartex" xmlns:mc="http://schemas.openxmlformats.org/markup-compatibility/2006" xmlns:aink="http://schemas.microsoft.com/office/drawing/2016/ink" xmlns:am3d="http://schemas.microsoft.com/office/drawing/2017/model3d" xmlns:o="urn:schemas-microsoft-com:office:office" xmlns:oel="http://schemas.microsoft.com/office/2019/extlst" xmlns:r="http://schemas.openxmlformats.org/officeDocument/2006/relationships" xmlns:m="http://schemas.openxmlformats.org/officeDocument/2006/math" xmlns:v="urn:schemas-microsoft-com:vml" xmlns:wp14="http://schemas.microsoft.com/office/word/2010/wordprocessingDrawing" xmlns:wp="http://schemas.openxmlformats.org/drawingml/2006/wordprocessingDrawing" xmlns:w10="urn:schemas-microsoft-com:office:word" xmlns:w="http://schemas.openxmlformats.org/wordprocessingml/2006/main" xmlns:w14="http://schemas.microsoft.com/office/word/2010/wordml" xmlns:w15="http://schemas.microsoft.com/office/word/2012/wordml" xmlns:w16cex="http://schemas.microsoft.com/office/word/2018/wordml/cex" xmlns:w16cid="http://schemas.microsoft.com/office/word/2016/wordml/cid" xmlns:w16="http://schemas.microsoft.com/office/word/2018/wordml" xmlns:w16du="http://schemas.microsoft.com/office/word/2023/wordml/word16du" xmlns:w16sdtdh="http://schemas.microsoft.com/office/word/2020/wordml/sdtdatahash" xmlns:w16sdtfl="http://schemas.microsoft.com/office/word/2024/wordml/sdtformatlock" xmlns:w16se="http://schemas.microsoft.com/office/word/2015/wordml/symex" xmlns:wpg="http://schemas.microsoft.com/office/word/2010/wordprocessingGroup" xmlns:wpi="http://schemas.microsoft.com/office/word/2010/wordprocessingInk" xmlns:wne="http://schemas.microsoft.com/office/word/2006/wordml" xmlns:wps="http://schemas.microsoft.com/office/word/2010/wordprocessingShape" xmlns:a="http://schemas.openxmlformats.org/drawingml/2006/main" xmlns:pic="http://schemas.openxmlformats.org/drawingml/2006/picture" xmlns:a14="http://schemas.microsoft.com/office/drawing/2010/main" mc:Ignorable="w14 w15 w16se w16cid w16 w16cex w16sdtdh w16sdtfl w16du wp14">
+<w:hdr xmlns:wpc="http://schemas.microsoft.com/office/word/2010/wordprocessingCanvas" xmlns:cx="http://schemas.microsoft.com/office/drawing/2014/chartex" xmlns:cx1="http://schemas.microsoft.com/office/drawing/2015/9/8/chartex" xmlns:cx2="http://schemas.microsoft.com/office/drawing/2015/10/21/chartex" xmlns:cx3="http://schemas.microsoft.com/office/drawing/2016/5/9/chartex" xmlns:cx4="http://schemas.microsoft.com/office/drawing/2016/5/10/chartex" xmlns:cx5="http://schemas.microsoft.com/office/drawing/2016/5/11/chartex" xmlns:cx6="http://schemas.microsoft.com/office/drawing/2016/5/12/chartex" xmlns:cx7="http://schemas.microsoft.com/office/drawing/2016/5/13/chartex" xmlns:cx8="http://schemas.microsoft.com/office/drawing/2016/5/14/chartex" xmlns:mc="http://schemas.openxmlformats.org/markup-compatibility/2006" xmlns:aink="http://schemas.microsoft.com/office/drawing/2016/ink" xmlns:am3d="http://schemas.microsoft.com/office/drawing/2017/model3d" xmlns:o="urn:schemas-microsoft-com:office:office" xmlns:oel="http://schemas.microsoft.com/office/2019/extlst" xmlns:r="http://schemas.openxmlformats.org/officeDocument/2006/relationships" xmlns:m="http://schemas.openxmlformats.org/officeDocument/2006/math" xmlns:v="urn:schemas-microsoft-com:vml" xmlns:wp14="http://schemas.microsoft.com/office/word/2010/wordprocessingDrawing" xmlns:wp="http://schemas.openxmlformats.org/drawingml/2006/wordprocessingDrawing" xmlns:w10="urn:schemas-microsoft-com:office:word" xmlns:w="http://schemas.openxmlformats.org/wordprocessingml/2006/main" xmlns:w14="http://schemas.microsoft.com/office/word/2010/wordml" xmlns:w15="http://schemas.microsoft.com/office/word/2012/wordml" xmlns:w16cex="http://schemas.microsoft.com/office/word/2018/wordml/cex" xmlns:w16cid="http://schemas.microsoft.com/office/word/2016/wordml/cid" xmlns:w16="http://schemas.microsoft.com/office/word/2018/wordml" xmlns:w16du="http://schemas.microsoft.com/office/word/2023/wordml/word16du" xmlns:w16sdtdh="http://schemas.microsoft.com/office/word/2020/wordml/sdtdatahash" xmlns:w16sdtfl="http://schemas.microsoft.com/office/word/2024/wordml/sdtformatlock" xmlns:w16se="http://schemas.microsoft.com/office/word/2015/wordml/symex" xmlns:wpg="http://schemas.microsoft.com/office/word/2010/wordprocessingGroup" xmlns:wpi="http://schemas.microsoft.com/office/word/2010/wordprocessingInk" xmlns:wne="http://schemas.microsoft.com/office/word/2006/wordml" xmlns:wps="http://schemas.microsoft.com/office/word/2010/wordprocessingShape" mc:Ignorable="w14 w15 w16se w16cid w16 w16cex w16sdtdh w16sdtfl w16du wp14">
   <w:p>
     <w:pPr>
       <w:pStyle w:val="ESA-Logo"/>
@@ -10715,6 +10057,7 @@
     <w:r>
       <w:rPr>
         <w:b/>
+        <w:noProof/>
       </w:rPr>
       <w:drawing>
         <wp:inline distT="0" distB="0" distL="0" distR="0" wp14:anchorId="233E2770" wp14:editId="261C6DEE">
@@ -10855,7 +10198,7 @@
         <w:ind w:left="1800" w:hanging="360"/>
       </w:pPr>
       <w:rPr>
-        <w:rFonts w:hint="default" w:ascii="Symbol" w:hAnsi="Symbol"/>
+        <w:rFonts w:ascii="Symbol" w:hAnsi="Symbol" w:hint="default"/>
       </w:rPr>
     </w:lvl>
   </w:abstractNum>
@@ -10875,7 +10218,7 @@
         <w:ind w:left="1440" w:hanging="360"/>
       </w:pPr>
       <w:rPr>
-        <w:rFonts w:hint="default" w:ascii="Symbol" w:hAnsi="Symbol"/>
+        <w:rFonts w:ascii="Symbol" w:hAnsi="Symbol" w:hint="default"/>
       </w:rPr>
     </w:lvl>
   </w:abstractNum>
@@ -10895,7 +10238,7 @@
         <w:ind w:left="1080" w:hanging="360"/>
       </w:pPr>
       <w:rPr>
-        <w:rFonts w:hint="default" w:ascii="Symbol" w:hAnsi="Symbol"/>
+        <w:rFonts w:ascii="Symbol" w:hAnsi="Symbol" w:hint="default"/>
       </w:rPr>
     </w:lvl>
   </w:abstractNum>
@@ -10915,7 +10258,7 @@
         <w:ind w:left="720" w:hanging="360"/>
       </w:pPr>
       <w:rPr>
-        <w:rFonts w:hint="default" w:ascii="Symbol" w:hAnsi="Symbol"/>
+        <w:rFonts w:ascii="Symbol" w:hAnsi="Symbol" w:hint="default"/>
       </w:rPr>
     </w:lvl>
   </w:abstractNum>
@@ -10952,7 +10295,7 @@
         <w:ind w:left="360" w:hanging="360"/>
       </w:pPr>
       <w:rPr>
-        <w:rFonts w:hint="default" w:ascii="Symbol" w:hAnsi="Symbol"/>
+        <w:rFonts w:ascii="Symbol" w:hAnsi="Symbol" w:hint="default"/>
       </w:rPr>
     </w:lvl>
   </w:abstractNum>
@@ -10972,7 +10315,7 @@
         <w:ind w:left="720" w:hanging="360"/>
       </w:pPr>
       <w:rPr>
-        <w:rFonts w:hint="default" w:ascii="Symbol" w:hAnsi="Symbol"/>
+        <w:rFonts w:ascii="Symbol" w:hAnsi="Symbol" w:hint="default"/>
       </w:rPr>
     </w:lvl>
     <w:lvl w:ilvl="1" w:tplc="08090003" w:tentative="1">
@@ -10987,7 +10330,7 @@
         <w:ind w:left="1440" w:hanging="360"/>
       </w:pPr>
       <w:rPr>
-        <w:rFonts w:hint="default" w:ascii="Courier New" w:hAnsi="Courier New" w:cs="Courier New"/>
+        <w:rFonts w:ascii="Courier New" w:hAnsi="Courier New" w:cs="Courier New" w:hint="default"/>
       </w:rPr>
     </w:lvl>
     <w:lvl w:ilvl="2" w:tplc="08090005" w:tentative="1">
@@ -11002,7 +10345,7 @@
         <w:ind w:left="2160" w:hanging="360"/>
       </w:pPr>
       <w:rPr>
-        <w:rFonts w:hint="default" w:ascii="Wingdings" w:hAnsi="Wingdings"/>
+        <w:rFonts w:ascii="Wingdings" w:hAnsi="Wingdings" w:hint="default"/>
       </w:rPr>
     </w:lvl>
     <w:lvl w:ilvl="3" w:tplc="08090001" w:tentative="1">
@@ -11017,7 +10360,7 @@
         <w:ind w:left="2880" w:hanging="360"/>
       </w:pPr>
       <w:rPr>
-        <w:rFonts w:hint="default" w:ascii="Symbol" w:hAnsi="Symbol"/>
+        <w:rFonts w:ascii="Symbol" w:hAnsi="Symbol" w:hint="default"/>
       </w:rPr>
     </w:lvl>
     <w:lvl w:ilvl="4" w:tplc="08090003" w:tentative="1">
@@ -11032,7 +10375,7 @@
         <w:ind w:left="3600" w:hanging="360"/>
       </w:pPr>
       <w:rPr>
-        <w:rFonts w:hint="default" w:ascii="Courier New" w:hAnsi="Courier New" w:cs="Courier New"/>
+        <w:rFonts w:ascii="Courier New" w:hAnsi="Courier New" w:cs="Courier New" w:hint="default"/>
       </w:rPr>
     </w:lvl>
     <w:lvl w:ilvl="5" w:tplc="08090005" w:tentative="1">
@@ -11047,7 +10390,7 @@
         <w:ind w:left="4320" w:hanging="360"/>
       </w:pPr>
       <w:rPr>
-        <w:rFonts w:hint="default" w:ascii="Wingdings" w:hAnsi="Wingdings"/>
+        <w:rFonts w:ascii="Wingdings" w:hAnsi="Wingdings" w:hint="default"/>
       </w:rPr>
     </w:lvl>
     <w:lvl w:ilvl="6" w:tplc="08090001" w:tentative="1">
@@ -11062,7 +10405,7 @@
         <w:ind w:left="5040" w:hanging="360"/>
       </w:pPr>
       <w:rPr>
-        <w:rFonts w:hint="default" w:ascii="Symbol" w:hAnsi="Symbol"/>
+        <w:rFonts w:ascii="Symbol" w:hAnsi="Symbol" w:hint="default"/>
       </w:rPr>
     </w:lvl>
     <w:lvl w:ilvl="7" w:tplc="08090003" w:tentative="1">
@@ -11077,7 +10420,7 @@
         <w:ind w:left="5760" w:hanging="360"/>
       </w:pPr>
       <w:rPr>
-        <w:rFonts w:hint="default" w:ascii="Courier New" w:hAnsi="Courier New" w:cs="Courier New"/>
+        <w:rFonts w:ascii="Courier New" w:hAnsi="Courier New" w:cs="Courier New" w:hint="default"/>
       </w:rPr>
     </w:lvl>
     <w:lvl w:ilvl="8" w:tplc="08090005" w:tentative="1">
@@ -11092,7 +10435,7 @@
         <w:ind w:left="6480" w:hanging="360"/>
       </w:pPr>
       <w:rPr>
-        <w:rFonts w:hint="default" w:ascii="Wingdings" w:hAnsi="Wingdings"/>
+        <w:rFonts w:ascii="Wingdings" w:hAnsi="Wingdings" w:hint="default"/>
       </w:rPr>
     </w:lvl>
   </w:abstractNum>
@@ -11111,7 +10454,7 @@
         <w:ind w:left="720" w:hanging="360"/>
       </w:pPr>
       <w:rPr>
-        <w:rFonts w:hint="default" w:ascii="Verdana" w:hAnsi="Verdana" w:eastAsia="Times New Roman" w:cs="Times New Roman"/>
+        <w:rFonts w:ascii="Verdana" w:eastAsia="Times New Roman" w:hAnsi="Verdana" w:cs="Times New Roman" w:hint="default"/>
       </w:rPr>
     </w:lvl>
     <w:lvl w:ilvl="1" w:tplc="08090003" w:tentative="1">
@@ -11126,7 +10469,7 @@
         <w:ind w:left="1440" w:hanging="360"/>
       </w:pPr>
       <w:rPr>
-        <w:rFonts w:hint="default" w:ascii="Courier New" w:hAnsi="Courier New" w:cs="Courier New"/>
+        <w:rFonts w:ascii="Courier New" w:hAnsi="Courier New" w:cs="Courier New" w:hint="default"/>
       </w:rPr>
     </w:lvl>
     <w:lvl w:ilvl="2" w:tplc="08090005" w:tentative="1">
@@ -11141,7 +10484,7 @@
         <w:ind w:left="2160" w:hanging="360"/>
       </w:pPr>
       <w:rPr>
-        <w:rFonts w:hint="default" w:ascii="Wingdings" w:hAnsi="Wingdings"/>
+        <w:rFonts w:ascii="Wingdings" w:hAnsi="Wingdings" w:hint="default"/>
       </w:rPr>
     </w:lvl>
     <w:lvl w:ilvl="3" w:tplc="08090001" w:tentative="1">
@@ -11156,7 +10499,7 @@
         <w:ind w:left="2880" w:hanging="360"/>
       </w:pPr>
       <w:rPr>
-        <w:rFonts w:hint="default" w:ascii="Symbol" w:hAnsi="Symbol"/>
+        <w:rFonts w:ascii="Symbol" w:hAnsi="Symbol" w:hint="default"/>
       </w:rPr>
     </w:lvl>
     <w:lvl w:ilvl="4" w:tplc="08090003" w:tentative="1">
@@ -11171,7 +10514,7 @@
         <w:ind w:left="3600" w:hanging="360"/>
       </w:pPr>
       <w:rPr>
-        <w:rFonts w:hint="default" w:ascii="Courier New" w:hAnsi="Courier New" w:cs="Courier New"/>
+        <w:rFonts w:ascii="Courier New" w:hAnsi="Courier New" w:cs="Courier New" w:hint="default"/>
       </w:rPr>
     </w:lvl>
     <w:lvl w:ilvl="5" w:tplc="08090005" w:tentative="1">
@@ -11186,7 +10529,7 @@
         <w:ind w:left="4320" w:hanging="360"/>
       </w:pPr>
       <w:rPr>
-        <w:rFonts w:hint="default" w:ascii="Wingdings" w:hAnsi="Wingdings"/>
+        <w:rFonts w:ascii="Wingdings" w:hAnsi="Wingdings" w:hint="default"/>
       </w:rPr>
     </w:lvl>
     <w:lvl w:ilvl="6" w:tplc="08090001" w:tentative="1">
@@ -11201,7 +10544,7 @@
         <w:ind w:left="5040" w:hanging="360"/>
       </w:pPr>
       <w:rPr>
-        <w:rFonts w:hint="default" w:ascii="Symbol" w:hAnsi="Symbol"/>
+        <w:rFonts w:ascii="Symbol" w:hAnsi="Symbol" w:hint="default"/>
       </w:rPr>
     </w:lvl>
     <w:lvl w:ilvl="7" w:tplc="08090003" w:tentative="1">
@@ -11216,7 +10559,7 @@
         <w:ind w:left="5760" w:hanging="360"/>
       </w:pPr>
       <w:rPr>
-        <w:rFonts w:hint="default" w:ascii="Courier New" w:hAnsi="Courier New" w:cs="Courier New"/>
+        <w:rFonts w:ascii="Courier New" w:hAnsi="Courier New" w:cs="Courier New" w:hint="default"/>
       </w:rPr>
     </w:lvl>
     <w:lvl w:ilvl="8" w:tplc="08090005" w:tentative="1">
@@ -11231,7 +10574,7 @@
         <w:ind w:left="6480" w:hanging="360"/>
       </w:pPr>
       <w:rPr>
-        <w:rFonts w:hint="default" w:ascii="Wingdings" w:hAnsi="Wingdings"/>
+        <w:rFonts w:ascii="Wingdings" w:hAnsi="Wingdings" w:hint="default"/>
       </w:rPr>
     </w:lvl>
   </w:abstractNum>
@@ -11251,7 +10594,7 @@
         <w:ind w:left="720" w:hanging="360"/>
       </w:pPr>
       <w:rPr>
-        <w:rFonts w:hint="default" w:ascii="Symbol" w:hAnsi="Symbol"/>
+        <w:rFonts w:ascii="Symbol" w:hAnsi="Symbol" w:hint="default"/>
       </w:rPr>
     </w:lvl>
     <w:lvl w:ilvl="1" w:tplc="08090003" w:tentative="1">
@@ -11266,7 +10609,7 @@
         <w:ind w:left="1440" w:hanging="360"/>
       </w:pPr>
       <w:rPr>
-        <w:rFonts w:hint="default" w:ascii="Courier New" w:hAnsi="Courier New" w:cs="Courier New"/>
+        <w:rFonts w:ascii="Courier New" w:hAnsi="Courier New" w:cs="Courier New" w:hint="default"/>
       </w:rPr>
     </w:lvl>
     <w:lvl w:ilvl="2" w:tplc="08090005" w:tentative="1">
@@ -11281,7 +10624,7 @@
         <w:ind w:left="2160" w:hanging="360"/>
       </w:pPr>
       <w:rPr>
-        <w:rFonts w:hint="default" w:ascii="Wingdings" w:hAnsi="Wingdings"/>
+        <w:rFonts w:ascii="Wingdings" w:hAnsi="Wingdings" w:hint="default"/>
       </w:rPr>
     </w:lvl>
     <w:lvl w:ilvl="3" w:tplc="08090001" w:tentative="1">
@@ -11296,7 +10639,7 @@
         <w:ind w:left="2880" w:hanging="360"/>
       </w:pPr>
       <w:rPr>
-        <w:rFonts w:hint="default" w:ascii="Symbol" w:hAnsi="Symbol"/>
+        <w:rFonts w:ascii="Symbol" w:hAnsi="Symbol" w:hint="default"/>
       </w:rPr>
     </w:lvl>
     <w:lvl w:ilvl="4" w:tplc="08090003" w:tentative="1">
@@ -11311,7 +10654,7 @@
         <w:ind w:left="3600" w:hanging="360"/>
       </w:pPr>
       <w:rPr>
-        <w:rFonts w:hint="default" w:ascii="Courier New" w:hAnsi="Courier New" w:cs="Courier New"/>
+        <w:rFonts w:ascii="Courier New" w:hAnsi="Courier New" w:cs="Courier New" w:hint="default"/>
       </w:rPr>
     </w:lvl>
     <w:lvl w:ilvl="5" w:tplc="08090005" w:tentative="1">
@@ -11326,7 +10669,7 @@
         <w:ind w:left="4320" w:hanging="360"/>
       </w:pPr>
       <w:rPr>
-        <w:rFonts w:hint="default" w:ascii="Wingdings" w:hAnsi="Wingdings"/>
+        <w:rFonts w:ascii="Wingdings" w:hAnsi="Wingdings" w:hint="default"/>
       </w:rPr>
     </w:lvl>
     <w:lvl w:ilvl="6" w:tplc="08090001" w:tentative="1">
@@ -11341,7 +10684,7 @@
         <w:ind w:left="5040" w:hanging="360"/>
       </w:pPr>
       <w:rPr>
-        <w:rFonts w:hint="default" w:ascii="Symbol" w:hAnsi="Symbol"/>
+        <w:rFonts w:ascii="Symbol" w:hAnsi="Symbol" w:hint="default"/>
       </w:rPr>
     </w:lvl>
     <w:lvl w:ilvl="7" w:tplc="08090003" w:tentative="1">
@@ -11356,7 +10699,7 @@
         <w:ind w:left="5760" w:hanging="360"/>
       </w:pPr>
       <w:rPr>
-        <w:rFonts w:hint="default" w:ascii="Courier New" w:hAnsi="Courier New" w:cs="Courier New"/>
+        <w:rFonts w:ascii="Courier New" w:hAnsi="Courier New" w:cs="Courier New" w:hint="default"/>
       </w:rPr>
     </w:lvl>
     <w:lvl w:ilvl="8" w:tplc="08090005" w:tentative="1">
@@ -11371,7 +10714,7 @@
         <w:ind w:left="6480" w:hanging="360"/>
       </w:pPr>
       <w:rPr>
-        <w:rFonts w:hint="default" w:ascii="Wingdings" w:hAnsi="Wingdings"/>
+        <w:rFonts w:ascii="Wingdings" w:hAnsi="Wingdings" w:hint="default"/>
       </w:rPr>
     </w:lvl>
   </w:abstractNum>
@@ -11388,7 +10731,7 @@
         <w:ind w:left="720" w:hanging="360"/>
       </w:pPr>
       <w:rPr>
-        <w:rFonts w:hint="default" w:ascii="Aptos" w:hAnsi="Aptos"/>
+        <w:rFonts w:ascii="Aptos" w:hAnsi="Aptos" w:hint="default"/>
       </w:rPr>
     </w:lvl>
     <w:lvl w:ilvl="1" w:tplc="43B62CCA">
@@ -11400,7 +10743,7 @@
         <w:ind w:left="1440" w:hanging="360"/>
       </w:pPr>
       <w:rPr>
-        <w:rFonts w:hint="default" w:ascii="Courier New" w:hAnsi="Courier New"/>
+        <w:rFonts w:ascii="Courier New" w:hAnsi="Courier New" w:hint="default"/>
       </w:rPr>
     </w:lvl>
     <w:lvl w:ilvl="2" w:tplc="B47C81F2">
@@ -11412,7 +10755,7 @@
         <w:ind w:left="2160" w:hanging="360"/>
       </w:pPr>
       <w:rPr>
-        <w:rFonts w:hint="default" w:ascii="Wingdings" w:hAnsi="Wingdings"/>
+        <w:rFonts w:ascii="Wingdings" w:hAnsi="Wingdings" w:hint="default"/>
       </w:rPr>
     </w:lvl>
     <w:lvl w:ilvl="3" w:tplc="8B1671B8">
@@ -11424,7 +10767,7 @@
         <w:ind w:left="2880" w:hanging="360"/>
       </w:pPr>
       <w:rPr>
-        <w:rFonts w:hint="default" w:ascii="Symbol" w:hAnsi="Symbol"/>
+        <w:rFonts w:ascii="Symbol" w:hAnsi="Symbol" w:hint="default"/>
       </w:rPr>
     </w:lvl>
     <w:lvl w:ilvl="4" w:tplc="01B603C8">
@@ -11436,7 +10779,7 @@
         <w:ind w:left="3600" w:hanging="360"/>
       </w:pPr>
       <w:rPr>
-        <w:rFonts w:hint="default" w:ascii="Courier New" w:hAnsi="Courier New"/>
+        <w:rFonts w:ascii="Courier New" w:hAnsi="Courier New" w:hint="default"/>
       </w:rPr>
     </w:lvl>
     <w:lvl w:ilvl="5" w:tplc="760E7472">
@@ -11448,7 +10791,7 @@
         <w:ind w:left="4320" w:hanging="360"/>
       </w:pPr>
       <w:rPr>
-        <w:rFonts w:hint="default" w:ascii="Wingdings" w:hAnsi="Wingdings"/>
+        <w:rFonts w:ascii="Wingdings" w:hAnsi="Wingdings" w:hint="default"/>
       </w:rPr>
     </w:lvl>
     <w:lvl w:ilvl="6" w:tplc="A558B2DA">
@@ -11460,7 +10803,7 @@
         <w:ind w:left="5040" w:hanging="360"/>
       </w:pPr>
       <w:rPr>
-        <w:rFonts w:hint="default" w:ascii="Symbol" w:hAnsi="Symbol"/>
+        <w:rFonts w:ascii="Symbol" w:hAnsi="Symbol" w:hint="default"/>
       </w:rPr>
     </w:lvl>
     <w:lvl w:ilvl="7" w:tplc="C9D81CF8">
@@ -11472,7 +10815,7 @@
         <w:ind w:left="5760" w:hanging="360"/>
       </w:pPr>
       <w:rPr>
-        <w:rFonts w:hint="default" w:ascii="Courier New" w:hAnsi="Courier New"/>
+        <w:rFonts w:ascii="Courier New" w:hAnsi="Courier New" w:hint="default"/>
       </w:rPr>
     </w:lvl>
     <w:lvl w:ilvl="8" w:tplc="AFBEB8DE">
@@ -11484,7 +10827,7 @@
         <w:ind w:left="6480" w:hanging="360"/>
       </w:pPr>
       <w:rPr>
-        <w:rFonts w:hint="default" w:ascii="Wingdings" w:hAnsi="Wingdings"/>
+        <w:rFonts w:ascii="Wingdings" w:hAnsi="Wingdings" w:hint="default"/>
       </w:rPr>
     </w:lvl>
   </w:abstractNum>
@@ -11590,7 +10933,7 @@
         <w:ind w:left="1080" w:hanging="360"/>
       </w:pPr>
       <w:rPr>
-        <w:rFonts w:hint="default" w:ascii="Aptos" w:hAnsi="Aptos"/>
+        <w:rFonts w:ascii="Aptos" w:hAnsi="Aptos" w:hint="default"/>
       </w:rPr>
     </w:lvl>
     <w:lvl w:ilvl="1" w:tplc="5F7A2AC8">
@@ -11602,7 +10945,7 @@
         <w:ind w:left="1800" w:hanging="360"/>
       </w:pPr>
       <w:rPr>
-        <w:rFonts w:hint="default" w:ascii="Courier New" w:hAnsi="Courier New"/>
+        <w:rFonts w:ascii="Courier New" w:hAnsi="Courier New" w:hint="default"/>
       </w:rPr>
     </w:lvl>
     <w:lvl w:ilvl="2" w:tplc="7DBE5100">
@@ -11614,7 +10957,7 @@
         <w:ind w:left="2520" w:hanging="360"/>
       </w:pPr>
       <w:rPr>
-        <w:rFonts w:hint="default" w:ascii="Wingdings" w:hAnsi="Wingdings"/>
+        <w:rFonts w:ascii="Wingdings" w:hAnsi="Wingdings" w:hint="default"/>
       </w:rPr>
     </w:lvl>
     <w:lvl w:ilvl="3" w:tplc="DB087D02">
@@ -11626,7 +10969,7 @@
         <w:ind w:left="3240" w:hanging="360"/>
       </w:pPr>
       <w:rPr>
-        <w:rFonts w:hint="default" w:ascii="Symbol" w:hAnsi="Symbol"/>
+        <w:rFonts w:ascii="Symbol" w:hAnsi="Symbol" w:hint="default"/>
       </w:rPr>
     </w:lvl>
     <w:lvl w:ilvl="4" w:tplc="36469BDA">
@@ -11638,7 +10981,7 @@
         <w:ind w:left="3960" w:hanging="360"/>
       </w:pPr>
       <w:rPr>
-        <w:rFonts w:hint="default" w:ascii="Courier New" w:hAnsi="Courier New"/>
+        <w:rFonts w:ascii="Courier New" w:hAnsi="Courier New" w:hint="default"/>
       </w:rPr>
     </w:lvl>
     <w:lvl w:ilvl="5" w:tplc="9E1E5E0A">
@@ -11650,7 +10993,7 @@
         <w:ind w:left="4680" w:hanging="360"/>
       </w:pPr>
       <w:rPr>
-        <w:rFonts w:hint="default" w:ascii="Wingdings" w:hAnsi="Wingdings"/>
+        <w:rFonts w:ascii="Wingdings" w:hAnsi="Wingdings" w:hint="default"/>
       </w:rPr>
     </w:lvl>
     <w:lvl w:ilvl="6" w:tplc="2B68B234">
@@ -11662,7 +11005,7 @@
         <w:ind w:left="5400" w:hanging="360"/>
       </w:pPr>
       <w:rPr>
-        <w:rFonts w:hint="default" w:ascii="Symbol" w:hAnsi="Symbol"/>
+        <w:rFonts w:ascii="Symbol" w:hAnsi="Symbol" w:hint="default"/>
       </w:rPr>
     </w:lvl>
     <w:lvl w:ilvl="7" w:tplc="0F5A421A">
@@ -11674,7 +11017,7 @@
         <w:ind w:left="6120" w:hanging="360"/>
       </w:pPr>
       <w:rPr>
-        <w:rFonts w:hint="default" w:ascii="Courier New" w:hAnsi="Courier New"/>
+        <w:rFonts w:ascii="Courier New" w:hAnsi="Courier New" w:hint="default"/>
       </w:rPr>
     </w:lvl>
     <w:lvl w:ilvl="8" w:tplc="42D429E8">
@@ -11686,7 +11029,7 @@
         <w:ind w:left="6840" w:hanging="360"/>
       </w:pPr>
       <w:rPr>
-        <w:rFonts w:hint="default" w:ascii="Wingdings" w:hAnsi="Wingdings"/>
+        <w:rFonts w:ascii="Wingdings" w:hAnsi="Wingdings" w:hint="default"/>
       </w:rPr>
     </w:lvl>
   </w:abstractNum>
@@ -11703,7 +11046,7 @@
         <w:ind w:left="1080" w:hanging="360"/>
       </w:pPr>
       <w:rPr>
-        <w:rFonts w:hint="default" w:ascii="Calibri" w:hAnsi="Calibri"/>
+        <w:rFonts w:ascii="Calibri" w:hAnsi="Calibri" w:hint="default"/>
       </w:rPr>
     </w:lvl>
     <w:lvl w:ilvl="1" w:tplc="9880E6D0">
@@ -11715,7 +11058,7 @@
         <w:ind w:left="1800" w:hanging="360"/>
       </w:pPr>
       <w:rPr>
-        <w:rFonts w:hint="default" w:ascii="Courier New" w:hAnsi="Courier New"/>
+        <w:rFonts w:ascii="Courier New" w:hAnsi="Courier New" w:hint="default"/>
       </w:rPr>
     </w:lvl>
     <w:lvl w:ilvl="2" w:tplc="7BA83746">
@@ -11727,7 +11070,7 @@
         <w:ind w:left="2520" w:hanging="360"/>
       </w:pPr>
       <w:rPr>
-        <w:rFonts w:hint="default" w:ascii="Wingdings" w:hAnsi="Wingdings"/>
+        <w:rFonts w:ascii="Wingdings" w:hAnsi="Wingdings" w:hint="default"/>
       </w:rPr>
     </w:lvl>
     <w:lvl w:ilvl="3" w:tplc="D820DD18">
@@ -11739,7 +11082,7 @@
         <w:ind w:left="3240" w:hanging="360"/>
       </w:pPr>
       <w:rPr>
-        <w:rFonts w:hint="default" w:ascii="Symbol" w:hAnsi="Symbol"/>
+        <w:rFonts w:ascii="Symbol" w:hAnsi="Symbol" w:hint="default"/>
       </w:rPr>
     </w:lvl>
     <w:lvl w:ilvl="4" w:tplc="A22AC05A">
@@ -11751,7 +11094,7 @@
         <w:ind w:left="3960" w:hanging="360"/>
       </w:pPr>
       <w:rPr>
-        <w:rFonts w:hint="default" w:ascii="Courier New" w:hAnsi="Courier New"/>
+        <w:rFonts w:ascii="Courier New" w:hAnsi="Courier New" w:hint="default"/>
       </w:rPr>
     </w:lvl>
     <w:lvl w:ilvl="5" w:tplc="F29CF762">
@@ -11763,7 +11106,7 @@
         <w:ind w:left="4680" w:hanging="360"/>
       </w:pPr>
       <w:rPr>
-        <w:rFonts w:hint="default" w:ascii="Wingdings" w:hAnsi="Wingdings"/>
+        <w:rFonts w:ascii="Wingdings" w:hAnsi="Wingdings" w:hint="default"/>
       </w:rPr>
     </w:lvl>
     <w:lvl w:ilvl="6" w:tplc="F032453C">
@@ -11775,7 +11118,7 @@
         <w:ind w:left="5400" w:hanging="360"/>
       </w:pPr>
       <w:rPr>
-        <w:rFonts w:hint="default" w:ascii="Symbol" w:hAnsi="Symbol"/>
+        <w:rFonts w:ascii="Symbol" w:hAnsi="Symbol" w:hint="default"/>
       </w:rPr>
     </w:lvl>
     <w:lvl w:ilvl="7" w:tplc="65D65DFA">
@@ -11787,7 +11130,7 @@
         <w:ind w:left="6120" w:hanging="360"/>
       </w:pPr>
       <w:rPr>
-        <w:rFonts w:hint="default" w:ascii="Courier New" w:hAnsi="Courier New"/>
+        <w:rFonts w:ascii="Courier New" w:hAnsi="Courier New" w:hint="default"/>
       </w:rPr>
     </w:lvl>
     <w:lvl w:ilvl="8" w:tplc="9F760B3C">
@@ -11799,7 +11142,7 @@
         <w:ind w:left="6840" w:hanging="360"/>
       </w:pPr>
       <w:rPr>
-        <w:rFonts w:hint="default" w:ascii="Wingdings" w:hAnsi="Wingdings"/>
+        <w:rFonts w:ascii="Wingdings" w:hAnsi="Wingdings" w:hint="default"/>
       </w:rPr>
     </w:lvl>
   </w:abstractNum>
@@ -11932,7 +11275,7 @@
         <w:ind w:left="1080" w:hanging="360"/>
       </w:pPr>
       <w:rPr>
-        <w:rFonts w:hint="default" w:ascii="Symbol" w:hAnsi="Symbol"/>
+        <w:rFonts w:ascii="Symbol" w:hAnsi="Symbol" w:hint="default"/>
       </w:rPr>
     </w:lvl>
     <w:lvl w:ilvl="1" w:tplc="08090019" w:tentative="1">
@@ -12045,7 +11388,7 @@
         <w:ind w:left="1080" w:hanging="360"/>
       </w:pPr>
       <w:rPr>
-        <w:rFonts w:hint="default" w:ascii="Aptos" w:hAnsi="Aptos"/>
+        <w:rFonts w:ascii="Aptos" w:hAnsi="Aptos" w:hint="default"/>
       </w:rPr>
     </w:lvl>
     <w:lvl w:ilvl="1" w:tplc="F578871A">
@@ -12057,7 +11400,7 @@
         <w:ind w:left="1800" w:hanging="360"/>
       </w:pPr>
       <w:rPr>
-        <w:rFonts w:hint="default" w:ascii="Courier New" w:hAnsi="Courier New"/>
+        <w:rFonts w:ascii="Courier New" w:hAnsi="Courier New" w:hint="default"/>
       </w:rPr>
     </w:lvl>
     <w:lvl w:ilvl="2" w:tplc="7F08D65A">
@@ -12069,7 +11412,7 @@
         <w:ind w:left="2520" w:hanging="360"/>
       </w:pPr>
       <w:rPr>
-        <w:rFonts w:hint="default" w:ascii="Wingdings" w:hAnsi="Wingdings"/>
+        <w:rFonts w:ascii="Wingdings" w:hAnsi="Wingdings" w:hint="default"/>
       </w:rPr>
     </w:lvl>
     <w:lvl w:ilvl="3" w:tplc="FC387576">
@@ -12081,7 +11424,7 @@
         <w:ind w:left="3240" w:hanging="360"/>
       </w:pPr>
       <w:rPr>
-        <w:rFonts w:hint="default" w:ascii="Symbol" w:hAnsi="Symbol"/>
+        <w:rFonts w:ascii="Symbol" w:hAnsi="Symbol" w:hint="default"/>
       </w:rPr>
     </w:lvl>
     <w:lvl w:ilvl="4" w:tplc="B0A06A6A">
@@ -12093,7 +11436,7 @@
         <w:ind w:left="3960" w:hanging="360"/>
       </w:pPr>
       <w:rPr>
-        <w:rFonts w:hint="default" w:ascii="Courier New" w:hAnsi="Courier New"/>
+        <w:rFonts w:ascii="Courier New" w:hAnsi="Courier New" w:hint="default"/>
       </w:rPr>
     </w:lvl>
     <w:lvl w:ilvl="5" w:tplc="C74E9F34">
@@ -12105,7 +11448,7 @@
         <w:ind w:left="4680" w:hanging="360"/>
       </w:pPr>
       <w:rPr>
-        <w:rFonts w:hint="default" w:ascii="Wingdings" w:hAnsi="Wingdings"/>
+        <w:rFonts w:ascii="Wingdings" w:hAnsi="Wingdings" w:hint="default"/>
       </w:rPr>
     </w:lvl>
     <w:lvl w:ilvl="6" w:tplc="FB8E3338">
@@ -12117,7 +11460,7 @@
         <w:ind w:left="5400" w:hanging="360"/>
       </w:pPr>
       <w:rPr>
-        <w:rFonts w:hint="default" w:ascii="Symbol" w:hAnsi="Symbol"/>
+        <w:rFonts w:ascii="Symbol" w:hAnsi="Symbol" w:hint="default"/>
       </w:rPr>
     </w:lvl>
     <w:lvl w:ilvl="7" w:tplc="72988F70">
@@ -12129,7 +11472,7 @@
         <w:ind w:left="6120" w:hanging="360"/>
       </w:pPr>
       <w:rPr>
-        <w:rFonts w:hint="default" w:ascii="Courier New" w:hAnsi="Courier New"/>
+        <w:rFonts w:ascii="Courier New" w:hAnsi="Courier New" w:hint="default"/>
       </w:rPr>
     </w:lvl>
     <w:lvl w:ilvl="8" w:tplc="554A5562">
@@ -12141,7 +11484,7 @@
         <w:ind w:left="6840" w:hanging="360"/>
       </w:pPr>
       <w:rPr>
-        <w:rFonts w:hint="default" w:ascii="Wingdings" w:hAnsi="Wingdings"/>
+        <w:rFonts w:ascii="Wingdings" w:hAnsi="Wingdings" w:hint="default"/>
       </w:rPr>
     </w:lvl>
   </w:abstractNum>
@@ -12363,7 +11706,7 @@
         <w:ind w:left="720" w:hanging="360"/>
       </w:pPr>
       <w:rPr>
-        <w:rFonts w:hint="default" w:ascii="Symbol" w:hAnsi="Symbol"/>
+        <w:rFonts w:ascii="Symbol" w:hAnsi="Symbol" w:hint="default"/>
       </w:rPr>
     </w:lvl>
     <w:lvl w:ilvl="1" w:tplc="42BEDA98">
@@ -12375,7 +11718,7 @@
         <w:ind w:left="1440" w:hanging="360"/>
       </w:pPr>
       <w:rPr>
-        <w:rFonts w:hint="default" w:ascii="Courier New" w:hAnsi="Courier New"/>
+        <w:rFonts w:ascii="Courier New" w:hAnsi="Courier New" w:hint="default"/>
       </w:rPr>
     </w:lvl>
     <w:lvl w:ilvl="2" w:tplc="97A86F1A">
@@ -12387,7 +11730,7 @@
         <w:ind w:left="2160" w:hanging="360"/>
       </w:pPr>
       <w:rPr>
-        <w:rFonts w:hint="default" w:ascii="Wingdings" w:hAnsi="Wingdings"/>
+        <w:rFonts w:ascii="Wingdings" w:hAnsi="Wingdings" w:hint="default"/>
       </w:rPr>
     </w:lvl>
     <w:lvl w:ilvl="3" w:tplc="D5A6FE06">
@@ -12399,7 +11742,7 @@
         <w:ind w:left="2880" w:hanging="360"/>
       </w:pPr>
       <w:rPr>
-        <w:rFonts w:hint="default" w:ascii="Symbol" w:hAnsi="Symbol"/>
+        <w:rFonts w:ascii="Symbol" w:hAnsi="Symbol" w:hint="default"/>
       </w:rPr>
     </w:lvl>
     <w:lvl w:ilvl="4" w:tplc="C21EA85A">
@@ -12411,7 +11754,7 @@
         <w:ind w:left="3600" w:hanging="360"/>
       </w:pPr>
       <w:rPr>
-        <w:rFonts w:hint="default" w:ascii="Courier New" w:hAnsi="Courier New"/>
+        <w:rFonts w:ascii="Courier New" w:hAnsi="Courier New" w:hint="default"/>
       </w:rPr>
     </w:lvl>
     <w:lvl w:ilvl="5" w:tplc="2244CC4E">
@@ -12423,7 +11766,7 @@
         <w:ind w:left="4320" w:hanging="360"/>
       </w:pPr>
       <w:rPr>
-        <w:rFonts w:hint="default" w:ascii="Wingdings" w:hAnsi="Wingdings"/>
+        <w:rFonts w:ascii="Wingdings" w:hAnsi="Wingdings" w:hint="default"/>
       </w:rPr>
     </w:lvl>
     <w:lvl w:ilvl="6" w:tplc="80CC76A2">
@@ -12435,7 +11778,7 @@
         <w:ind w:left="5040" w:hanging="360"/>
       </w:pPr>
       <w:rPr>
-        <w:rFonts w:hint="default" w:ascii="Symbol" w:hAnsi="Symbol"/>
+        <w:rFonts w:ascii="Symbol" w:hAnsi="Symbol" w:hint="default"/>
       </w:rPr>
     </w:lvl>
     <w:lvl w:ilvl="7" w:tplc="C9D226D2">
@@ -12447,7 +11790,7 @@
         <w:ind w:left="5760" w:hanging="360"/>
       </w:pPr>
       <w:rPr>
-        <w:rFonts w:hint="default" w:ascii="Courier New" w:hAnsi="Courier New"/>
+        <w:rFonts w:ascii="Courier New" w:hAnsi="Courier New" w:hint="default"/>
       </w:rPr>
     </w:lvl>
     <w:lvl w:ilvl="8" w:tplc="92C2C7DC">
@@ -12459,7 +11802,7 @@
         <w:ind w:left="6480" w:hanging="360"/>
       </w:pPr>
       <w:rPr>
-        <w:rFonts w:hint="default" w:ascii="Wingdings" w:hAnsi="Wingdings"/>
+        <w:rFonts w:ascii="Wingdings" w:hAnsi="Wingdings" w:hint="default"/>
       </w:rPr>
     </w:lvl>
   </w:abstractNum>
@@ -12476,7 +11819,7 @@
         <w:ind w:left="720" w:hanging="360"/>
       </w:pPr>
       <w:rPr>
-        <w:rFonts w:hint="default" w:ascii="Symbol" w:hAnsi="Symbol"/>
+        <w:rFonts w:ascii="Symbol" w:hAnsi="Symbol" w:hint="default"/>
       </w:rPr>
     </w:lvl>
     <w:lvl w:ilvl="1" w:tplc="72E682DA">
@@ -12488,7 +11831,7 @@
         <w:ind w:left="1440" w:hanging="360"/>
       </w:pPr>
       <w:rPr>
-        <w:rFonts w:hint="default" w:ascii="Courier New" w:hAnsi="Courier New"/>
+        <w:rFonts w:ascii="Courier New" w:hAnsi="Courier New" w:hint="default"/>
       </w:rPr>
     </w:lvl>
     <w:lvl w:ilvl="2" w:tplc="8A02FA68">
@@ -12500,7 +11843,7 @@
         <w:ind w:left="2160" w:hanging="360"/>
       </w:pPr>
       <w:rPr>
-        <w:rFonts w:hint="default" w:ascii="Wingdings" w:hAnsi="Wingdings"/>
+        <w:rFonts w:ascii="Wingdings" w:hAnsi="Wingdings" w:hint="default"/>
       </w:rPr>
     </w:lvl>
     <w:lvl w:ilvl="3" w:tplc="F2E25FDC">
@@ -12512,7 +11855,7 @@
         <w:ind w:left="2880" w:hanging="360"/>
       </w:pPr>
       <w:rPr>
-        <w:rFonts w:hint="default" w:ascii="Symbol" w:hAnsi="Symbol"/>
+        <w:rFonts w:ascii="Symbol" w:hAnsi="Symbol" w:hint="default"/>
       </w:rPr>
     </w:lvl>
     <w:lvl w:ilvl="4" w:tplc="F140A54A">
@@ -12524,7 +11867,7 @@
         <w:ind w:left="3600" w:hanging="360"/>
       </w:pPr>
       <w:rPr>
-        <w:rFonts w:hint="default" w:ascii="Courier New" w:hAnsi="Courier New"/>
+        <w:rFonts w:ascii="Courier New" w:hAnsi="Courier New" w:hint="default"/>
       </w:rPr>
     </w:lvl>
     <w:lvl w:ilvl="5" w:tplc="790430F0">
@@ -12536,7 +11879,7 @@
         <w:ind w:left="4320" w:hanging="360"/>
       </w:pPr>
       <w:rPr>
-        <w:rFonts w:hint="default" w:ascii="Wingdings" w:hAnsi="Wingdings"/>
+        <w:rFonts w:ascii="Wingdings" w:hAnsi="Wingdings" w:hint="default"/>
       </w:rPr>
     </w:lvl>
     <w:lvl w:ilvl="6" w:tplc="C7CA3D4C">
@@ -12548,7 +11891,7 @@
         <w:ind w:left="5040" w:hanging="360"/>
       </w:pPr>
       <w:rPr>
-        <w:rFonts w:hint="default" w:ascii="Symbol" w:hAnsi="Symbol"/>
+        <w:rFonts w:ascii="Symbol" w:hAnsi="Symbol" w:hint="default"/>
       </w:rPr>
     </w:lvl>
     <w:lvl w:ilvl="7" w:tplc="D7D82872">
@@ -12560,7 +11903,7 @@
         <w:ind w:left="5760" w:hanging="360"/>
       </w:pPr>
       <w:rPr>
-        <w:rFonts w:hint="default" w:ascii="Courier New" w:hAnsi="Courier New"/>
+        <w:rFonts w:ascii="Courier New" w:hAnsi="Courier New" w:hint="default"/>
       </w:rPr>
     </w:lvl>
     <w:lvl w:ilvl="8" w:tplc="FFBA1076">
@@ -12572,7 +11915,7 @@
         <w:ind w:left="6480" w:hanging="360"/>
       </w:pPr>
       <w:rPr>
-        <w:rFonts w:hint="default" w:ascii="Wingdings" w:hAnsi="Wingdings"/>
+        <w:rFonts w:ascii="Wingdings" w:hAnsi="Wingdings" w:hint="default"/>
       </w:rPr>
     </w:lvl>
   </w:abstractNum>
@@ -12731,7 +12074,7 @@
         <w:ind w:left="720" w:hanging="360"/>
       </w:pPr>
       <w:rPr>
-        <w:rFonts w:hint="default" w:ascii="Symbol" w:hAnsi="Symbol"/>
+        <w:rFonts w:ascii="Symbol" w:hAnsi="Symbol" w:hint="default"/>
       </w:rPr>
     </w:lvl>
     <w:lvl w:ilvl="1" w:tplc="04150003" w:tentative="1">
@@ -12743,7 +12086,7 @@
         <w:ind w:left="1440" w:hanging="360"/>
       </w:pPr>
       <w:rPr>
-        <w:rFonts w:hint="default" w:ascii="Courier New" w:hAnsi="Courier New" w:cs="Courier New"/>
+        <w:rFonts w:ascii="Courier New" w:hAnsi="Courier New" w:cs="Courier New" w:hint="default"/>
       </w:rPr>
     </w:lvl>
     <w:lvl w:ilvl="2" w:tplc="04150005" w:tentative="1">
@@ -12755,7 +12098,7 @@
         <w:ind w:left="2160" w:hanging="360"/>
       </w:pPr>
       <w:rPr>
-        <w:rFonts w:hint="default" w:ascii="Wingdings" w:hAnsi="Wingdings"/>
+        <w:rFonts w:ascii="Wingdings" w:hAnsi="Wingdings" w:hint="default"/>
       </w:rPr>
     </w:lvl>
     <w:lvl w:ilvl="3" w:tplc="04150001" w:tentative="1">
@@ -12767,7 +12110,7 @@
         <w:ind w:left="2880" w:hanging="360"/>
       </w:pPr>
       <w:rPr>
-        <w:rFonts w:hint="default" w:ascii="Symbol" w:hAnsi="Symbol"/>
+        <w:rFonts w:ascii="Symbol" w:hAnsi="Symbol" w:hint="default"/>
       </w:rPr>
     </w:lvl>
     <w:lvl w:ilvl="4" w:tplc="04150003" w:tentative="1">
@@ -12779,7 +12122,7 @@
         <w:ind w:left="3600" w:hanging="360"/>
       </w:pPr>
       <w:rPr>
-        <w:rFonts w:hint="default" w:ascii="Courier New" w:hAnsi="Courier New" w:cs="Courier New"/>
+        <w:rFonts w:ascii="Courier New" w:hAnsi="Courier New" w:cs="Courier New" w:hint="default"/>
       </w:rPr>
     </w:lvl>
     <w:lvl w:ilvl="5" w:tplc="04150005" w:tentative="1">
@@ -12791,7 +12134,7 @@
         <w:ind w:left="4320" w:hanging="360"/>
       </w:pPr>
       <w:rPr>
-        <w:rFonts w:hint="default" w:ascii="Wingdings" w:hAnsi="Wingdings"/>
+        <w:rFonts w:ascii="Wingdings" w:hAnsi="Wingdings" w:hint="default"/>
       </w:rPr>
     </w:lvl>
     <w:lvl w:ilvl="6" w:tplc="04150001" w:tentative="1">
@@ -12803,7 +12146,7 @@
         <w:ind w:left="5040" w:hanging="360"/>
       </w:pPr>
       <w:rPr>
-        <w:rFonts w:hint="default" w:ascii="Symbol" w:hAnsi="Symbol"/>
+        <w:rFonts w:ascii="Symbol" w:hAnsi="Symbol" w:hint="default"/>
       </w:rPr>
     </w:lvl>
     <w:lvl w:ilvl="7" w:tplc="04150003" w:tentative="1">
@@ -12815,7 +12158,7 @@
         <w:ind w:left="5760" w:hanging="360"/>
       </w:pPr>
       <w:rPr>
-        <w:rFonts w:hint="default" w:ascii="Courier New" w:hAnsi="Courier New" w:cs="Courier New"/>
+        <w:rFonts w:ascii="Courier New" w:hAnsi="Courier New" w:cs="Courier New" w:hint="default"/>
       </w:rPr>
     </w:lvl>
     <w:lvl w:ilvl="8" w:tplc="04150005" w:tentative="1">
@@ -12827,7 +12170,7 @@
         <w:ind w:left="6480" w:hanging="360"/>
       </w:pPr>
       <w:rPr>
-        <w:rFonts w:hint="default" w:ascii="Wingdings" w:hAnsi="Wingdings"/>
+        <w:rFonts w:ascii="Wingdings" w:hAnsi="Wingdings" w:hint="default"/>
       </w:rPr>
     </w:lvl>
   </w:abstractNum>
@@ -12933,7 +12276,7 @@
         <w:ind w:left="1080" w:hanging="360"/>
       </w:pPr>
       <w:rPr>
-        <w:rFonts w:hint="default" w:ascii="Symbol" w:hAnsi="Symbol"/>
+        <w:rFonts w:ascii="Symbol" w:hAnsi="Symbol" w:hint="default"/>
       </w:rPr>
     </w:lvl>
     <w:lvl w:ilvl="1" w:tplc="DE3E6BE6">
@@ -12945,7 +12288,7 @@
         <w:ind w:left="1800" w:hanging="360"/>
       </w:pPr>
       <w:rPr>
-        <w:rFonts w:hint="default" w:ascii="Courier New" w:hAnsi="Courier New"/>
+        <w:rFonts w:ascii="Courier New" w:hAnsi="Courier New" w:hint="default"/>
       </w:rPr>
     </w:lvl>
     <w:lvl w:ilvl="2" w:tplc="BD7A8686">
@@ -12957,7 +12300,7 @@
         <w:ind w:left="2520" w:hanging="360"/>
       </w:pPr>
       <w:rPr>
-        <w:rFonts w:hint="default" w:ascii="Wingdings" w:hAnsi="Wingdings"/>
+        <w:rFonts w:ascii="Wingdings" w:hAnsi="Wingdings" w:hint="default"/>
       </w:rPr>
     </w:lvl>
     <w:lvl w:ilvl="3" w:tplc="30B027BC">
@@ -12969,7 +12312,7 @@
         <w:ind w:left="3240" w:hanging="360"/>
       </w:pPr>
       <w:rPr>
-        <w:rFonts w:hint="default" w:ascii="Symbol" w:hAnsi="Symbol"/>
+        <w:rFonts w:ascii="Symbol" w:hAnsi="Symbol" w:hint="default"/>
       </w:rPr>
     </w:lvl>
     <w:lvl w:ilvl="4" w:tplc="AABA2CD8">
@@ -12981,7 +12324,7 @@
         <w:ind w:left="3960" w:hanging="360"/>
       </w:pPr>
       <w:rPr>
-        <w:rFonts w:hint="default" w:ascii="Courier New" w:hAnsi="Courier New"/>
+        <w:rFonts w:ascii="Courier New" w:hAnsi="Courier New" w:hint="default"/>
       </w:rPr>
     </w:lvl>
     <w:lvl w:ilvl="5" w:tplc="CEBCAE6A">
@@ -12993,7 +12336,7 @@
         <w:ind w:left="4680" w:hanging="360"/>
       </w:pPr>
       <w:rPr>
-        <w:rFonts w:hint="default" w:ascii="Wingdings" w:hAnsi="Wingdings"/>
+        <w:rFonts w:ascii="Wingdings" w:hAnsi="Wingdings" w:hint="default"/>
       </w:rPr>
     </w:lvl>
     <w:lvl w:ilvl="6" w:tplc="BEDC86AE">
@@ -13005,7 +12348,7 @@
         <w:ind w:left="5400" w:hanging="360"/>
       </w:pPr>
       <w:rPr>
-        <w:rFonts w:hint="default" w:ascii="Symbol" w:hAnsi="Symbol"/>
+        <w:rFonts w:ascii="Symbol" w:hAnsi="Symbol" w:hint="default"/>
       </w:rPr>
     </w:lvl>
     <w:lvl w:ilvl="7" w:tplc="29621DA2">
@@ -13017,7 +12360,7 @@
         <w:ind w:left="6120" w:hanging="360"/>
       </w:pPr>
       <w:rPr>
-        <w:rFonts w:hint="default" w:ascii="Courier New" w:hAnsi="Courier New"/>
+        <w:rFonts w:ascii="Courier New" w:hAnsi="Courier New" w:hint="default"/>
       </w:rPr>
     </w:lvl>
     <w:lvl w:ilvl="8" w:tplc="3378E0DC">
@@ -13029,7 +12372,7 @@
         <w:ind w:left="6840" w:hanging="360"/>
       </w:pPr>
       <w:rPr>
-        <w:rFonts w:hint="default" w:ascii="Wingdings" w:hAnsi="Wingdings"/>
+        <w:rFonts w:ascii="Wingdings" w:hAnsi="Wingdings" w:hint="default"/>
       </w:rPr>
     </w:lvl>
   </w:abstractNum>
@@ -13049,7 +12392,7 @@
         <w:ind w:left="360" w:hanging="360"/>
       </w:pPr>
       <w:rPr>
-        <w:rFonts w:hint="default" w:ascii="Symbol" w:hAnsi="Symbol"/>
+        <w:rFonts w:ascii="Symbol" w:hAnsi="Symbol" w:hint="default"/>
       </w:rPr>
     </w:lvl>
     <w:lvl w:ilvl="1" w:tplc="08090019" w:tentative="1">
@@ -13166,7 +12509,7 @@
         <w:ind w:left="360" w:hanging="360"/>
       </w:pPr>
       <w:rPr>
-        <w:rFonts w:hint="default" w:ascii="Wingdings" w:hAnsi="Wingdings"/>
+        <w:rFonts w:ascii="Wingdings" w:hAnsi="Wingdings" w:hint="default"/>
       </w:rPr>
     </w:lvl>
     <w:lvl w:ilvl="1" w:tplc="08090003">
@@ -13181,7 +12524,7 @@
         <w:ind w:left="1440" w:hanging="360"/>
       </w:pPr>
       <w:rPr>
-        <w:rFonts w:hint="default" w:ascii="Courier New" w:hAnsi="Courier New" w:cs="Courier New"/>
+        <w:rFonts w:ascii="Courier New" w:hAnsi="Courier New" w:cs="Courier New" w:hint="default"/>
       </w:rPr>
     </w:lvl>
     <w:lvl w:ilvl="2" w:tplc="08090005" w:tentative="1">
@@ -13196,7 +12539,7 @@
         <w:ind w:left="2160" w:hanging="360"/>
       </w:pPr>
       <w:rPr>
-        <w:rFonts w:hint="default" w:ascii="Wingdings" w:hAnsi="Wingdings"/>
+        <w:rFonts w:ascii="Wingdings" w:hAnsi="Wingdings" w:hint="default"/>
       </w:rPr>
     </w:lvl>
     <w:lvl w:ilvl="3" w:tplc="08090001" w:tentative="1">
@@ -13211,7 +12554,7 @@
         <w:ind w:left="2880" w:hanging="360"/>
       </w:pPr>
       <w:rPr>
-        <w:rFonts w:hint="default" w:ascii="Symbol" w:hAnsi="Symbol"/>
+        <w:rFonts w:ascii="Symbol" w:hAnsi="Symbol" w:hint="default"/>
       </w:rPr>
     </w:lvl>
     <w:lvl w:ilvl="4" w:tplc="08090003" w:tentative="1">
@@ -13226,7 +12569,7 @@
         <w:ind w:left="3600" w:hanging="360"/>
       </w:pPr>
       <w:rPr>
-        <w:rFonts w:hint="default" w:ascii="Courier New" w:hAnsi="Courier New" w:cs="Courier New"/>
+        <w:rFonts w:ascii="Courier New" w:hAnsi="Courier New" w:cs="Courier New" w:hint="default"/>
       </w:rPr>
     </w:lvl>
     <w:lvl w:ilvl="5" w:tplc="08090005" w:tentative="1">
@@ -13241,7 +12584,7 @@
         <w:ind w:left="4320" w:hanging="360"/>
       </w:pPr>
       <w:rPr>
-        <w:rFonts w:hint="default" w:ascii="Wingdings" w:hAnsi="Wingdings"/>
+        <w:rFonts w:ascii="Wingdings" w:hAnsi="Wingdings" w:hint="default"/>
       </w:rPr>
     </w:lvl>
     <w:lvl w:ilvl="6" w:tplc="08090001" w:tentative="1">
@@ -13256,7 +12599,7 @@
         <w:ind w:left="5040" w:hanging="360"/>
       </w:pPr>
       <w:rPr>
-        <w:rFonts w:hint="default" w:ascii="Symbol" w:hAnsi="Symbol"/>
+        <w:rFonts w:ascii="Symbol" w:hAnsi="Symbol" w:hint="default"/>
       </w:rPr>
     </w:lvl>
     <w:lvl w:ilvl="7" w:tplc="08090003" w:tentative="1">
@@ -13271,7 +12614,7 @@
         <w:ind w:left="5760" w:hanging="360"/>
       </w:pPr>
       <w:rPr>
-        <w:rFonts w:hint="default" w:ascii="Courier New" w:hAnsi="Courier New" w:cs="Courier New"/>
+        <w:rFonts w:ascii="Courier New" w:hAnsi="Courier New" w:cs="Courier New" w:hint="default"/>
       </w:rPr>
     </w:lvl>
     <w:lvl w:ilvl="8" w:tplc="08090005" w:tentative="1">
@@ -13286,7 +12629,7 @@
         <w:ind w:left="6480" w:hanging="360"/>
       </w:pPr>
       <w:rPr>
-        <w:rFonts w:hint="default" w:ascii="Wingdings" w:hAnsi="Wingdings"/>
+        <w:rFonts w:ascii="Wingdings" w:hAnsi="Wingdings" w:hint="default"/>
       </w:rPr>
     </w:lvl>
   </w:abstractNum>
@@ -13321,7 +12664,7 @@
         <w:ind w:left="1440" w:hanging="360"/>
       </w:pPr>
       <w:rPr>
-        <w:rFonts w:hint="default" w:ascii="Courier New" w:hAnsi="Courier New" w:cs="Courier New"/>
+        <w:rFonts w:ascii="Courier New" w:hAnsi="Courier New" w:cs="Courier New" w:hint="default"/>
       </w:rPr>
     </w:lvl>
     <w:lvl w:ilvl="2" w:tplc="08090005" w:tentative="1">
@@ -13336,7 +12679,7 @@
         <w:ind w:left="2160" w:hanging="360"/>
       </w:pPr>
       <w:rPr>
-        <w:rFonts w:hint="default" w:ascii="Wingdings" w:hAnsi="Wingdings"/>
+        <w:rFonts w:ascii="Wingdings" w:hAnsi="Wingdings" w:hint="default"/>
       </w:rPr>
     </w:lvl>
     <w:lvl w:ilvl="3" w:tplc="08090001" w:tentative="1">
@@ -13351,7 +12694,7 @@
         <w:ind w:left="2880" w:hanging="360"/>
       </w:pPr>
       <w:rPr>
-        <w:rFonts w:hint="default" w:ascii="Symbol" w:hAnsi="Symbol"/>
+        <w:rFonts w:ascii="Symbol" w:hAnsi="Symbol" w:hint="default"/>
       </w:rPr>
     </w:lvl>
     <w:lvl w:ilvl="4" w:tplc="08090003" w:tentative="1">
@@ -13366,7 +12709,7 @@
         <w:ind w:left="3600" w:hanging="360"/>
       </w:pPr>
       <w:rPr>
-        <w:rFonts w:hint="default" w:ascii="Courier New" w:hAnsi="Courier New" w:cs="Courier New"/>
+        <w:rFonts w:ascii="Courier New" w:hAnsi="Courier New" w:cs="Courier New" w:hint="default"/>
       </w:rPr>
     </w:lvl>
     <w:lvl w:ilvl="5" w:tplc="08090005" w:tentative="1">
@@ -13381,7 +12724,7 @@
         <w:ind w:left="4320" w:hanging="360"/>
       </w:pPr>
       <w:rPr>
-        <w:rFonts w:hint="default" w:ascii="Wingdings" w:hAnsi="Wingdings"/>
+        <w:rFonts w:ascii="Wingdings" w:hAnsi="Wingdings" w:hint="default"/>
       </w:rPr>
     </w:lvl>
     <w:lvl w:ilvl="6" w:tplc="08090001" w:tentative="1">
@@ -13396,7 +12739,7 @@
         <w:ind w:left="5040" w:hanging="360"/>
       </w:pPr>
       <w:rPr>
-        <w:rFonts w:hint="default" w:ascii="Symbol" w:hAnsi="Symbol"/>
+        <w:rFonts w:ascii="Symbol" w:hAnsi="Symbol" w:hint="default"/>
       </w:rPr>
     </w:lvl>
     <w:lvl w:ilvl="7" w:tplc="08090003" w:tentative="1">
@@ -13411,7 +12754,7 @@
         <w:ind w:left="5760" w:hanging="360"/>
       </w:pPr>
       <w:rPr>
-        <w:rFonts w:hint="default" w:ascii="Courier New" w:hAnsi="Courier New" w:cs="Courier New"/>
+        <w:rFonts w:ascii="Courier New" w:hAnsi="Courier New" w:cs="Courier New" w:hint="default"/>
       </w:rPr>
     </w:lvl>
     <w:lvl w:ilvl="8" w:tplc="08090005" w:tentative="1">
@@ -13426,7 +12769,7 @@
         <w:ind w:left="6480" w:hanging="360"/>
       </w:pPr>
       <w:rPr>
-        <w:rFonts w:hint="default" w:ascii="Wingdings" w:hAnsi="Wingdings"/>
+        <w:rFonts w:ascii="Wingdings" w:hAnsi="Wingdings" w:hint="default"/>
       </w:rPr>
     </w:lvl>
   </w:abstractNum>
@@ -13556,7 +12899,7 @@
         <w:ind w:left="1080" w:hanging="360"/>
       </w:pPr>
       <w:rPr>
-        <w:rFonts w:hint="default" w:ascii="Calibri" w:hAnsi="Calibri"/>
+        <w:rFonts w:ascii="Calibri" w:hAnsi="Calibri" w:hint="default"/>
       </w:rPr>
     </w:lvl>
     <w:lvl w:ilvl="1" w:tplc="C73E2C52">
@@ -13568,7 +12911,7 @@
         <w:ind w:left="1800" w:hanging="360"/>
       </w:pPr>
       <w:rPr>
-        <w:rFonts w:hint="default" w:ascii="Courier New" w:hAnsi="Courier New"/>
+        <w:rFonts w:ascii="Courier New" w:hAnsi="Courier New" w:hint="default"/>
       </w:rPr>
     </w:lvl>
     <w:lvl w:ilvl="2" w:tplc="95600844">
@@ -13580,7 +12923,7 @@
         <w:ind w:left="2520" w:hanging="360"/>
       </w:pPr>
       <w:rPr>
-        <w:rFonts w:hint="default" w:ascii="Wingdings" w:hAnsi="Wingdings"/>
+        <w:rFonts w:ascii="Wingdings" w:hAnsi="Wingdings" w:hint="default"/>
       </w:rPr>
     </w:lvl>
     <w:lvl w:ilvl="3" w:tplc="6DDE675E">
@@ -13592,7 +12935,7 @@
         <w:ind w:left="3240" w:hanging="360"/>
       </w:pPr>
       <w:rPr>
-        <w:rFonts w:hint="default" w:ascii="Symbol" w:hAnsi="Symbol"/>
+        <w:rFonts w:ascii="Symbol" w:hAnsi="Symbol" w:hint="default"/>
       </w:rPr>
     </w:lvl>
     <w:lvl w:ilvl="4" w:tplc="EAFC5B3E">
@@ -13604,7 +12947,7 @@
         <w:ind w:left="3960" w:hanging="360"/>
       </w:pPr>
       <w:rPr>
-        <w:rFonts w:hint="default" w:ascii="Courier New" w:hAnsi="Courier New"/>
+        <w:rFonts w:ascii="Courier New" w:hAnsi="Courier New" w:hint="default"/>
       </w:rPr>
     </w:lvl>
     <w:lvl w:ilvl="5" w:tplc="E97CCB42">
@@ -13616,7 +12959,7 @@
         <w:ind w:left="4680" w:hanging="360"/>
       </w:pPr>
       <w:rPr>
-        <w:rFonts w:hint="default" w:ascii="Wingdings" w:hAnsi="Wingdings"/>
+        <w:rFonts w:ascii="Wingdings" w:hAnsi="Wingdings" w:hint="default"/>
       </w:rPr>
     </w:lvl>
     <w:lvl w:ilvl="6" w:tplc="32764264">
@@ -13628,7 +12971,7 @@
         <w:ind w:left="5400" w:hanging="360"/>
       </w:pPr>
       <w:rPr>
-        <w:rFonts w:hint="default" w:ascii="Symbol" w:hAnsi="Symbol"/>
+        <w:rFonts w:ascii="Symbol" w:hAnsi="Symbol" w:hint="default"/>
       </w:rPr>
     </w:lvl>
     <w:lvl w:ilvl="7" w:tplc="6D26BCCC">
@@ -13640,7 +12983,7 @@
         <w:ind w:left="6120" w:hanging="360"/>
       </w:pPr>
       <w:rPr>
-        <w:rFonts w:hint="default" w:ascii="Courier New" w:hAnsi="Courier New"/>
+        <w:rFonts w:ascii="Courier New" w:hAnsi="Courier New" w:hint="default"/>
       </w:rPr>
     </w:lvl>
     <w:lvl w:ilvl="8" w:tplc="7D56B3A8">
@@ -13652,7 +12995,7 @@
         <w:ind w:left="6840" w:hanging="360"/>
       </w:pPr>
       <w:rPr>
-        <w:rFonts w:hint="default" w:ascii="Wingdings" w:hAnsi="Wingdings"/>
+        <w:rFonts w:ascii="Wingdings" w:hAnsi="Wingdings" w:hint="default"/>
       </w:rPr>
     </w:lvl>
   </w:abstractNum>
@@ -13782,7 +13125,7 @@
         <w:ind w:left="720" w:hanging="360"/>
       </w:pPr>
       <w:rPr>
-        <w:rFonts w:hint="default" w:ascii="Aptos" w:hAnsi="Aptos"/>
+        <w:rFonts w:ascii="Aptos" w:hAnsi="Aptos" w:hint="default"/>
       </w:rPr>
     </w:lvl>
     <w:lvl w:ilvl="1" w:tplc="A2808840">
@@ -13794,7 +13137,7 @@
         <w:ind w:left="1440" w:hanging="360"/>
       </w:pPr>
       <w:rPr>
-        <w:rFonts w:hint="default" w:ascii="Courier New" w:hAnsi="Courier New"/>
+        <w:rFonts w:ascii="Courier New" w:hAnsi="Courier New" w:hint="default"/>
       </w:rPr>
     </w:lvl>
     <w:lvl w:ilvl="2" w:tplc="98F8D4B8">
@@ -13806,7 +13149,7 @@
         <w:ind w:left="2160" w:hanging="360"/>
       </w:pPr>
       <w:rPr>
-        <w:rFonts w:hint="default" w:ascii="Wingdings" w:hAnsi="Wingdings"/>
+        <w:rFonts w:ascii="Wingdings" w:hAnsi="Wingdings" w:hint="default"/>
       </w:rPr>
     </w:lvl>
     <w:lvl w:ilvl="3" w:tplc="468A8938">
@@ -13818,7 +13161,7 @@
         <w:ind w:left="2880" w:hanging="360"/>
       </w:pPr>
       <w:rPr>
-        <w:rFonts w:hint="default" w:ascii="Symbol" w:hAnsi="Symbol"/>
+        <w:rFonts w:ascii="Symbol" w:hAnsi="Symbol" w:hint="default"/>
       </w:rPr>
     </w:lvl>
     <w:lvl w:ilvl="4" w:tplc="BE2C119A">
@@ -13830,7 +13173,7 @@
         <w:ind w:left="3600" w:hanging="360"/>
       </w:pPr>
       <w:rPr>
-        <w:rFonts w:hint="default" w:ascii="Courier New" w:hAnsi="Courier New"/>
+        <w:rFonts w:ascii="Courier New" w:hAnsi="Courier New" w:hint="default"/>
       </w:rPr>
     </w:lvl>
     <w:lvl w:ilvl="5" w:tplc="A0264748">
@@ -13842,7 +13185,7 @@
         <w:ind w:left="4320" w:hanging="360"/>
       </w:pPr>
       <w:rPr>
-        <w:rFonts w:hint="default" w:ascii="Wingdings" w:hAnsi="Wingdings"/>
+        <w:rFonts w:ascii="Wingdings" w:hAnsi="Wingdings" w:hint="default"/>
       </w:rPr>
     </w:lvl>
     <w:lvl w:ilvl="6" w:tplc="EFC06010">
@@ -13854,7 +13197,7 @@
         <w:ind w:left="5040" w:hanging="360"/>
       </w:pPr>
       <w:rPr>
-        <w:rFonts w:hint="default" w:ascii="Symbol" w:hAnsi="Symbol"/>
+        <w:rFonts w:ascii="Symbol" w:hAnsi="Symbol" w:hint="default"/>
       </w:rPr>
     </w:lvl>
     <w:lvl w:ilvl="7" w:tplc="B34E5A2C">
@@ -13866,7 +13209,7 @@
         <w:ind w:left="5760" w:hanging="360"/>
       </w:pPr>
       <w:rPr>
-        <w:rFonts w:hint="default" w:ascii="Courier New" w:hAnsi="Courier New"/>
+        <w:rFonts w:ascii="Courier New" w:hAnsi="Courier New" w:hint="default"/>
       </w:rPr>
     </w:lvl>
     <w:lvl w:ilvl="8" w:tplc="C20E30D4">
@@ -13878,7 +13221,7 @@
         <w:ind w:left="6480" w:hanging="360"/>
       </w:pPr>
       <w:rPr>
-        <w:rFonts w:hint="default" w:ascii="Wingdings" w:hAnsi="Wingdings"/>
+        <w:rFonts w:ascii="Wingdings" w:hAnsi="Wingdings" w:hint="default"/>
       </w:rPr>
     </w:lvl>
   </w:abstractNum>
@@ -13913,7 +13256,7 @@
         <w:ind w:left="576" w:hanging="576"/>
       </w:pPr>
       <w:rPr>
-        <w:rFonts w:hint="default" w:cs="Times New Roman"/>
+        <w:rFonts w:cs="Times New Roman" w:hint="default"/>
         <w:b w:val="0"/>
         <w:bCs w:val="0"/>
         <w:i w:val="0"/>
@@ -14082,7 +13425,7 @@
         <w:ind w:left="1080" w:hanging="360"/>
       </w:pPr>
       <w:rPr>
-        <w:rFonts w:hint="default" w:ascii="Aptos" w:hAnsi="Aptos"/>
+        <w:rFonts w:ascii="Aptos" w:hAnsi="Aptos" w:hint="default"/>
       </w:rPr>
     </w:lvl>
     <w:lvl w:ilvl="1" w:tplc="885EE156">
@@ -14094,7 +13437,7 @@
         <w:ind w:left="1800" w:hanging="360"/>
       </w:pPr>
       <w:rPr>
-        <w:rFonts w:hint="default" w:ascii="Courier New" w:hAnsi="Courier New"/>
+        <w:rFonts w:ascii="Courier New" w:hAnsi="Courier New" w:hint="default"/>
       </w:rPr>
     </w:lvl>
     <w:lvl w:ilvl="2" w:tplc="513494BC">
@@ -14106,7 +13449,7 @@
         <w:ind w:left="2520" w:hanging="360"/>
       </w:pPr>
       <w:rPr>
-        <w:rFonts w:hint="default" w:ascii="Wingdings" w:hAnsi="Wingdings"/>
+        <w:rFonts w:ascii="Wingdings" w:hAnsi="Wingdings" w:hint="default"/>
       </w:rPr>
     </w:lvl>
     <w:lvl w:ilvl="3" w:tplc="857696E6">
@@ -14118,7 +13461,7 @@
         <w:ind w:left="3240" w:hanging="360"/>
       </w:pPr>
       <w:rPr>
-        <w:rFonts w:hint="default" w:ascii="Symbol" w:hAnsi="Symbol"/>
+        <w:rFonts w:ascii="Symbol" w:hAnsi="Symbol" w:hint="default"/>
       </w:rPr>
     </w:lvl>
     <w:lvl w:ilvl="4" w:tplc="8398DE04">
@@ -14130,7 +13473,7 @@
         <w:ind w:left="3960" w:hanging="360"/>
       </w:pPr>
       <w:rPr>
-        <w:rFonts w:hint="default" w:ascii="Courier New" w:hAnsi="Courier New"/>
+        <w:rFonts w:ascii="Courier New" w:hAnsi="Courier New" w:hint="default"/>
       </w:rPr>
     </w:lvl>
     <w:lvl w:ilvl="5" w:tplc="EAAC57E8">
@@ -14142,7 +13485,7 @@
         <w:ind w:left="4680" w:hanging="360"/>
       </w:pPr>
       <w:rPr>
-        <w:rFonts w:hint="default" w:ascii="Wingdings" w:hAnsi="Wingdings"/>
+        <w:rFonts w:ascii="Wingdings" w:hAnsi="Wingdings" w:hint="default"/>
       </w:rPr>
     </w:lvl>
     <w:lvl w:ilvl="6" w:tplc="FBAA2C2C">
@@ -14154,7 +13497,7 @@
         <w:ind w:left="5400" w:hanging="360"/>
       </w:pPr>
       <w:rPr>
-        <w:rFonts w:hint="default" w:ascii="Symbol" w:hAnsi="Symbol"/>
+        <w:rFonts w:ascii="Symbol" w:hAnsi="Symbol" w:hint="default"/>
       </w:rPr>
     </w:lvl>
     <w:lvl w:ilvl="7" w:tplc="FB68555A">
@@ -14166,7 +13509,7 @@
         <w:ind w:left="6120" w:hanging="360"/>
       </w:pPr>
       <w:rPr>
-        <w:rFonts w:hint="default" w:ascii="Courier New" w:hAnsi="Courier New"/>
+        <w:rFonts w:ascii="Courier New" w:hAnsi="Courier New" w:hint="default"/>
       </w:rPr>
     </w:lvl>
     <w:lvl w:ilvl="8" w:tplc="B01E1DDE">
@@ -14178,7 +13521,7 @@
         <w:ind w:left="6840" w:hanging="360"/>
       </w:pPr>
       <w:rPr>
-        <w:rFonts w:hint="default" w:ascii="Wingdings" w:hAnsi="Wingdings"/>
+        <w:rFonts w:ascii="Wingdings" w:hAnsi="Wingdings" w:hint="default"/>
       </w:rPr>
     </w:lvl>
   </w:abstractNum>
@@ -14504,7 +13847,7 @@
         <w:ind w:left="576" w:hanging="576"/>
       </w:pPr>
       <w:rPr>
-        <w:rFonts w:hint="default" w:cs="Times New Roman"/>
+        <w:rFonts w:cs="Times New Roman" w:hint="default"/>
         <w:b w:val="0"/>
         <w:bCs w:val="0"/>
         <w:i w:val="0"/>
@@ -14816,7 +14159,7 @@
         <w:ind w:left="720" w:hanging="360"/>
       </w:pPr>
       <w:rPr>
-        <w:rFonts w:hint="default" w:ascii="Symbol" w:hAnsi="Symbol"/>
+        <w:rFonts w:ascii="Symbol" w:hAnsi="Symbol" w:hint="default"/>
       </w:rPr>
     </w:lvl>
     <w:lvl w:ilvl="1" w:tplc="08090003" w:tentative="1">
@@ -14831,7 +14174,7 @@
         <w:ind w:left="1440" w:hanging="360"/>
       </w:pPr>
       <w:rPr>
-        <w:rFonts w:hint="default" w:ascii="Courier New" w:hAnsi="Courier New" w:cs="Courier New"/>
+        <w:rFonts w:ascii="Courier New" w:hAnsi="Courier New" w:cs="Courier New" w:hint="default"/>
       </w:rPr>
     </w:lvl>
     <w:lvl w:ilvl="2" w:tplc="08090005" w:tentative="1">
@@ -14846,7 +14189,7 @@
         <w:ind w:left="2160" w:hanging="360"/>
       </w:pPr>
       <w:rPr>
-        <w:rFonts w:hint="default" w:ascii="Wingdings" w:hAnsi="Wingdings"/>
+        <w:rFonts w:ascii="Wingdings" w:hAnsi="Wingdings" w:hint="default"/>
       </w:rPr>
     </w:lvl>
     <w:lvl w:ilvl="3" w:tplc="08090001" w:tentative="1">
@@ -14861,7 +14204,7 @@
         <w:ind w:left="2880" w:hanging="360"/>
       </w:pPr>
       <w:rPr>
-        <w:rFonts w:hint="default" w:ascii="Symbol" w:hAnsi="Symbol"/>
+        <w:rFonts w:ascii="Symbol" w:hAnsi="Symbol" w:hint="default"/>
       </w:rPr>
     </w:lvl>
     <w:lvl w:ilvl="4" w:tplc="08090003" w:tentative="1">
@@ -14876,7 +14219,7 @@
         <w:ind w:left="3600" w:hanging="360"/>
       </w:pPr>
       <w:rPr>
-        <w:rFonts w:hint="default" w:ascii="Courier New" w:hAnsi="Courier New" w:cs="Courier New"/>
+        <w:rFonts w:ascii="Courier New" w:hAnsi="Courier New" w:cs="Courier New" w:hint="default"/>
       </w:rPr>
     </w:lvl>
     <w:lvl w:ilvl="5" w:tplc="08090005" w:tentative="1">
@@ -14891,7 +14234,7 @@
         <w:ind w:left="4320" w:hanging="360"/>
       </w:pPr>
       <w:rPr>
-        <w:rFonts w:hint="default" w:ascii="Wingdings" w:hAnsi="Wingdings"/>
+        <w:rFonts w:ascii="Wingdings" w:hAnsi="Wingdings" w:hint="default"/>
       </w:rPr>
     </w:lvl>
     <w:lvl w:ilvl="6" w:tplc="08090001" w:tentative="1">
@@ -14906,7 +14249,7 @@
         <w:ind w:left="5040" w:hanging="360"/>
       </w:pPr>
       <w:rPr>
-        <w:rFonts w:hint="default" w:ascii="Symbol" w:hAnsi="Symbol"/>
+        <w:rFonts w:ascii="Symbol" w:hAnsi="Symbol" w:hint="default"/>
       </w:rPr>
     </w:lvl>
     <w:lvl w:ilvl="7" w:tplc="08090003" w:tentative="1">
@@ -14921,7 +14264,7 @@
         <w:ind w:left="5760" w:hanging="360"/>
       </w:pPr>
       <w:rPr>
-        <w:rFonts w:hint="default" w:ascii="Courier New" w:hAnsi="Courier New" w:cs="Courier New"/>
+        <w:rFonts w:ascii="Courier New" w:hAnsi="Courier New" w:cs="Courier New" w:hint="default"/>
       </w:rPr>
     </w:lvl>
     <w:lvl w:ilvl="8" w:tplc="08090005" w:tentative="1">
@@ -14936,7 +14279,7 @@
         <w:ind w:left="6480" w:hanging="360"/>
       </w:pPr>
       <w:rPr>
-        <w:rFonts w:hint="default" w:ascii="Wingdings" w:hAnsi="Wingdings"/>
+        <w:rFonts w:ascii="Wingdings" w:hAnsi="Wingdings" w:hint="default"/>
       </w:rPr>
     </w:lvl>
   </w:abstractNum>
@@ -14956,7 +14299,7 @@
         <w:ind w:left="720" w:hanging="360"/>
       </w:pPr>
       <w:rPr>
-        <w:rFonts w:hint="default" w:ascii="Symbol" w:hAnsi="Symbol"/>
+        <w:rFonts w:ascii="Symbol" w:hAnsi="Symbol" w:hint="default"/>
       </w:rPr>
     </w:lvl>
     <w:lvl w:ilvl="1" w:tplc="08090003">
@@ -14971,7 +14314,7 @@
         <w:ind w:left="1440" w:hanging="360"/>
       </w:pPr>
       <w:rPr>
-        <w:rFonts w:hint="default" w:ascii="Courier New" w:hAnsi="Courier New" w:cs="Courier New"/>
+        <w:rFonts w:ascii="Courier New" w:hAnsi="Courier New" w:cs="Courier New" w:hint="default"/>
       </w:rPr>
     </w:lvl>
     <w:lvl w:ilvl="2" w:tplc="08090005" w:tentative="1">
@@ -14986,7 +14329,7 @@
         <w:ind w:left="2160" w:hanging="360"/>
       </w:pPr>
       <w:rPr>
-        <w:rFonts w:hint="default" w:ascii="Wingdings" w:hAnsi="Wingdings"/>
+        <w:rFonts w:ascii="Wingdings" w:hAnsi="Wingdings" w:hint="default"/>
       </w:rPr>
     </w:lvl>
     <w:lvl w:ilvl="3" w:tplc="08090001" w:tentative="1">
@@ -15001,7 +14344,7 @@
         <w:ind w:left="2880" w:hanging="360"/>
       </w:pPr>
       <w:rPr>
-        <w:rFonts w:hint="default" w:ascii="Symbol" w:hAnsi="Symbol"/>
+        <w:rFonts w:ascii="Symbol" w:hAnsi="Symbol" w:hint="default"/>
       </w:rPr>
     </w:lvl>
     <w:lvl w:ilvl="4" w:tplc="08090003" w:tentative="1">
@@ -15016,7 +14359,7 @@
         <w:ind w:left="3600" w:hanging="360"/>
       </w:pPr>
       <w:rPr>
-        <w:rFonts w:hint="default" w:ascii="Courier New" w:hAnsi="Courier New" w:cs="Courier New"/>
+        <w:rFonts w:ascii="Courier New" w:hAnsi="Courier New" w:cs="Courier New" w:hint="default"/>
       </w:rPr>
     </w:lvl>
     <w:lvl w:ilvl="5" w:tplc="08090005" w:tentative="1">
@@ -15031,7 +14374,7 @@
         <w:ind w:left="4320" w:hanging="360"/>
       </w:pPr>
       <w:rPr>
-        <w:rFonts w:hint="default" w:ascii="Wingdings" w:hAnsi="Wingdings"/>
+        <w:rFonts w:ascii="Wingdings" w:hAnsi="Wingdings" w:hint="default"/>
       </w:rPr>
     </w:lvl>
     <w:lvl w:ilvl="6" w:tplc="08090001" w:tentative="1">
@@ -15046,7 +14389,7 @@
         <w:ind w:left="5040" w:hanging="360"/>
       </w:pPr>
       <w:rPr>
-        <w:rFonts w:hint="default" w:ascii="Symbol" w:hAnsi="Symbol"/>
+        <w:rFonts w:ascii="Symbol" w:hAnsi="Symbol" w:hint="default"/>
       </w:rPr>
     </w:lvl>
     <w:lvl w:ilvl="7" w:tplc="08090003" w:tentative="1">
@@ -15061,7 +14404,7 @@
         <w:ind w:left="5760" w:hanging="360"/>
       </w:pPr>
       <w:rPr>
-        <w:rFonts w:hint="default" w:ascii="Courier New" w:hAnsi="Courier New" w:cs="Courier New"/>
+        <w:rFonts w:ascii="Courier New" w:hAnsi="Courier New" w:cs="Courier New" w:hint="default"/>
       </w:rPr>
     </w:lvl>
     <w:lvl w:ilvl="8" w:tplc="08090005" w:tentative="1">
@@ -15076,7 +14419,7 @@
         <w:ind w:left="6480" w:hanging="360"/>
       </w:pPr>
       <w:rPr>
-        <w:rFonts w:hint="default" w:ascii="Wingdings" w:hAnsi="Wingdings"/>
+        <w:rFonts w:ascii="Wingdings" w:hAnsi="Wingdings" w:hint="default"/>
       </w:rPr>
     </w:lvl>
   </w:abstractNum>
@@ -15113,7 +14456,7 @@
         <w:ind w:left="576" w:hanging="576"/>
       </w:pPr>
       <w:rPr>
-        <w:rFonts w:hint="default" w:cs="Times New Roman"/>
+        <w:rFonts w:cs="Times New Roman" w:hint="default"/>
         <w:b w:val="0"/>
         <w:bCs w:val="0"/>
         <w:i w:val="0"/>
@@ -15289,7 +14632,7 @@
         <w:ind w:left="1080" w:hanging="360"/>
       </w:pPr>
       <w:rPr>
-        <w:rFonts w:hint="default" w:ascii="Aptos" w:hAnsi="Aptos"/>
+        <w:rFonts w:ascii="Aptos" w:hAnsi="Aptos" w:hint="default"/>
       </w:rPr>
     </w:lvl>
     <w:lvl w:ilvl="1" w:tplc="E474BC5A">
@@ -15301,7 +14644,7 @@
         <w:ind w:left="1800" w:hanging="360"/>
       </w:pPr>
       <w:rPr>
-        <w:rFonts w:hint="default" w:ascii="Courier New" w:hAnsi="Courier New"/>
+        <w:rFonts w:ascii="Courier New" w:hAnsi="Courier New" w:hint="default"/>
       </w:rPr>
     </w:lvl>
     <w:lvl w:ilvl="2" w:tplc="5AF859D2">
@@ -15313,7 +14656,7 @@
         <w:ind w:left="2520" w:hanging="360"/>
       </w:pPr>
       <w:rPr>
-        <w:rFonts w:hint="default" w:ascii="Wingdings" w:hAnsi="Wingdings"/>
+        <w:rFonts w:ascii="Wingdings" w:hAnsi="Wingdings" w:hint="default"/>
       </w:rPr>
     </w:lvl>
     <w:lvl w:ilvl="3" w:tplc="4CF25BAE">
@@ -15325,7 +14668,7 @@
         <w:ind w:left="3240" w:hanging="360"/>
       </w:pPr>
       <w:rPr>
-        <w:rFonts w:hint="default" w:ascii="Symbol" w:hAnsi="Symbol"/>
+        <w:rFonts w:ascii="Symbol" w:hAnsi="Symbol" w:hint="default"/>
       </w:rPr>
     </w:lvl>
     <w:lvl w:ilvl="4" w:tplc="95AA29A6">
@@ -15337,7 +14680,7 @@
         <w:ind w:left="3960" w:hanging="360"/>
       </w:pPr>
       <w:rPr>
-        <w:rFonts w:hint="default" w:ascii="Courier New" w:hAnsi="Courier New"/>
+        <w:rFonts w:ascii="Courier New" w:hAnsi="Courier New" w:hint="default"/>
       </w:rPr>
     </w:lvl>
     <w:lvl w:ilvl="5" w:tplc="51A6D8A2">
@@ -15349,7 +14692,7 @@
         <w:ind w:left="4680" w:hanging="360"/>
       </w:pPr>
       <w:rPr>
-        <w:rFonts w:hint="default" w:ascii="Wingdings" w:hAnsi="Wingdings"/>
+        <w:rFonts w:ascii="Wingdings" w:hAnsi="Wingdings" w:hint="default"/>
       </w:rPr>
     </w:lvl>
     <w:lvl w:ilvl="6" w:tplc="3C8E5C6C">
@@ -15361,7 +14704,7 @@
         <w:ind w:left="5400" w:hanging="360"/>
       </w:pPr>
       <w:rPr>
-        <w:rFonts w:hint="default" w:ascii="Symbol" w:hAnsi="Symbol"/>
+        <w:rFonts w:ascii="Symbol" w:hAnsi="Symbol" w:hint="default"/>
       </w:rPr>
     </w:lvl>
     <w:lvl w:ilvl="7" w:tplc="06A06FAA">
@@ -15373,7 +14716,7 @@
         <w:ind w:left="6120" w:hanging="360"/>
       </w:pPr>
       <w:rPr>
-        <w:rFonts w:hint="default" w:ascii="Courier New" w:hAnsi="Courier New"/>
+        <w:rFonts w:ascii="Courier New" w:hAnsi="Courier New" w:hint="default"/>
       </w:rPr>
     </w:lvl>
     <w:lvl w:ilvl="8" w:tplc="2F787974">
@@ -15385,7 +14728,7 @@
         <w:ind w:left="6840" w:hanging="360"/>
       </w:pPr>
       <w:rPr>
-        <w:rFonts w:hint="default" w:ascii="Wingdings" w:hAnsi="Wingdings"/>
+        <w:rFonts w:ascii="Wingdings" w:hAnsi="Wingdings" w:hint="default"/>
       </w:rPr>
     </w:lvl>
   </w:abstractNum>
@@ -15532,11 +14875,11 @@
 </file>
 
 <file path=word/styles.xml><?xml version="1.0" encoding="utf-8"?>
-<w:styles xmlns:wp14="http://schemas.microsoft.com/office/word/2010/wordprocessingDrawing" xmlns:mc="http://schemas.openxmlformats.org/markup-compatibility/2006" xmlns:r="http://schemas.openxmlformats.org/officeDocument/2006/relationships" xmlns:w="http://schemas.openxmlformats.org/wordprocessingml/2006/main" xmlns:w14="http://schemas.microsoft.com/office/word/2010/wordml" xmlns:w15="http://schemas.microsoft.com/office/word/2012/wordml" xmlns:w16cex="http://schemas.microsoft.com/office/word/2018/wordml/cex" xmlns:w16cid="http://schemas.microsoft.com/office/word/2016/wordml/cid" xmlns:w16="http://schemas.microsoft.com/office/word/2018/wordml" xmlns:w16du="http://schemas.microsoft.com/office/word/2023/wordml/word16du" xmlns:w16sdtdh="http://schemas.microsoft.com/office/word/2020/wordml/sdtdatahash" xmlns:w16sdtfl="http://schemas.microsoft.com/office/word/2024/wordml/sdtformatlock" xmlns:w16se="http://schemas.microsoft.com/office/word/2015/wordml/symex" mc:Ignorable="w14 w15 w16se w16cid w16 w16cex w16sdtdh w16sdtfl w16du wp14">
+<w:styles xmlns:mc="http://schemas.openxmlformats.org/markup-compatibility/2006" xmlns:r="http://schemas.openxmlformats.org/officeDocument/2006/relationships" xmlns:w="http://schemas.openxmlformats.org/wordprocessingml/2006/main" xmlns:w14="http://schemas.microsoft.com/office/word/2010/wordml" xmlns:w15="http://schemas.microsoft.com/office/word/2012/wordml" xmlns:w16cex="http://schemas.microsoft.com/office/word/2018/wordml/cex" xmlns:w16cid="http://schemas.microsoft.com/office/word/2016/wordml/cid" xmlns:w16="http://schemas.microsoft.com/office/word/2018/wordml" xmlns:w16du="http://schemas.microsoft.com/office/word/2023/wordml/word16du" xmlns:w16sdtdh="http://schemas.microsoft.com/office/word/2020/wordml/sdtdatahash" xmlns:w16sdtfl="http://schemas.microsoft.com/office/word/2024/wordml/sdtformatlock" xmlns:w16se="http://schemas.microsoft.com/office/word/2015/wordml/symex" mc:Ignorable="w14 w15 w16se w16cid w16 w16cex w16sdtdh w16sdtfl w16du">
   <w:docDefaults>
     <w:rPrDefault>
       <w:rPr>
-        <w:rFonts w:ascii="Times New Roman" w:hAnsi="Times New Roman" w:eastAsia="Times New Roman" w:cs="Times New Roman"/>
+        <w:rFonts w:ascii="Times New Roman" w:eastAsia="Times New Roman" w:hAnsi="Times New Roman" w:cs="Times New Roman"/>
         <w:lang w:val="en-GB" w:eastAsia="en-GB" w:bidi="ar-SA"/>
       </w:rPr>
     </w:rPrDefault>
@@ -15606,7 +14949,7 @@
     <w:lsdException w:name="Table Web 2" w:semiHidden="1" w:unhideWhenUsed="1"/>
     <w:lsdException w:name="Table Web 3" w:semiHidden="1" w:unhideWhenUsed="1"/>
     <w:lsdException w:name="Table Theme" w:semiHidden="1" w:unhideWhenUsed="1"/>
-    <w:lsdException w:name="Placeholder Text" w:uiPriority="99" w:semiHidden="1"/>
+    <w:lsdException w:name="Placeholder Text" w:semiHidden="1" w:uiPriority="99"/>
     <w:lsdException w:name="No Spacing" w:uiPriority="1" w:qFormat="1"/>
     <w:lsdException w:name="Light Shading" w:uiPriority="60"/>
     <w:lsdException w:name="Light List" w:uiPriority="61"/>
@@ -15628,7 +14971,7 @@
     <w:lsdException w:name="Medium Shading 1 Accent 1" w:uiPriority="63"/>
     <w:lsdException w:name="Medium Shading 2 Accent 1" w:uiPriority="64"/>
     <w:lsdException w:name="Medium List 1 Accent 1" w:uiPriority="65"/>
-    <w:lsdException w:name="Revision" w:uiPriority="99" w:semiHidden="1"/>
+    <w:lsdException w:name="Revision" w:semiHidden="1" w:uiPriority="99"/>
     <w:lsdException w:name="List Paragraph" w:uiPriority="34" w:qFormat="1"/>
     <w:lsdException w:name="Quote" w:uiPriority="29" w:qFormat="1"/>
     <w:lsdException w:name="Intense Quote" w:uiPriority="30" w:qFormat="1"/>
@@ -15715,8 +15058,8 @@
     <w:lsdException w:name="Subtle Reference" w:uiPriority="31" w:qFormat="1"/>
     <w:lsdException w:name="Intense Reference" w:uiPriority="32" w:qFormat="1"/>
     <w:lsdException w:name="Book Title" w:uiPriority="33" w:qFormat="1"/>
-    <w:lsdException w:name="Bibliography" w:uiPriority="37" w:semiHidden="1" w:unhideWhenUsed="1"/>
-    <w:lsdException w:name="TOC Heading" w:uiPriority="39" w:semiHidden="1" w:unhideWhenUsed="1" w:qFormat="1"/>
+    <w:lsdException w:name="Bibliography" w:semiHidden="1" w:uiPriority="37" w:unhideWhenUsed="1"/>
+    <w:lsdException w:name="TOC Heading" w:semiHidden="1" w:uiPriority="39" w:unhideWhenUsed="1" w:qFormat="1"/>
     <w:lsdException w:name="Plain Table 1" w:uiPriority="41"/>
     <w:lsdException w:name="Plain Table 2" w:uiPriority="42"/>
     <w:lsdException w:name="Plain Table 3" w:uiPriority="43"/>
@@ -15821,21 +15164,21 @@
     <w:lsdException w:name="List Table 5 Dark Accent 6" w:uiPriority="50"/>
     <w:lsdException w:name="List Table 6 Colorful Accent 6" w:uiPriority="51"/>
     <w:lsdException w:name="List Table 7 Colorful Accent 6" w:uiPriority="52"/>
-    <w:lsdException w:name="Mention" w:uiPriority="99" w:semiHidden="1" w:unhideWhenUsed="1"/>
-    <w:lsdException w:name="Smart Hyperlink" w:uiPriority="99" w:semiHidden="1" w:unhideWhenUsed="1"/>
-    <w:lsdException w:name="Hashtag" w:uiPriority="99" w:semiHidden="1" w:unhideWhenUsed="1"/>
-    <w:lsdException w:name="Unresolved Mention" w:uiPriority="99" w:semiHidden="1" w:unhideWhenUsed="1"/>
-    <w:lsdException w:name="Smart Link" w:uiPriority="99" w:semiHidden="1" w:unhideWhenUsed="1"/>
+    <w:lsdException w:name="Mention" w:semiHidden="1" w:uiPriority="99" w:unhideWhenUsed="1"/>
+    <w:lsdException w:name="Smart Hyperlink" w:semiHidden="1" w:uiPriority="99" w:unhideWhenUsed="1"/>
+    <w:lsdException w:name="Hashtag" w:semiHidden="1" w:uiPriority="99" w:unhideWhenUsed="1"/>
+    <w:lsdException w:name="Unresolved Mention" w:semiHidden="1" w:uiPriority="99" w:unhideWhenUsed="1"/>
+    <w:lsdException w:name="Smart Link" w:semiHidden="1" w:uiPriority="99" w:unhideWhenUsed="1"/>
   </w:latentStyles>
-  <w:style w:type="paragraph" w:styleId="Normal" w:default="1">
+  <w:style w:type="paragraph" w:default="1" w:styleId="Normal">
     <w:name w:val="Normal"/>
     <w:qFormat/>
-    <w:rsid w:val="00C026F0"/>
+    <w:rsid w:val="00F21DE5"/>
     <w:pPr>
       <w:spacing w:after="160" w:line="278" w:lineRule="auto"/>
     </w:pPr>
     <w:rPr>
-      <w:rFonts w:asciiTheme="minorHAnsi" w:hAnsiTheme="minorHAnsi" w:eastAsiaTheme="minorHAnsi" w:cstheme="minorBidi"/>
+      <w:rFonts w:asciiTheme="minorHAnsi" w:eastAsiaTheme="minorHAnsi" w:hAnsiTheme="minorHAnsi" w:cstheme="minorBidi"/>
       <w:kern w:val="2"/>
       <w:sz w:val="24"/>
       <w:szCs w:val="24"/>
@@ -16031,14 +15374,13 @@
       <w:i/>
     </w:rPr>
   </w:style>
-  <w:style w:type="character" w:styleId="DefaultParagraphFont" w:default="1">
+  <w:style w:type="character" w:default="1" w:styleId="DefaultParagraphFont">
     <w:name w:val="Default Paragraph Font"/>
     <w:uiPriority w:val="1"/>
-    <w:semiHidden/>
     <w:unhideWhenUsed/>
-    <w:rsid w:val="00C026F0"/>
+    <w:rsid w:val="00F21DE5"/>
   </w:style>
-  <w:style w:type="table" w:styleId="TableNormal" w:default="1">
+  <w:style w:type="table" w:default="1" w:styleId="TableNormal">
     <w:name w:val="Normal Table"/>
     <w:uiPriority w:val="99"/>
     <w:semiHidden/>
@@ -16053,14 +15395,14 @@
       </w:tblCellMar>
     </w:tblPr>
   </w:style>
-  <w:style w:type="numbering" w:styleId="NoList" w:default="1">
+  <w:style w:type="numbering" w:default="1" w:styleId="NoList">
     <w:name w:val="No List"/>
     <w:uiPriority w:val="99"/>
     <w:semiHidden/>
     <w:unhideWhenUsed/>
-    <w:rsid w:val="00C026F0"/>
+    <w:rsid w:val="00F21DE5"/>
   </w:style>
-  <w:style w:type="paragraph" w:styleId="ESA-Logo" w:customStyle="1">
+  <w:style w:type="paragraph" w:customStyle="1" w:styleId="ESA-Logo">
     <w:name w:val="ESA-Logo"/>
     <w:basedOn w:val="Normal"/>
     <w:rsid w:val="00EA6A6E"/>
@@ -16069,13 +15411,13 @@
       <w:jc w:val="right"/>
     </w:pPr>
   </w:style>
-  <w:style w:type="paragraph" w:styleId="ESA-Classification" w:customStyle="1">
+  <w:style w:type="paragraph" w:customStyle="1" w:styleId="ESA-Classification">
     <w:name w:val="ESA-Classification"/>
     <w:basedOn w:val="Normal"/>
     <w:next w:val="Normal"/>
     <w:rsid w:val="00546807"/>
     <w:pPr>
-      <w:framePr w:wrap="around" w:hAnchor="text" w:vAnchor="text" w:y="1"/>
+      <w:framePr w:wrap="around" w:vAnchor="text" w:hAnchor="text" w:y="1"/>
       <w:spacing w:line="240" w:lineRule="exact"/>
     </w:pPr>
     <w:rPr>
@@ -16172,7 +15514,7 @@
       <w:lang w:val="sv-SE"/>
     </w:rPr>
   </w:style>
-  <w:style w:type="paragraph" w:styleId="NormalPage1" w:customStyle="1">
+  <w:style w:type="paragraph" w:customStyle="1" w:styleId="NormalPage1">
     <w:name w:val="NormalPage1"/>
     <w:basedOn w:val="Normal"/>
     <w:rsid w:val="00FB6777"/>
@@ -16183,7 +15525,7 @@
       <w:szCs w:val="20"/>
     </w:rPr>
   </w:style>
-  <w:style w:type="paragraph" w:styleId="Bullets" w:customStyle="1">
+  <w:style w:type="paragraph" w:customStyle="1" w:styleId="Bullets">
     <w:name w:val="Bullets"/>
     <w:basedOn w:val="Normal"/>
     <w:rsid w:val="00FB6777"/>
@@ -16247,7 +15589,7 @@
       <w:szCs w:val="16"/>
     </w:rPr>
   </w:style>
-  <w:style w:type="paragraph" w:styleId="unnumberedheading" w:customStyle="1">
+  <w:style w:type="paragraph" w:customStyle="1" w:styleId="unnumberedheading">
     <w:name w:val="unnumbered heading"/>
     <w:basedOn w:val="Heading1"/>
     <w:rsid w:val="00B47B73"/>
@@ -16263,7 +15605,7 @@
       <w:sz w:val="24"/>
     </w:rPr>
   </w:style>
-  <w:style w:type="paragraph" w:styleId="unnumbered11" w:customStyle="1">
+  <w:style w:type="paragraph" w:customStyle="1" w:styleId="unnumbered11">
     <w:name w:val="unnumbered 1.1"/>
     <w:basedOn w:val="Heading2"/>
     <w:next w:val="Normal"/>
@@ -16310,7 +15652,7 @@
     <w:uiPriority w:val="66"/>
     <w:rsid w:val="00853F39"/>
     <w:rPr>
-      <w:rFonts w:asciiTheme="majorHAnsi" w:hAnsiTheme="majorHAnsi" w:eastAsiaTheme="majorEastAsia" w:cstheme="majorBidi"/>
+      <w:rFonts w:asciiTheme="majorHAnsi" w:eastAsiaTheme="majorEastAsia" w:hAnsiTheme="majorHAnsi" w:cstheme="majorBidi"/>
       <w:color w:val="000000" w:themeColor="text1"/>
       <w:sz w:val="22"/>
       <w:szCs w:val="22"/>
@@ -16320,10 +15662,10 @@
       <w:tblStyleRowBandSize w:val="1"/>
       <w:tblStyleColBandSize w:val="1"/>
       <w:tblBorders>
-        <w:top w:val="single" w:color="4472C4" w:themeColor="accent1" w:sz="8" w:space="0"/>
-        <w:left w:val="single" w:color="4472C4" w:themeColor="accent1" w:sz="8" w:space="0"/>
-        <w:bottom w:val="single" w:color="4472C4" w:themeColor="accent1" w:sz="8" w:space="0"/>
-        <w:right w:val="single" w:color="4472C4" w:themeColor="accent1" w:sz="8" w:space="0"/>
+        <w:top w:val="single" w:sz="8" w:space="0" w:color="4472C4" w:themeColor="accent1"/>
+        <w:left w:val="single" w:sz="8" w:space="0" w:color="4472C4" w:themeColor="accent1"/>
+        <w:bottom w:val="single" w:sz="8" w:space="0" w:color="4472C4" w:themeColor="accent1"/>
+        <w:right w:val="single" w:sz="8" w:space="0" w:color="4472C4" w:themeColor="accent1"/>
       </w:tblBorders>
     </w:tblPr>
     <w:tblStylePr w:type="firstRow">
@@ -16336,7 +15678,7 @@
         <w:tcBorders>
           <w:top w:val="nil"/>
           <w:left w:val="nil"/>
-          <w:bottom w:val="single" w:color="4472C4" w:themeColor="accent1" w:sz="24" w:space="0"/>
+          <w:bottom w:val="single" w:sz="24" w:space="0" w:color="4472C4" w:themeColor="accent1"/>
           <w:right w:val="nil"/>
           <w:insideH w:val="nil"/>
           <w:insideV w:val="nil"/>
@@ -16348,7 +15690,7 @@
       <w:tblPr/>
       <w:tcPr>
         <w:tcBorders>
-          <w:top w:val="single" w:color="4472C4" w:themeColor="accent1" w:sz="8" w:space="0"/>
+          <w:top w:val="single" w:sz="8" w:space="0" w:color="4472C4" w:themeColor="accent1"/>
           <w:left w:val="nil"/>
           <w:bottom w:val="nil"/>
           <w:right w:val="nil"/>
@@ -16365,7 +15707,7 @@
           <w:top w:val="nil"/>
           <w:left w:val="nil"/>
           <w:bottom w:val="nil"/>
-          <w:right w:val="single" w:color="4472C4" w:themeColor="accent1" w:sz="8" w:space="0"/>
+          <w:right w:val="single" w:sz="8" w:space="0" w:color="4472C4" w:themeColor="accent1"/>
           <w:insideH w:val="nil"/>
           <w:insideV w:val="nil"/>
         </w:tcBorders>
@@ -16377,7 +15719,7 @@
       <w:tcPr>
         <w:tcBorders>
           <w:top w:val="nil"/>
-          <w:left w:val="single" w:color="4472C4" w:themeColor="accent1" w:sz="8" w:space="0"/>
+          <w:left w:val="single" w:sz="8" w:space="0" w:color="4472C4" w:themeColor="accent1"/>
           <w:bottom w:val="nil"/>
           <w:right w:val="nil"/>
           <w:insideH w:val="nil"/>
@@ -16429,7 +15771,7 @@
 </file>
 
 <file path=word/theme/theme1.xml><?xml version="1.0" encoding="utf-8"?>
-<a:theme xmlns:a="http://schemas.openxmlformats.org/drawingml/2006/main" xmlns:thm15="http://schemas.microsoft.com/office/thememl/2012/main" name="Office Theme">
+<a:theme xmlns:a="http://schemas.openxmlformats.org/drawingml/2006/main" name="Office Theme">
   <a:themeElements>
     <a:clrScheme name="Office">
       <a:dk1>
